--- a/Documentations/Dynamic Trailing Stop & Profit Target System.docx
+++ b/Documentations/Dynamic Trailing Stop & Profit Target System.docx
@@ -14,7 +14,7 @@
           <w:b/>
           <w:bCs/>
         </w:rPr>
-        <w:t>Functional Specification v2.3 - Entry-Agnostic Protection with Enhanced Safety</w:t>
+        <w:t>Functional Specification v2.4 - Entry-Agnostic Protection with Survivor's Capital Preservation</w:t>
       </w:r>
     </w:p>
     <w:p>
@@ -34,7 +34,37 @@
     </w:p>
     <w:p>
       <w:r>
-        <w:t>An automated position management system that dynamically adjusts stop-loss (SL) and take-profit (TP) levels based on real-time market conditions. Designed for hands-off operation with hundreds of positions across forex, commodities, crypto, and indices.</w:t>
+        <w:t>An automated position management system designed specifically for </w:t>
+      </w:r>
+      <w:r>
+        <w:rPr>
+          <w:b/>
+          <w:bCs/>
+        </w:rPr>
+        <w:t>recovering traders</w:t>
+      </w:r>
+      <w:r>
+        <w:t> who have experienced account losses and prioritize </w:t>
+      </w:r>
+      <w:r>
+        <w:rPr>
+          <w:b/>
+          <w:bCs/>
+        </w:rPr>
+        <w:t>capital preservation above all else</w:t>
+      </w:r>
+      <w:r>
+        <w:t>. Implements a </w:t>
+      </w:r>
+      <w:r>
+        <w:rPr>
+          <w:b/>
+          <w:bCs/>
+        </w:rPr>
+        <w:t>survivor's mindset</w:t>
+      </w:r>
+      <w:r>
+        <w:t> with progressive profit protection that balances safety with letting winners run.</w:t>
       </w:r>
     </w:p>
     <w:p>
@@ -50,7 +80,7 @@
       <w:pPr>
         <w:numPr>
           <w:ilvl w:val="0"/>
-          <w:numId w:val="101"/>
+          <w:numId w:val="113"/>
         </w:numPr>
       </w:pPr>
       <w:r>
@@ -68,7 +98,7 @@
       <w:pPr>
         <w:numPr>
           <w:ilvl w:val="0"/>
-          <w:numId w:val="101"/>
+          <w:numId w:val="113"/>
         </w:numPr>
       </w:pPr>
       <w:r>
@@ -79,14 +109,50 @@
         <w:t>Entry-Agnostic Protection</w:t>
       </w:r>
       <w:r>
-        <w:t> - Works regardless of entry position relative to Bollinger Bands</w:t>
+        <w:t> - Works regardless of entry position</w:t>
       </w:r>
     </w:p>
     <w:p>
       <w:pPr>
         <w:numPr>
           <w:ilvl w:val="0"/>
-          <w:numId w:val="101"/>
+          <w:numId w:val="113"/>
+        </w:numPr>
+      </w:pPr>
+      <w:r>
+        <w:rPr>
+          <w:b/>
+          <w:bCs/>
+        </w:rPr>
+        <w:t>Survivor's Profit Protection</w:t>
+      </w:r>
+      <w:r>
+        <w:t> - Slower profit locking for better trade development</w:t>
+      </w:r>
+    </w:p>
+    <w:p>
+      <w:pPr>
+        <w:numPr>
+          <w:ilvl w:val="0"/>
+          <w:numId w:val="113"/>
+        </w:numPr>
+      </w:pPr>
+      <w:r>
+        <w:rPr>
+          <w:b/>
+          <w:bCs/>
+        </w:rPr>
+        <w:t>Capital Recovery Tracking</w:t>
+      </w:r>
+      <w:r>
+        <w:t> - Psychological milestones for recovery</w:t>
+      </w:r>
+    </w:p>
+    <w:p>
+      <w:pPr>
+        <w:numPr>
+          <w:ilvl w:val="0"/>
+          <w:numId w:val="113"/>
         </w:numPr>
       </w:pPr>
       <w:r>
@@ -104,7 +170,7 @@
       <w:pPr>
         <w:numPr>
           <w:ilvl w:val="0"/>
-          <w:numId w:val="101"/>
+          <w:numId w:val="113"/>
         </w:numPr>
       </w:pPr>
       <w:r>
@@ -122,7 +188,7 @@
       <w:pPr>
         <w:numPr>
           <w:ilvl w:val="0"/>
-          <w:numId w:val="101"/>
+          <w:numId w:val="113"/>
         </w:numPr>
       </w:pPr>
       <w:r>
@@ -140,7 +206,7 @@
       <w:pPr>
         <w:numPr>
           <w:ilvl w:val="0"/>
-          <w:numId w:val="101"/>
+          <w:numId w:val="113"/>
         </w:numPr>
       </w:pPr>
       <w:r>
@@ -158,7 +224,7 @@
       <w:pPr>
         <w:numPr>
           <w:ilvl w:val="0"/>
-          <w:numId w:val="101"/>
+          <w:numId w:val="113"/>
         </w:numPr>
       </w:pPr>
       <w:r>
@@ -174,49 +240,6 @@
     </w:p>
     <w:p>
       <w:pPr>
-        <w:numPr>
-          <w:ilvl w:val="0"/>
-          <w:numId w:val="101"/>
-        </w:numPr>
-      </w:pPr>
-      <w:r>
-        <w:rPr>
-          <w:b/>
-          <w:bCs/>
-        </w:rPr>
-        <w:t>Clean, Efficient Operation</w:t>
-      </w:r>
-      <w:r>
-        <w:t> - Minimal logs, comprehensive summaries</w:t>
-      </w:r>
-    </w:p>
-    <w:p>
-      <w:pPr>
-        <w:numPr>
-          <w:ilvl w:val="0"/>
-          <w:numId w:val="101"/>
-        </w:numPr>
-      </w:pPr>
-      <w:r>
-        <w:rPr>
-          <w:b/>
-          <w:bCs/>
-        </w:rPr>
-        <w:t>Four-Hour Alignment</w:t>
-      </w:r>
-      <w:r>
-        <w:t> - Synced with H4 Bollinger Band updates</w:t>
-      </w:r>
-    </w:p>
-    <w:p>
-      <w:r>
-        <w:pict w14:anchorId="62442B21">
-          <v:rect id="_x0000_i1137" style="width:0;height:.75pt" o:hralign="center" o:hrstd="t" o:hr="t" fillcolor="#a0a0a0" stroked="f"/>
-        </w:pict>
-      </w:r>
-    </w:p>
-    <w:p>
-      <w:pPr>
         <w:rPr>
           <w:b/>
           <w:bCs/>
@@ -232,80 +255,14 @@
     </w:p>
     <w:p>
       <w:r>
-        <w:t>Traditional fixed SL/TP approach fails because:</w:t>
+        <w:t>Traditional fixed SL/TP and aggressive protection systems fail for recovering traders because:</w:t>
       </w:r>
     </w:p>
     <w:p>
       <w:pPr>
         <w:numPr>
           <w:ilvl w:val="0"/>
-          <w:numId w:val="102"/>
-        </w:numPr>
-      </w:pPr>
-      <w:r>
-        <w:t>Large gaps between adjustment levels (25-50% gap in previous versions)</w:t>
-      </w:r>
-    </w:p>
-    <w:p>
-      <w:pPr>
-        <w:numPr>
-          <w:ilvl w:val="0"/>
-          <w:numId w:val="102"/>
-        </w:numPr>
-      </w:pPr>
-      <w:r>
-        <w:t>MT5 frequently rejects stops due to insufficient distance from price</w:t>
-      </w:r>
-    </w:p>
-    <w:p>
-      <w:pPr>
-        <w:numPr>
-          <w:ilvl w:val="0"/>
-          <w:numId w:val="102"/>
-        </w:numPr>
-      </w:pPr>
-      <w:r>
-        <w:t>Doesn't adapt to changing market volatility</w:t>
-      </w:r>
-    </w:p>
-    <w:p>
-      <w:pPr>
-        <w:numPr>
-          <w:ilvl w:val="0"/>
-          <w:numId w:val="102"/>
-        </w:numPr>
-      </w:pPr>
-      <w:r>
-        <w:t>Requires constant manual oversight at scale</w:t>
-      </w:r>
-    </w:p>
-    <w:p>
-      <w:pPr>
-        <w:numPr>
-          <w:ilvl w:val="0"/>
-          <w:numId w:val="102"/>
-        </w:numPr>
-      </w:pPr>
-      <w:r>
-        <w:t>Cuts winning trades prematurely or too late</w:t>
-      </w:r>
-    </w:p>
-    <w:p>
-      <w:pPr>
-        <w:numPr>
-          <w:ilvl w:val="0"/>
-          <w:numId w:val="102"/>
-        </w:numPr>
-      </w:pPr>
-      <w:r>
-        <w:t>Treats all instruments identically regardless of volatility</w:t>
-      </w:r>
-    </w:p>
-    <w:p>
-      <w:pPr>
-        <w:numPr>
-          <w:ilvl w:val="0"/>
-          <w:numId w:val="102"/>
+          <w:numId w:val="114"/>
         </w:numPr>
       </w:pPr>
       <w:r>
@@ -313,17 +270,121 @@
           <w:b/>
           <w:bCs/>
         </w:rPr>
-        <w:t>Entry position bias</w:t>
-      </w:r>
-      <w:r>
-        <w:t> - Previous versions had illogical references to middle BB</w:t>
-      </w:r>
-    </w:p>
-    <w:p>
-      <w:r>
-        <w:pict w14:anchorId="6C377C0F">
-          <v:rect id="_x0000_i1138" style="width:0;height:.75pt" o:hralign="center" o:hrstd="t" o:hr="t" fillcolor="#a0a0a0" stroked="f"/>
-        </w:pict>
+        <w:t>Overly tight stops</w:t>
+      </w:r>
+      <w:r>
+        <w:t> - Stop out good trades due to normal market noise</w:t>
+      </w:r>
+    </w:p>
+    <w:p>
+      <w:pPr>
+        <w:numPr>
+          <w:ilvl w:val="0"/>
+          <w:numId w:val="114"/>
+        </w:numPr>
+      </w:pPr>
+      <w:r>
+        <w:rPr>
+          <w:b/>
+          <w:bCs/>
+        </w:rPr>
+        <w:t>Psychological pressure</w:t>
+      </w:r>
+      <w:r>
+        <w:t> - Fear-based trading leads to premature exits</w:t>
+      </w:r>
+    </w:p>
+    <w:p>
+      <w:pPr>
+        <w:numPr>
+          <w:ilvl w:val="0"/>
+          <w:numId w:val="114"/>
+        </w:numPr>
+      </w:pPr>
+      <w:r>
+        <w:rPr>
+          <w:b/>
+          <w:bCs/>
+        </w:rPr>
+        <w:t>No recovery tracking</w:t>
+      </w:r>
+      <w:r>
+        <w:t> - No visibility into capital recovery progress</w:t>
+      </w:r>
+    </w:p>
+    <w:p>
+      <w:pPr>
+        <w:numPr>
+          <w:ilvl w:val="0"/>
+          <w:numId w:val="114"/>
+        </w:numPr>
+      </w:pPr>
+      <w:r>
+        <w:rPr>
+          <w:b/>
+          <w:bCs/>
+        </w:rPr>
+        <w:t>Aggressive profit locking</w:t>
+      </w:r>
+      <w:r>
+        <w:t> - Cuts winners before they fully develop</w:t>
+      </w:r>
+    </w:p>
+    <w:p>
+      <w:pPr>
+        <w:numPr>
+          <w:ilvl w:val="0"/>
+          <w:numId w:val="114"/>
+        </w:numPr>
+      </w:pPr>
+      <w:r>
+        <w:rPr>
+          <w:b/>
+          <w:bCs/>
+        </w:rPr>
+        <w:t>Emotional trading</w:t>
+      </w:r>
+      <w:r>
+        <w:t> - Trauma from past losses undermines decision-making</w:t>
+      </w:r>
+    </w:p>
+    <w:p>
+      <w:pPr>
+        <w:rPr>
+          <w:b/>
+          <w:bCs/>
+        </w:rPr>
+      </w:pPr>
+      <w:r>
+        <w:rPr>
+          <w:b/>
+          <w:bCs/>
+        </w:rPr>
+        <w:t>3. System Architecture </w:t>
+      </w:r>
+      <w:r>
+        <w:rPr>
+          <w:b/>
+          <w:bCs/>
+          <w:i/>
+          <w:iCs/>
+        </w:rPr>
+        <w:t>(unchanged)</w:t>
+      </w:r>
+    </w:p>
+    <w:p>
+      <w:pPr>
+        <w:rPr>
+          <w:b/>
+          <w:bCs/>
+        </w:rPr>
+      </w:pPr>
+      <w:r>
+        <w:rPr>
+          <w:b/>
+          <w:bCs/>
+        </w:rPr>
+        <w:t>4. Core Adjustment Logic</w:t>
       </w:r>
     </w:p>
     <w:p>
@@ -339,23 +400,16 @@
           <w:bCs/>
         </w:rPr>
         <w:lastRenderedPageBreak/>
-        <w:t>3. System Architecture</w:t>
-      </w:r>
-    </w:p>
-    <w:p>
+        <w:t>4.1 Volatility-Normalized Profit Calculation </w:t>
+      </w:r>
       <w:r>
         <w:rPr>
+          <w:b/>
+          <w:bCs/>
           <w:i/>
           <w:iCs/>
         </w:rPr>
-        <w:t>(Remains unchanged - same robust architecture)</w:t>
-      </w:r>
-    </w:p>
-    <w:p>
-      <w:r>
-        <w:pict w14:anchorId="279F3AF2">
-          <v:rect id="_x0000_i1139" style="width:0;height:.75pt" o:hralign="center" o:hrstd="t" o:hr="t" fillcolor="#a0a0a0" stroked="f"/>
-        </w:pict>
+        <w:t>(unchanged)</w:t>
       </w:r>
     </w:p>
     <w:p>
@@ -370,138 +424,7 @@
           <w:b/>
           <w:bCs/>
         </w:rPr>
-        <w:t>4. Core Adjustment Logic</w:t>
-      </w:r>
-    </w:p>
-    <w:p>
-      <w:pPr>
-        <w:rPr>
-          <w:b/>
-          <w:bCs/>
-        </w:rPr>
-      </w:pPr>
-      <w:r>
-        <w:rPr>
-          <w:b/>
-          <w:bCs/>
-        </w:rPr>
-        <w:t>4.1 Volatility-Normalized Profit Calculation</w:t>
-      </w:r>
-    </w:p>
-    <w:p>
-      <w:r>
-        <w:t>python</w:t>
-      </w:r>
-    </w:p>
-    <w:p>
-      <w:r>
-        <w:t>Profit_Ratio = Absolute(Current_Price - Entry_Price) / Bollinger_Band_Width_Pips</w:t>
-      </w:r>
-    </w:p>
-    <w:p>
-      <w:r>
-        <w:rPr>
-          <w:b/>
-          <w:bCs/>
-        </w:rPr>
-        <w:t>Where:</w:t>
-      </w:r>
-    </w:p>
-    <w:p>
-      <w:pPr>
-        <w:numPr>
-          <w:ilvl w:val="0"/>
-          <w:numId w:val="103"/>
-        </w:numPr>
-      </w:pPr>
-      <w:r>
-        <w:t>Absolute(Current_Price - Entry_Price) = Profit/Loss in pips (absolute value)</w:t>
-      </w:r>
-    </w:p>
-    <w:p>
-      <w:pPr>
-        <w:numPr>
-          <w:ilvl w:val="0"/>
-          <w:numId w:val="103"/>
-        </w:numPr>
-      </w:pPr>
-      <w:r>
-        <w:t>Bollinger_Band_Width_Pips = (Upper_Band - Lower_Band) in pips</w:t>
-      </w:r>
-    </w:p>
-    <w:p>
-      <w:r>
-        <w:rPr>
-          <w:b/>
-          <w:bCs/>
-        </w:rPr>
-        <w:t>Benefits:</w:t>
-      </w:r>
-    </w:p>
-    <w:p>
-      <w:pPr>
-        <w:numPr>
-          <w:ilvl w:val="0"/>
-          <w:numId w:val="104"/>
-        </w:numPr>
-      </w:pPr>
-      <w:r>
-        <w:t>0.25 profit ratio means same relative gain regardless of instrument volatility</w:t>
-      </w:r>
-    </w:p>
-    <w:p>
-      <w:pPr>
-        <w:numPr>
-          <w:ilvl w:val="0"/>
-          <w:numId w:val="104"/>
-        </w:numPr>
-      </w:pPr>
-      <w:r>
-        <w:t>Automatically adapts to changing market conditions</w:t>
-      </w:r>
-    </w:p>
-    <w:p>
-      <w:pPr>
-        <w:numPr>
-          <w:ilvl w:val="0"/>
-          <w:numId w:val="104"/>
-        </w:numPr>
-      </w:pPr>
-      <w:r>
-        <w:t>Consistent thresholds across all trading pairs</w:t>
-      </w:r>
-    </w:p>
-    <w:p>
-      <w:pPr>
-        <w:numPr>
-          <w:ilvl w:val="0"/>
-          <w:numId w:val="104"/>
-        </w:numPr>
-      </w:pPr>
-      <w:r>
-        <w:rPr>
-          <w:b/>
-          <w:bCs/>
-        </w:rPr>
-        <w:t>Entry position irrelevant</w:t>
-      </w:r>
-      <w:r>
-        <w:t> - pure profit-to-volatility ratio</w:t>
-      </w:r>
-    </w:p>
-    <w:p>
-      <w:pPr>
-        <w:rPr>
-          <w:b/>
-          <w:bCs/>
-        </w:rPr>
-      </w:pPr>
-      <w:r>
-        <w:rPr>
-          <w:b/>
-          <w:bCs/>
-        </w:rPr>
-        <w:t>4.2 Enhanced 10-Stage Determination Matrix (Entry-Agnostic)</w:t>
+        <w:t>4.2 Enhanced 10-Stage Determination Matrix (Survivor's Edition)</w:t>
       </w:r>
     </w:p>
     <w:tbl>
@@ -516,12 +439,12 @@
         <w:tblLook w:val="04A0" w:firstRow="1" w:lastRow="0" w:firstColumn="1" w:lastColumn="0" w:noHBand="0" w:noVBand="1"/>
       </w:tblPr>
       <w:tblGrid>
-        <w:gridCol w:w="1352"/>
-        <w:gridCol w:w="1237"/>
-        <w:gridCol w:w="1604"/>
-        <w:gridCol w:w="1677"/>
-        <w:gridCol w:w="1781"/>
-        <w:gridCol w:w="1709"/>
+        <w:gridCol w:w="1320"/>
+        <w:gridCol w:w="1246"/>
+        <w:gridCol w:w="1607"/>
+        <w:gridCol w:w="1685"/>
+        <w:gridCol w:w="1787"/>
+        <w:gridCol w:w="1715"/>
       </w:tblGrid>
       <w:tr>
         <w:trPr>
@@ -669,10 +592,6 @@
           </w:tcPr>
           <w:p>
             <w:r>
-              <w:rPr>
-                <w:b/>
-                <w:bCs/>
-              </w:rPr>
               <w:t>STAGE_0</w:t>
             </w:r>
           </w:p>
@@ -783,10 +702,6 @@
           </w:tcPr>
           <w:p>
             <w:r>
-              <w:rPr>
-                <w:b/>
-                <w:bCs/>
-              </w:rPr>
               <w:t>STAGE_1</w:t>
             </w:r>
           </w:p>
@@ -841,7 +756,7 @@
           </w:tcPr>
           <w:p>
             <w:r>
-              <w:t>40% profit protection</w:t>
+              <w:t>25% profit protection</w:t>
             </w:r>
           </w:p>
         </w:tc>
@@ -897,10 +812,6 @@
           </w:tcPr>
           <w:p>
             <w:r>
-              <w:rPr>
-                <w:b/>
-                <w:bCs/>
-              </w:rPr>
               <w:t>STAGE_1A</w:t>
             </w:r>
           </w:p>
@@ -955,7 +866,7 @@
           </w:tcPr>
           <w:p>
             <w:r>
-              <w:t>55% profit protection</w:t>
+              <w:t>40% profit protection</w:t>
             </w:r>
           </w:p>
         </w:tc>
@@ -1011,11 +922,6 @@
           </w:tcPr>
           <w:p>
             <w:r>
-              <w:rPr>
-                <w:b/>
-                <w:bCs/>
-              </w:rPr>
-              <w:lastRenderedPageBreak/>
               <w:t>STAGE_2A</w:t>
             </w:r>
           </w:p>
@@ -1070,7 +976,7 @@
           </w:tcPr>
           <w:p>
             <w:r>
-              <w:t>65% profit protection</w:t>
+              <w:t>50% profit protection</w:t>
             </w:r>
           </w:p>
         </w:tc>
@@ -1126,10 +1032,6 @@
           </w:tcPr>
           <w:p>
             <w:r>
-              <w:rPr>
-                <w:b/>
-                <w:bCs/>
-              </w:rPr>
               <w:t>STAGE_2B</w:t>
             </w:r>
           </w:p>
@@ -1184,7 +1086,7 @@
           </w:tcPr>
           <w:p>
             <w:r>
-              <w:t>75% profit protection</w:t>
+              <w:t>60% profit protection</w:t>
             </w:r>
           </w:p>
         </w:tc>
@@ -1240,10 +1142,6 @@
           </w:tcPr>
           <w:p>
             <w:r>
-              <w:rPr>
-                <w:b/>
-                <w:bCs/>
-              </w:rPr>
               <w:t>STAGE_2C</w:t>
             </w:r>
           </w:p>
@@ -1298,7 +1196,7 @@
           </w:tcPr>
           <w:p>
             <w:r>
-              <w:t>80% profit protection</w:t>
+              <w:t>70% profit protection</w:t>
             </w:r>
           </w:p>
         </w:tc>
@@ -1354,10 +1252,6 @@
           </w:tcPr>
           <w:p>
             <w:r>
-              <w:rPr>
-                <w:b/>
-                <w:bCs/>
-              </w:rPr>
               <w:t>STAGE_3A</w:t>
             </w:r>
           </w:p>
@@ -1412,7 +1306,7 @@
           </w:tcPr>
           <w:p>
             <w:r>
-              <w:t>85% profit protection</w:t>
+              <w:t>75% profit protection</w:t>
             </w:r>
           </w:p>
         </w:tc>
@@ -1468,10 +1362,6 @@
           </w:tcPr>
           <w:p>
             <w:r>
-              <w:rPr>
-                <w:b/>
-                <w:bCs/>
-              </w:rPr>
               <w:t>STAGE_3B</w:t>
             </w:r>
           </w:p>
@@ -1582,10 +1472,6 @@
           </w:tcPr>
           <w:p>
             <w:r>
-              <w:rPr>
-                <w:b/>
-                <w:bCs/>
-              </w:rPr>
               <w:t>STAGE_4</w:t>
             </w:r>
           </w:p>
@@ -1696,10 +1582,7 @@
           </w:tcPr>
           <w:p>
             <w:r>
-              <w:rPr>
-                <w:b/>
-                <w:bCs/>
-              </w:rPr>
+              <w:lastRenderedPageBreak/>
               <w:t>STAGE_5</w:t>
             </w:r>
           </w:p>
@@ -1797,23 +1680,98 @@
       </w:tr>
     </w:tbl>
     <w:p>
-      <w:pPr>
+      <w:r>
         <w:rPr>
           <w:b/>
           <w:bCs/>
         </w:rPr>
-      </w:pPr>
-      <w:r>
+        <w:t>Survivor's Philosophy:</w:t>
+      </w:r>
+      <w:r>
+        <w:t> Progressive profit locking (25-75%) to:</w:t>
+      </w:r>
+    </w:p>
+    <w:p>
+      <w:pPr>
+        <w:numPr>
+          <w:ilvl w:val="0"/>
+          <w:numId w:val="115"/>
+        </w:numPr>
+      </w:pPr>
+      <w:r>
+        <w:t>Allow trades more room to develop into winners</w:t>
+      </w:r>
+    </w:p>
+    <w:p>
+      <w:pPr>
+        <w:numPr>
+          <w:ilvl w:val="0"/>
+          <w:numId w:val="115"/>
+        </w:numPr>
+      </w:pPr>
+      <w:r>
+        <w:t>Reduce frustration from premature breakeven stops</w:t>
+      </w:r>
+    </w:p>
+    <w:p>
+      <w:pPr>
+        <w:numPr>
+          <w:ilvl w:val="0"/>
+          <w:numId w:val="115"/>
+        </w:numPr>
+      </w:pPr>
+      <w:r>
+        <w:t>Build confidence through more completed trades</w:t>
+      </w:r>
+    </w:p>
+    <w:p>
+      <w:pPr>
+        <w:numPr>
+          <w:ilvl w:val="0"/>
+          <w:numId w:val="115"/>
+        </w:numPr>
+      </w:pPr>
+      <w:r>
+        <w:t>Maintain protective stance while letting winners breathe</w:t>
+      </w:r>
+    </w:p>
+    <w:p>
+      <w:pPr>
         <w:rPr>
           <w:b/>
           <w:bCs/>
         </w:rPr>
-        <w:t>4.3 Stage Transition with Hysteresis</w:t>
-      </w:r>
-    </w:p>
-    <w:p>
-      <w:r>
-        <w:t>To prevent excessive adjustments from market noise, stage transitions incorporate intelligent hysteresis:</w:t>
+      </w:pPr>
+      <w:r>
+        <w:rPr>
+          <w:b/>
+          <w:bCs/>
+        </w:rPr>
+        <w:t>4.3 Stage Transition with Hysteresis </w:t>
+      </w:r>
+      <w:r>
+        <w:rPr>
+          <w:b/>
+          <w:bCs/>
+          <w:i/>
+          <w:iCs/>
+        </w:rPr>
+        <w:t>(unchanged)</w:t>
+      </w:r>
+    </w:p>
+    <w:p>
+      <w:pPr>
+        <w:rPr>
+          <w:b/>
+          <w:bCs/>
+        </w:rPr>
+      </w:pPr>
+      <w:r>
+        <w:rPr>
+          <w:b/>
+          <w:bCs/>
+        </w:rPr>
+        <w:t>4.4 Enhanced Safe Distance Protection with Survivor's Buffer</w:t>
       </w:r>
     </w:p>
     <w:p>
@@ -1823,207 +1781,49 @@
     </w:p>
     <w:p>
       <w:r>
-        <w:t>STAGE_HYSTERESIS = {</w:t>
-      </w:r>
-    </w:p>
-    <w:p>
-      <w:r>
-        <w:t xml:space="preserve">    'up_buffer': 0.02,     </w:t>
+        <w:t>def ensure_safe_distance(new_sl, current_price, bb_width_pips, position_type, stage):</w:t>
+      </w:r>
+    </w:p>
+    <w:p>
+      <w:r>
+        <w:t xml:space="preserve">    """</w:t>
+      </w:r>
+    </w:p>
+    <w:p>
+      <w:r>
+        <w:t xml:space="preserve">    Ensures SL is a safe distance from current price with survivor's considerations</w:t>
+      </w:r>
+    </w:p>
+    <w:p>
+      <w:r>
+        <w:t xml:space="preserve">    """</w:t>
+      </w:r>
+    </w:p>
+    <w:p>
+      <w:r>
+        <w:t xml:space="preserve">    pip_size = get_pip_size(symbol)</w:t>
+      </w:r>
+    </w:p>
+    <w:p>
+      <w:r>
+        <w:t xml:space="preserve">    current_spread = get_current_spread(symbol)</w:t>
+      </w:r>
+    </w:p>
+    <w:p>
+      <w:r>
+        <w:t xml:space="preserve">    </w:t>
+      </w:r>
+    </w:p>
+    <w:p>
+      <w:r>
+        <w:t xml:space="preserve">    </w:t>
       </w:r>
       <w:r>
         <w:rPr>
           <w:i/>
           <w:iCs/>
         </w:rPr>
-        <w:t># +2% to move to higher stage</w:t>
-      </w:r>
-    </w:p>
-    <w:p>
-      <w:r>
-        <w:t xml:space="preserve">    'down_buffer': 0.03,   </w:t>
-      </w:r>
-      <w:r>
-        <w:rPr>
-          <w:i/>
-          <w:iCs/>
-        </w:rPr>
-        <w:t># -3% to move to lower stage</w:t>
-      </w:r>
-    </w:p>
-    <w:p>
-      <w:r>
-        <w:lastRenderedPageBreak/>
-        <w:t xml:space="preserve">    'min_stage_time': 2,   </w:t>
-      </w:r>
-      <w:r>
-        <w:rPr>
-          <w:i/>
-          <w:iCs/>
-        </w:rPr>
-        <w:t># Minimum cycles before downgrade</w:t>
-      </w:r>
-    </w:p>
-    <w:p>
-      <w:r>
-        <w:t>}</w:t>
-      </w:r>
-    </w:p>
-    <w:p>
-      <w:r>
-        <w:rPr>
-          <w:b/>
-          <w:bCs/>
-        </w:rPr>
-        <w:t>Transition Rules:</w:t>
-      </w:r>
-    </w:p>
-    <w:p>
-      <w:pPr>
-        <w:numPr>
-          <w:ilvl w:val="0"/>
-          <w:numId w:val="105"/>
-        </w:numPr>
-      </w:pPr>
-      <w:r>
-        <w:rPr>
-          <w:b/>
-          <w:bCs/>
-        </w:rPr>
-        <w:t>Move UP</w:t>
-      </w:r>
-      <w:r>
-        <w:t> from Stage X to Stage X+1: Ratio must exceed threshold by up_buffer</w:t>
-      </w:r>
-    </w:p>
-    <w:p>
-      <w:pPr>
-        <w:numPr>
-          <w:ilvl w:val="0"/>
-          <w:numId w:val="105"/>
-        </w:numPr>
-      </w:pPr>
-      <w:r>
-        <w:rPr>
-          <w:b/>
-          <w:bCs/>
-        </w:rPr>
-        <w:t>Move DOWN</w:t>
-      </w:r>
-      <w:r>
-        <w:t> from Stage X to Stage X-1: Ratio must fall below threshold by down_buffer AND minimum time elapsed</w:t>
-      </w:r>
-    </w:p>
-    <w:p>
-      <w:pPr>
-        <w:numPr>
-          <w:ilvl w:val="0"/>
-          <w:numId w:val="105"/>
-        </w:numPr>
-      </w:pPr>
-      <w:r>
-        <w:rPr>
-          <w:b/>
-          <w:bCs/>
-        </w:rPr>
-        <w:t>Stage Lock</w:t>
-      </w:r>
-      <w:r>
-        <w:t>: Once a position reaches Stage 2C or higher, it cannot fall below Stage 2A</w:t>
-      </w:r>
-    </w:p>
-    <w:p>
-      <w:pPr>
-        <w:numPr>
-          <w:ilvl w:val="0"/>
-          <w:numId w:val="105"/>
-        </w:numPr>
-      </w:pPr>
-      <w:r>
-        <w:rPr>
-          <w:b/>
-          <w:bCs/>
-        </w:rPr>
-        <w:t>One-Way Transition</w:t>
-      </w:r>
-      <w:r>
-        <w:t>: Stages 0-3A use profit-locking, Stages 3B-5 use price-trailing (no regression)</w:t>
-      </w:r>
-    </w:p>
-    <w:p>
-      <w:pPr>
-        <w:rPr>
-          <w:b/>
-          <w:bCs/>
-        </w:rPr>
-      </w:pPr>
-      <w:r>
-        <w:rPr>
-          <w:b/>
-          <w:bCs/>
-        </w:rPr>
-        <w:t>4.4 Enhanced Safe Distance Protection Logic</w:t>
-      </w:r>
-    </w:p>
-    <w:p>
-      <w:r>
-        <w:t>Critical Innovation: Prevents MT5 "Invalid Stops" (Error 10027) by ensuring minimum distance from current price.</w:t>
-      </w:r>
-    </w:p>
-    <w:p>
-      <w:r>
-        <w:t>python</w:t>
-      </w:r>
-    </w:p>
-    <w:p>
-      <w:r>
-        <w:t>def ensure_safe_distance(new_sl, current_price, bb_width_pips, position_type, stage):</w:t>
-      </w:r>
-    </w:p>
-    <w:p>
-      <w:r>
-        <w:t xml:space="preserve">    """</w:t>
-      </w:r>
-    </w:p>
-    <w:p>
-      <w:r>
-        <w:t xml:space="preserve">    Ensures SL is a safe distance from current price with stage-specific considerations</w:t>
-      </w:r>
-    </w:p>
-    <w:p>
-      <w:r>
-        <w:t xml:space="preserve">    Returns adjusted SL if necessary</w:t>
-      </w:r>
-    </w:p>
-    <w:p>
-      <w:r>
-        <w:t xml:space="preserve">    """</w:t>
-      </w:r>
-    </w:p>
-    <w:p>
-      <w:r>
-        <w:t xml:space="preserve">    pip_size = get_pip_size(symbol)</w:t>
-      </w:r>
-    </w:p>
-    <w:p>
-      <w:r>
-        <w:t xml:space="preserve">    current_spread = get_current_spread(symbol)</w:t>
-      </w:r>
-    </w:p>
-    <w:p>
-      <w:r>
-        <w:t xml:space="preserve">    </w:t>
-      </w:r>
-    </w:p>
-    <w:p>
-      <w:r>
-        <w:t xml:space="preserve">    </w:t>
-      </w:r>
-      <w:r>
-        <w:rPr>
-          <w:i/>
-          <w:iCs/>
-        </w:rPr>
-        <w:t># Dynamic safe distance calculation with stage awareness</w:t>
+        <w:t># Dynamic safe distance with SURVIVOR'S BUFFER</w:t>
       </w:r>
     </w:p>
     <w:p>
@@ -2045,59 +1845,64 @@
     </w:p>
     <w:p>
       <w:r>
-        <w:t xml:space="preserve">        bb_width_pips * 0.08,    </w:t>
+        <w:t xml:space="preserve">        bb_width_pips * 0.10,    </w:t>
       </w:r>
       <w:r>
         <w:rPr>
           <w:i/>
           <w:iCs/>
         </w:rPr>
-        <w:t># 8% of current volatility</w:t>
-      </w:r>
-    </w:p>
-    <w:p>
-      <w:r>
-        <w:t xml:space="preserve">        current_spread * 2,      </w:t>
+        <w:t># 10% of current volatility</w:t>
+      </w:r>
+    </w:p>
+    <w:p>
+      <w:r>
+        <w:t xml:space="preserve">        current_spread * 3,      </w:t>
       </w:r>
       <w:r>
         <w:rPr>
           <w:i/>
           <w:iCs/>
         </w:rPr>
-        <w:t># Double current spread</w:t>
+        <w:t># Triple current spread</w:t>
       </w:r>
     </w:p>
     <w:p>
       <w:r>
         <w:lastRenderedPageBreak/>
-        <w:t xml:space="preserve">        get_stage_min_distance(stage, bb_width_pips)  </w:t>
+        <w:t xml:space="preserve">        get_stage_min_distance(stage, bb_width_pips, is_survivor=True)</w:t>
+      </w:r>
+    </w:p>
+    <w:p>
+      <w:r>
+        <w:t xml:space="preserve">    )</w:t>
+      </w:r>
+    </w:p>
+    <w:p>
+      <w:r>
+        <w:t xml:space="preserve">    </w:t>
+      </w:r>
+    </w:p>
+    <w:p>
+      <w:r>
+        <w:t xml:space="preserve">    safe_distance = safe_distance_pips * pip_size</w:t>
+      </w:r>
+    </w:p>
+    <w:p>
+      <w:r>
+        <w:t xml:space="preserve">    </w:t>
+      </w:r>
+    </w:p>
+    <w:p>
+      <w:r>
+        <w:t xml:space="preserve">    </w:t>
       </w:r>
       <w:r>
         <w:rPr>
           <w:i/>
           <w:iCs/>
         </w:rPr>
-        <w:t># Stage-specific minimum</w:t>
-      </w:r>
-    </w:p>
-    <w:p>
-      <w:r>
-        <w:t xml:space="preserve">    )</w:t>
-      </w:r>
-    </w:p>
-    <w:p>
-      <w:r>
-        <w:t xml:space="preserve">    </w:t>
-      </w:r>
-    </w:p>
-    <w:p>
-      <w:r>
-        <w:t xml:space="preserve">    safe_distance = safe_distance_pips * pip_size</w:t>
-      </w:r>
-    </w:p>
-    <w:p>
-      <w:r>
-        <w:t xml:space="preserve">    </w:t>
+        <w:t># Survivor's Rule: Be MORE conservative when adjusting SL</w:t>
       </w:r>
     </w:p>
     <w:p>
@@ -2124,7 +1929,7 @@
           <w:i/>
           <w:iCs/>
         </w:rPr>
-        <w:t># Check if adjustment would give back too much profit</w:t>
+        <w:t># Calculate profit giveback</w:t>
       </w:r>
     </w:p>
     <w:p>
@@ -2134,24 +1939,44 @@
     </w:p>
     <w:p>
       <w:r>
-        <w:t xml:space="preserve">            if profit_giveback &gt; (get_position_profit_pips(position) * 0.10):</w:t>
-      </w:r>
-    </w:p>
-    <w:p>
-      <w:r>
-        <w:t xml:space="preserve">                </w:t>
+        <w:t xml:space="preserve">            current_profit = get_position_profit_pips(position)</w:t>
+      </w:r>
+    </w:p>
+    <w:p>
+      <w:r>
+        <w:t xml:space="preserve">            </w:t>
+      </w:r>
+    </w:p>
+    <w:p>
+      <w:r>
+        <w:t xml:space="preserve">            </w:t>
       </w:r>
       <w:r>
         <w:rPr>
           <w:i/>
           <w:iCs/>
         </w:rPr>
-        <w:t># Would give back &gt;10% of profit - keep current SL instead</w:t>
-      </w:r>
-    </w:p>
-    <w:p>
-      <w:r>
-        <w:t xml:space="preserve">                log_decision(f"Safety adjustment rejected: would give back {profit_giveback:.1f} pips profit")</w:t>
+        <w:t># SURVIVOR'S RULE: Max 5% profit giveback for trailing stages</w:t>
+      </w:r>
+    </w:p>
+    <w:p>
+      <w:r>
+        <w:t xml:space="preserve">            max_giveback = current_profit * 0.05 if stage in ['3B', '4', '5'] else current_profit * 0.07</w:t>
+      </w:r>
+    </w:p>
+    <w:p>
+      <w:r>
+        <w:t xml:space="preserve">            </w:t>
+      </w:r>
+    </w:p>
+    <w:p>
+      <w:r>
+        <w:t xml:space="preserve">            if profit_giveback &gt; max_giveback:</w:t>
+      </w:r>
+    </w:p>
+    <w:p>
+      <w:r>
+        <w:t xml:space="preserve">                log_decision(f"Safety adjustment REJECTED: would give back {profit_giveback:.1f} pips")</w:t>
       </w:r>
     </w:p>
     <w:p>
@@ -2173,7 +1998,7 @@
           <w:i/>
           <w:iCs/>
         </w:rPr>
-        <w:t># Adjust SL to safe distance</w:t>
+        <w:t># Adjust SL</w:t>
       </w:r>
     </w:p>
     <w:p>
@@ -2188,7 +2013,7 @@
     </w:p>
     <w:p>
       <w:r>
-        <w:t xml:space="preserve">            log_safe_adjustment(f"SL adjusted DOWN by {adjustment_pips:.1f} pips")</w:t>
+        <w:t xml:space="preserve">            log_safe_adjustment(f"SL adjusted DOWN by {adjustment_pips:.1f} pips (Survivor's safety)")</w:t>
       </w:r>
     </w:p>
     <w:p>
@@ -2198,174 +2023,140 @@
     </w:p>
     <w:p>
       <w:r>
-        <w:t xml:space="preserve">    else:  </w:t>
+        <w:lastRenderedPageBreak/>
+        <w:t xml:space="preserve">    </w:t>
       </w:r>
       <w:r>
         <w:rPr>
           <w:i/>
           <w:iCs/>
         </w:rPr>
-        <w:t># SELL</w:t>
-      </w:r>
-    </w:p>
-    <w:p>
-      <w:r>
-        <w:t xml:space="preserve">        max_allowed_sl = current_price + safe_distance</w:t>
-      </w:r>
-    </w:p>
-    <w:p>
-      <w:r>
-        <w:t xml:space="preserve">        if new_sl &lt; max_allowed_sl:</w:t>
-      </w:r>
-    </w:p>
-    <w:p>
-      <w:r>
-        <w:t xml:space="preserve">            </w:t>
+        <w:t># Similar logic for SELL positions...</w:t>
+      </w:r>
+    </w:p>
+    <w:p>
+      <w:r>
+        <w:t xml:space="preserve">    </w:t>
+      </w:r>
+    </w:p>
+    <w:p>
+      <w:r>
+        <w:t xml:space="preserve">    return new_sl</w:t>
+      </w:r>
+    </w:p>
+    <w:p/>
+    <w:p>
+      <w:r>
+        <w:t>def get_stage_min_distance(stage, bb_width_pips, is_survivor=False):</w:t>
+      </w:r>
+    </w:p>
+    <w:p>
+      <w:r>
+        <w:t xml:space="preserve">    """</w:t>
+      </w:r>
+    </w:p>
+    <w:p>
+      <w:r>
+        <w:t xml:space="preserve">    Stage-specific minimum distances with survivor's buffer</w:t>
+      </w:r>
+    </w:p>
+    <w:p>
+      <w:r>
+        <w:t xml:space="preserve">    """</w:t>
+      </w:r>
+    </w:p>
+    <w:p>
+      <w:r>
+        <w:t xml:space="preserve">    if is_survivor:</w:t>
+      </w:r>
+    </w:p>
+    <w:p>
+      <w:r>
+        <w:t xml:space="preserve">        </w:t>
       </w:r>
       <w:r>
         <w:rPr>
           <w:i/>
           <w:iCs/>
         </w:rPr>
-        <w:t># Check if adjustment would give back too much profit</w:t>
-      </w:r>
-    </w:p>
-    <w:p>
-      <w:r>
-        <w:t xml:space="preserve">            profit_giveback = (max_allowed_sl - new_sl) / pip_size</w:t>
-      </w:r>
-    </w:p>
-    <w:p>
-      <w:r>
-        <w:lastRenderedPageBreak/>
-        <w:t xml:space="preserve">            if profit_giveback &gt; (get_position_profit_pips(position) * 0.10):</w:t>
-      </w:r>
-    </w:p>
-    <w:p>
-      <w:r>
-        <w:t xml:space="preserve">                log_decision(f"Safety adjustment rejected: would give back {profit_giveback:.1f} pips profit")</w:t>
-      </w:r>
-    </w:p>
-    <w:p>
-      <w:r>
-        <w:t xml:space="preserve">                return position.current_sl</w:t>
-      </w:r>
-    </w:p>
-    <w:p>
-      <w:r>
-        <w:t xml:space="preserve">            </w:t>
-      </w:r>
-    </w:p>
-    <w:p>
-      <w:r>
-        <w:t xml:space="preserve">            </w:t>
+        <w:t># Survivor uses larger buffers for safety</w:t>
+      </w:r>
+    </w:p>
+    <w:p>
+      <w:r>
+        <w:t xml:space="preserve">        stage_mins = {</w:t>
+      </w:r>
+    </w:p>
+    <w:p>
+      <w:r>
+        <w:t xml:space="preserve">            '0': 35, '1': 30, '1A': 25, '2A': 20, '2B': 15, </w:t>
+      </w:r>
+    </w:p>
+    <w:p>
+      <w:r>
+        <w:t xml:space="preserve">            '2C': 12, '3A': 10, '3B': 8, '4': 6, '5': 6</w:t>
+      </w:r>
+    </w:p>
+    <w:p>
+      <w:r>
+        <w:t xml:space="preserve">        }</w:t>
+      </w:r>
+    </w:p>
+    <w:p>
+      <w:r>
+        <w:t xml:space="preserve">    else:</w:t>
+      </w:r>
+    </w:p>
+    <w:p>
+      <w:r>
+        <w:t xml:space="preserve">        stage_mins = {</w:t>
+      </w:r>
+    </w:p>
+    <w:p>
+      <w:r>
+        <w:t xml:space="preserve">            '0': 30, '1': 25, '1A': 20, '2A': 15, '2B': 12, </w:t>
+      </w:r>
+    </w:p>
+    <w:p>
+      <w:r>
+        <w:t xml:space="preserve">            '2C': 10, '3A': 8, '3B': 6, '4': 5, '5': 5</w:t>
+      </w:r>
+    </w:p>
+    <w:p>
+      <w:r>
+        <w:t xml:space="preserve">        }</w:t>
+      </w:r>
+    </w:p>
+    <w:p>
+      <w:r>
+        <w:t xml:space="preserve">    </w:t>
+      </w:r>
+    </w:p>
+    <w:p>
+      <w:r>
+        <w:t xml:space="preserve">    stage_min = stage_mins.get(stage, 10)</w:t>
+      </w:r>
+    </w:p>
+    <w:p>
+      <w:r>
+        <w:t xml:space="preserve">    </w:t>
       </w:r>
       <w:r>
         <w:rPr>
           <w:i/>
           <w:iCs/>
         </w:rPr>
-        <w:t># Adjust SL to safe distance</w:t>
-      </w:r>
-    </w:p>
-    <w:p>
-      <w:r>
-        <w:t xml:space="preserve">            adjustment_pips = (max_allowed_sl - new_sl) / pip_size</w:t>
-      </w:r>
-    </w:p>
-    <w:p>
-      <w:r>
-        <w:t xml:space="preserve">            new_sl = max_allowed_sl</w:t>
-      </w:r>
-    </w:p>
-    <w:p>
-      <w:r>
-        <w:t xml:space="preserve">            log_safe_adjustment(f"SL adjusted UP by {adjustment_pips:.1f} pips")</w:t>
-      </w:r>
-    </w:p>
-    <w:p>
-      <w:r>
-        <w:t xml:space="preserve">    </w:t>
-      </w:r>
-    </w:p>
-    <w:p>
-      <w:r>
-        <w:t xml:space="preserve">    return new_sl</w:t>
-      </w:r>
-    </w:p>
-    <w:p/>
-    <w:p>
-      <w:r>
-        <w:t>def get_stage_min_distance(stage, bb_width_pips):</w:t>
-      </w:r>
-    </w:p>
-    <w:p>
-      <w:r>
-        <w:t xml:space="preserve">    """</w:t>
-      </w:r>
-    </w:p>
-    <w:p>
-      <w:r>
-        <w:t xml:space="preserve">    Stage-specific minimum distances for trailing stages</w:t>
-      </w:r>
-    </w:p>
-    <w:p>
-      <w:r>
-        <w:t xml:space="preserve">    """</w:t>
-      </w:r>
-    </w:p>
-    <w:p>
-      <w:r>
-        <w:t xml:space="preserve">    stage_mins = {</w:t>
-      </w:r>
-    </w:p>
-    <w:p>
-      <w:r>
-        <w:t xml:space="preserve">        '0': 30, '1': 25, '1A': 20, '2A': 15, '2B': 12, </w:t>
-      </w:r>
-    </w:p>
-    <w:p>
-      <w:r>
-        <w:t xml:space="preserve">        '2C': 10, '3A': 8, '3B': 6, '4': 5, '5': 5</w:t>
-      </w:r>
-    </w:p>
-    <w:p>
-      <w:r>
-        <w:t xml:space="preserve">    }</w:t>
-      </w:r>
-    </w:p>
-    <w:p>
-      <w:r>
-        <w:t xml:space="preserve">    </w:t>
-      </w:r>
-    </w:p>
-    <w:p>
-      <w:r>
-        <w:t xml:space="preserve">    stage_min = stage_mins.get(stage, 10)</w:t>
-      </w:r>
-    </w:p>
-    <w:p>
-      <w:r>
-        <w:t xml:space="preserve">    </w:t>
-      </w:r>
-      <w:r>
-        <w:rPr>
-          <w:i/>
-          <w:iCs/>
-        </w:rPr>
-        <w:t># Use larger of stage minimum or 5% of BB width</w:t>
-      </w:r>
-    </w:p>
-    <w:p>
-      <w:r>
-        <w:t xml:space="preserve">    return max(stage_min, bb_width_pips * 0.05)</w:t>
-      </w:r>
-    </w:p>
-    <w:p>
-      <w:r>
-        <w:pict w14:anchorId="22A5142E">
-          <v:rect id="_x0000_i1140" style="width:0;height:.75pt" o:hralign="center" o:hrstd="t" o:hr="t" fillcolor="#a0a0a0" stroked="f"/>
-        </w:pict>
+        <w:t># Survivor: Use larger of stage minimum or 7% of BB width</w:t>
+      </w:r>
+    </w:p>
+    <w:p>
+      <w:r>
+        <w:t xml:space="preserve">    bb_percentage = 0.07 if is_survivor else 0.05</w:t>
+      </w:r>
+    </w:p>
+    <w:p>
+      <w:r>
+        <w:t xml:space="preserve">    return max(stage_min, bb_width_pips * bb_percentage)</w:t>
       </w:r>
     </w:p>
     <w:p>
@@ -2380,7 +2171,7 @@
           <w:b/>
           <w:bCs/>
         </w:rPr>
-        <w:t>5. Enhanced Stage-Specific Logic (Entry-Agnostic)</w:t>
+        <w:t>5. Enhanced Stage-Specific Logic (Survivor's Edition)</w:t>
       </w:r>
     </w:p>
     <w:p>
@@ -2390,29 +2181,69 @@
           <w:bCs/>
         </w:rPr>
       </w:pPr>
+      <w:r>
+        <w:rPr>
+          <w:b/>
+          <w:bCs/>
+        </w:rPr>
+        <w:t>5.1 STAGE_0 - Initial Position</w:t>
+      </w:r>
+    </w:p>
+    <w:p>
       <w:r>
         <w:rPr>
           <w:b/>
           <w:bCs/>
         </w:rPr>
         <w:lastRenderedPageBreak/>
-        <w:t>5.1 STAGE_0 - Initial Position (Profit Ratio &lt; 0.25)</w:t>
-      </w:r>
-    </w:p>
-    <w:p>
+        <w:t>SL:</w:t>
+      </w:r>
+      <w:r>
+        <w:t> Entry ± 30 pips</w:t>
+      </w:r>
+      <w:r>
+        <w:br/>
+      </w:r>
       <w:r>
         <w:rPr>
           <w:b/>
           <w:bCs/>
         </w:rPr>
-        <w:t>Status:</w:t>
-      </w:r>
-      <w:r>
-        <w:t> Trade hasn't proven significant relative to market noise</w:t>
+        <w:t>TP:</w:t>
+      </w:r>
+      <w:r>
+        <w:t> Entry ± 40 pips</w:t>
       </w:r>
       <w:r>
         <w:br/>
       </w:r>
+      <w:r>
+        <w:rPr>
+          <w:b/>
+          <w:bCs/>
+        </w:rPr>
+        <w:t>Action:</w:t>
+      </w:r>
+      <w:r>
+        <w:t> No adjustments - allow trade to develop</w:t>
+      </w:r>
+    </w:p>
+    <w:p>
+      <w:pPr>
+        <w:rPr>
+          <w:b/>
+          <w:bCs/>
+        </w:rPr>
+      </w:pPr>
+      <w:r>
+        <w:rPr>
+          <w:b/>
+          <w:bCs/>
+        </w:rPr>
+        <w:t>5.2 STAGE_1 - Profit Confirmation (0.25 ≤ Ratio &lt; 0.40)</w:t>
+      </w:r>
+    </w:p>
+    <w:p>
       <w:r>
         <w:rPr>
           <w:b/>
@@ -2421,7 +2252,7 @@
         <w:t>SL:</w:t>
       </w:r>
       <w:r>
-        <w:t> Entry ± 30 pips (unchanged from initial setup)</w:t>
+        <w:t> Entry + (0.25 × Current_Profit)</w:t>
       </w:r>
       <w:r>
         <w:br/>
@@ -2434,51 +2265,25 @@
         <w:t>TP:</w:t>
       </w:r>
       <w:r>
-        <w:t> Entry ± 40 pips (unchanged from initial setup)</w:t>
-      </w:r>
-      <w:r>
-        <w:br/>
-      </w:r>
-      <w:r>
+        <w:t> Bollinger Band anchored with validation</w:t>
+      </w:r>
+    </w:p>
+    <w:p>
+      <w:pPr>
         <w:rPr>
           <w:b/>
           <w:bCs/>
         </w:rPr>
-        <w:t>Action:</w:t>
-      </w:r>
-      <w:r>
-        <w:t> No adjustments - allow trade to develop</w:t>
-      </w:r>
-    </w:p>
-    <w:p>
-      <w:pPr>
+      </w:pPr>
+      <w:r>
         <w:rPr>
           <w:b/>
           <w:bCs/>
         </w:rPr>
-      </w:pPr>
-      <w:r>
-        <w:rPr>
-          <w:b/>
-          <w:bCs/>
-        </w:rPr>
-        <w:t>5.2 STAGE_1 - Profit Confirmation (0.25 ≤ Ratio &lt; 0.40)</w:t>
-      </w:r>
-    </w:p>
-    <w:p>
-      <w:r>
-        <w:rPr>
-          <w:b/>
-          <w:bCs/>
-        </w:rPr>
-        <w:t>Status:</w:t>
-      </w:r>
-      <w:r>
-        <w:t> First significant move - begin profit protection</w:t>
-      </w:r>
-      <w:r>
-        <w:br/>
-      </w:r>
+        <w:t>5.3 STAGE_1A - Early Momentum (0.40 ≤ Ratio &lt; 0.50)</w:t>
+      </w:r>
+    </w:p>
+    <w:p>
       <w:r>
         <w:rPr>
           <w:b/>
@@ -2487,40 +2292,11 @@
         <w:t>SL:</w:t>
       </w:r>
       <w:r>
-        <w:t> Profit-Locking Stop (40% protection)</w:t>
-      </w:r>
-    </w:p>
-    <w:p>
-      <w:r>
-        <w:t>python</w:t>
-      </w:r>
-    </w:p>
-    <w:p>
-      <w:r>
-        <w:t>For LONG:  SL = Entry + (0.40 × Current_Profit)</w:t>
-      </w:r>
-    </w:p>
-    <w:p>
-      <w:r>
-        <w:t>For SHORT: SL = Entry - (0.40 × Current_Profit)</w:t>
-      </w:r>
-    </w:p>
-    <w:p/>
-    <w:p>
-      <w:r>
-        <w:rPr>
-          <w:i/>
-          <w:iCs/>
-        </w:rPr>
-        <w:t># Apply safe distance with profit preservation check</w:t>
-      </w:r>
-    </w:p>
-    <w:p>
-      <w:r>
-        <w:t>SL = ensure_safe_distance(SL, current_price, bb_width_pips, position_type, '1')</w:t>
-      </w:r>
-    </w:p>
-    <w:p>
+        <w:t> Entry + (0.40 × Current_Profit)</w:t>
+      </w:r>
+      <w:r>
+        <w:br/>
+      </w:r>
       <w:r>
         <w:rPr>
           <w:b/>
@@ -2533,138 +2309,275 @@
       </w:r>
     </w:p>
     <w:p>
-      <w:r>
-        <w:t>python</w:t>
-      </w:r>
-    </w:p>
-    <w:p>
-      <w:r>
-        <w:rPr>
-          <w:i/>
-          <w:iCs/>
-        </w:rPr>
-        <w:t># For LONG positions:</w:t>
-      </w:r>
-    </w:p>
-    <w:p>
-      <w:r>
-        <w:t>if current_price &gt;= upper_bb:</w:t>
-      </w:r>
-    </w:p>
-    <w:p>
-      <w:r>
-        <w:t xml:space="preserve">    TP = 0.0  </w:t>
-      </w:r>
-      <w:r>
-        <w:rPr>
-          <w:i/>
-          <w:iCs/>
-        </w:rPr>
-        <w:t># Remove TP, let it run</w:t>
-      </w:r>
-    </w:p>
-    <w:p>
-      <w:r>
-        <w:t>else:</w:t>
-      </w:r>
-    </w:p>
-    <w:p>
-      <w:r>
-        <w:t xml:space="preserve">    TP = upper_bb</w:t>
-      </w:r>
-    </w:p>
-    <w:p/>
-    <w:p>
-      <w:r>
-        <w:rPr>
-          <w:i/>
-          <w:iCs/>
-        </w:rPr>
-        <w:t># For SHORT positions:</w:t>
-      </w:r>
-    </w:p>
-    <w:p>
-      <w:r>
-        <w:t>if current_price &lt;= lower_bb:</w:t>
-      </w:r>
-    </w:p>
-    <w:p>
-      <w:r>
-        <w:t xml:space="preserve">    TP = 0.0</w:t>
-      </w:r>
-    </w:p>
-    <w:p>
-      <w:r>
-        <w:t>else:</w:t>
-      </w:r>
-    </w:p>
-    <w:p>
-      <w:r>
-        <w:t xml:space="preserve">    TP = lower_bb</w:t>
-      </w:r>
-    </w:p>
-    <w:p>
       <w:pPr>
         <w:rPr>
           <w:b/>
           <w:bCs/>
         </w:rPr>
       </w:pPr>
+      <w:r>
+        <w:rPr>
+          <w:b/>
+          <w:bCs/>
+        </w:rPr>
+        <w:t>5.4 STAGE_2A - Half Range Captured (0.50 ≤ Ratio &lt; 0.60)</w:t>
+      </w:r>
+    </w:p>
+    <w:p>
+      <w:r>
+        <w:rPr>
+          <w:b/>
+          <w:bCs/>
+        </w:rPr>
+        <w:t>SL:</w:t>
+      </w:r>
+      <w:r>
+        <w:t> Entry + (0.50 × Current_Profit)</w:t>
+      </w:r>
+      <w:r>
+        <w:br/>
+      </w:r>
+      <w:r>
+        <w:rPr>
+          <w:b/>
+          <w:bCs/>
+        </w:rPr>
+        <w:t>TP:</w:t>
+      </w:r>
+      <w:r>
+        <w:t> Bollinger Band anchored with validation</w:t>
+      </w:r>
+    </w:p>
+    <w:p>
+      <w:pPr>
+        <w:rPr>
+          <w:b/>
+          <w:bCs/>
+        </w:rPr>
+      </w:pPr>
+      <w:r>
+        <w:rPr>
+          <w:b/>
+          <w:bCs/>
+        </w:rPr>
+        <w:t>5.5 STAGE_2B - Strong Move (0.60 ≤ Ratio &lt; 0.69)</w:t>
+      </w:r>
+    </w:p>
+    <w:p>
+      <w:r>
+        <w:rPr>
+          <w:b/>
+          <w:bCs/>
+        </w:rPr>
+        <w:t>SL:</w:t>
+      </w:r>
+      <w:r>
+        <w:t> Entry + (0.60 × Current_Profit)</w:t>
+      </w:r>
+      <w:r>
+        <w:br/>
+      </w:r>
+      <w:r>
+        <w:rPr>
+          <w:b/>
+          <w:bCs/>
+        </w:rPr>
+        <w:t>TP:</w:t>
+      </w:r>
+      <w:r>
+        <w:t> Bollinger Band anchored with validation</w:t>
+      </w:r>
+    </w:p>
+    <w:p>
+      <w:pPr>
+        <w:rPr>
+          <w:b/>
+          <w:bCs/>
+        </w:rPr>
+      </w:pPr>
+      <w:r>
+        <w:rPr>
+          <w:b/>
+          <w:bCs/>
+        </w:rPr>
+        <w:t>5.6 STAGE_2C - Very Strong (0.70 ≤ Ratio &lt; 0.79)</w:t>
+      </w:r>
+    </w:p>
+    <w:p>
+      <w:r>
+        <w:rPr>
+          <w:b/>
+          <w:bCs/>
+        </w:rPr>
+        <w:t>SL:</w:t>
+      </w:r>
+      <w:r>
+        <w:t> Entry + (0.70 × Current_Profit)</w:t>
+      </w:r>
+      <w:r>
+        <w:br/>
+      </w:r>
+      <w:r>
+        <w:rPr>
+          <w:b/>
+          <w:bCs/>
+        </w:rPr>
+        <w:t>TP:</w:t>
+      </w:r>
+      <w:r>
+        <w:t> Bollinger Band anchored (last stage with TP)</w:t>
+      </w:r>
+    </w:p>
+    <w:p>
+      <w:pPr>
+        <w:rPr>
+          <w:b/>
+          <w:bCs/>
+        </w:rPr>
+      </w:pPr>
+      <w:r>
+        <w:rPr>
+          <w:b/>
+          <w:bCs/>
+        </w:rPr>
+        <w:t>5.7 STAGE_3A - Exceptional Move (0.80 ≤ Ratio &lt; 0.89)</w:t>
+      </w:r>
+    </w:p>
+    <w:p>
+      <w:r>
+        <w:rPr>
+          <w:b/>
+          <w:bCs/>
+        </w:rPr>
+        <w:t>SL:</w:t>
+      </w:r>
+      <w:r>
+        <w:t> Entry + (0.75 × Current_Profit)</w:t>
+      </w:r>
+      <w:r>
+        <w:br/>
+      </w:r>
+      <w:r>
+        <w:rPr>
+          <w:b/>
+          <w:bCs/>
+        </w:rPr>
+        <w:t>TP:</w:t>
+      </w:r>
+      <w:r>
+        <w:t> REMOVED (set to 0.0) - Let winners run</w:t>
+      </w:r>
+    </w:p>
+    <w:p>
+      <w:pPr>
+        <w:rPr>
+          <w:b/>
+          <w:bCs/>
+        </w:rPr>
+      </w:pPr>
+      <w:r>
+        <w:rPr>
+          <w:b/>
+          <w:bCs/>
+        </w:rPr>
+        <w:t>5.8 STAGE_3B - Pure Trailing (0.90 ≤ Ratio &lt; 1.20)</w:t>
+      </w:r>
+    </w:p>
+    <w:p>
+      <w:r>
+        <w:rPr>
+          <w:b/>
+          <w:bCs/>
+        </w:rPr>
+        <w:t>SL:</w:t>
+      </w:r>
+      <w:r>
+        <w:t> Current_Price - (0.03 × BB_Width)</w:t>
+      </w:r>
+      <w:r>
+        <w:br/>
+      </w:r>
+      <w:r>
+        <w:rPr>
+          <w:b/>
+          <w:bCs/>
+        </w:rPr>
+        <w:t>TP:</w:t>
+      </w:r>
+      <w:r>
+        <w:t> Removed (let winners run)</w:t>
+      </w:r>
+    </w:p>
+    <w:p>
+      <w:pPr>
+        <w:rPr>
+          <w:b/>
+          <w:bCs/>
+        </w:rPr>
+      </w:pPr>
+      <w:r>
+        <w:rPr>
+          <w:b/>
+          <w:bCs/>
+        </w:rPr>
+        <w:t>5.9 STAGE_4 - Tight Trailing (1.20 ≤ Ratio &lt; 1.80)</w:t>
+      </w:r>
+    </w:p>
+    <w:p>
+      <w:r>
+        <w:rPr>
+          <w:b/>
+          <w:bCs/>
+        </w:rPr>
+        <w:t>SL:</w:t>
+      </w:r>
+      <w:r>
+        <w:t> Current_Price - (0.02 × BB_Width)</w:t>
+      </w:r>
+      <w:r>
+        <w:br/>
+      </w:r>
+      <w:r>
+        <w:rPr>
+          <w:b/>
+          <w:bCs/>
+        </w:rPr>
+        <w:t>TP:</w:t>
+      </w:r>
+      <w:r>
+        <w:t> Removed (let winners run)</w:t>
+      </w:r>
+    </w:p>
+    <w:p>
+      <w:pPr>
+        <w:rPr>
+          <w:b/>
+          <w:bCs/>
+        </w:rPr>
+      </w:pPr>
+      <w:r>
+        <w:rPr>
+          <w:b/>
+          <w:bCs/>
+        </w:rPr>
+        <w:t>5.10 STAGE_5 - Ultra-Tight Trailing (Ratio ≥ 1.80)</w:t>
+      </w:r>
+    </w:p>
+    <w:p>
       <w:r>
         <w:rPr>
           <w:b/>
           <w:bCs/>
         </w:rPr>
         <w:lastRenderedPageBreak/>
-        <w:t>5.3 STAGE_1A - Early Momentum (0.40 ≤ Ratio &lt; 0.50)</w:t>
-      </w:r>
-    </w:p>
-    <w:p>
-      <w:r>
-        <w:rPr>
-          <w:b/>
-          <w:bCs/>
-        </w:rPr>
-        <w:t>NEW STAGE:</w:t>
-      </w:r>
-      <w:r>
-        <w:t> Bridges the 25-50% gap for smoother progression</w:t>
+        <w:t>SL:</w:t>
+      </w:r>
+      <w:r>
+        <w:t> Current_Price - (0.015 × BB_Width)</w:t>
       </w:r>
       <w:r>
         <w:br/>
       </w:r>
-      <w:r>
-        <w:rPr>
-          <w:b/>
-          <w:bCs/>
-        </w:rPr>
-        <w:t>SL:</w:t>
-      </w:r>
-      <w:r>
-        <w:t> Profit-Locking Stop (55% protection)</w:t>
-      </w:r>
-    </w:p>
-    <w:p>
-      <w:r>
-        <w:t>python</w:t>
-      </w:r>
-    </w:p>
-    <w:p>
-      <w:r>
-        <w:t>For LONG:  SL = Entry + (0.55 × Current_Profit)</w:t>
-      </w:r>
-    </w:p>
-    <w:p>
-      <w:r>
-        <w:t>For SHORT: SL = Entry - (0.55 × Current_Profit)</w:t>
-      </w:r>
-    </w:p>
-    <w:p>
-      <w:r>
-        <w:t>SL = ensure_safe_distance(SL, current_price, bb_width_pips, position_type, '1A')</w:t>
-      </w:r>
-    </w:p>
-    <w:p>
       <w:r>
         <w:rPr>
           <w:b/>
@@ -2673,7 +2586,7 @@
         <w:t>TP:</w:t>
       </w:r>
       <w:r>
-        <w:t> Bollinger Band anchored (same validation as Stage 1)</w:t>
+        <w:t> Removed (let winners run)</w:t>
       </w:r>
     </w:p>
     <w:p>
@@ -2688,32 +2601,284 @@
           <w:b/>
           <w:bCs/>
         </w:rPr>
-        <w:t>5.4 STAGE_2A - Half Range Captured (0.50 ≤ Ratio &lt; 0.60)</w:t>
-      </w:r>
-    </w:p>
-    <w:p>
-      <w:r>
+        <w:t>6. NEW: Capital Recovery Tracking System</w:t>
+      </w:r>
+    </w:p>
+    <w:p>
+      <w:r>
+        <w:t>python</w:t>
+      </w:r>
+    </w:p>
+    <w:p>
+      <w:r>
+        <w:t>class CapitalRecoveryTracker:</w:t>
+      </w:r>
+    </w:p>
+    <w:p>
+      <w:r>
+        <w:t xml:space="preserve">    """</w:t>
+      </w:r>
+    </w:p>
+    <w:p>
+      <w:r>
+        <w:t xml:space="preserve">    Tracks psychological milestones in capital recovery journey</w:t>
+      </w:r>
+    </w:p>
+    <w:p>
+      <w:r>
+        <w:t xml:space="preserve">    """</w:t>
+      </w:r>
+    </w:p>
+    <w:p>
+      <w:r>
+        <w:t xml:space="preserve">    </w:t>
+      </w:r>
+    </w:p>
+    <w:p>
+      <w:r>
+        <w:t xml:space="preserve">    def __init__(self, initial_capital, total_losses):</w:t>
+      </w:r>
+    </w:p>
+    <w:p>
+      <w:r>
+        <w:t xml:space="preserve">        self.initial_capital = initial_capital</w:t>
+      </w:r>
+    </w:p>
+    <w:p>
+      <w:r>
+        <w:t xml:space="preserve">        self.total_losses = total_losses</w:t>
+      </w:r>
+    </w:p>
+    <w:p>
+      <w:r>
+        <w:t xml:space="preserve">        self.current_balance = initial_capital</w:t>
+      </w:r>
+    </w:p>
+    <w:p>
+      <w:r>
+        <w:t xml:space="preserve">        self.recovery_milestones = {</w:t>
+      </w:r>
+    </w:p>
+    <w:p>
+      <w:r>
+        <w:t xml:space="preserve">            10: "First Meaningful Recovery",</w:t>
+      </w:r>
+    </w:p>
+    <w:p>
+      <w:r>
+        <w:t xml:space="preserve">            25: "Quarter Recovery - Building Momentum",</w:t>
+      </w:r>
+    </w:p>
+    <w:p>
+      <w:r>
+        <w:t xml:space="preserve">            50: "Halfway There - Significant Progress",</w:t>
+      </w:r>
+    </w:p>
+    <w:p>
+      <w:r>
+        <w:t xml:space="preserve">            75: "Mostly Recovered - Final Push",</w:t>
+      </w:r>
+    </w:p>
+    <w:p>
+      <w:r>
+        <w:t xml:space="preserve">            100: "FULL RECOVERY - Trauma Healed",</w:t>
+      </w:r>
+    </w:p>
+    <w:p>
+      <w:r>
+        <w:t xml:space="preserve">            110: "Back in Profit - New Beginning",</w:t>
+      </w:r>
+    </w:p>
+    <w:p>
+      <w:r>
+        <w:t xml:space="preserve">            150: "Substantial Growth - Confidence Restored"</w:t>
+      </w:r>
+    </w:p>
+    <w:p>
+      <w:r>
+        <w:t xml:space="preserve">        }</w:t>
+      </w:r>
+    </w:p>
+    <w:p>
+      <w:r>
+        <w:t xml:space="preserve">    </w:t>
+      </w:r>
+    </w:p>
+    <w:p>
+      <w:r>
+        <w:t xml:space="preserve">    def update_position_profit(self, position_profit):</w:t>
+      </w:r>
+    </w:p>
+    <w:p>
+      <w:r>
+        <w:t xml:space="preserve">        """Update tracking with new profit"""</w:t>
+      </w:r>
+    </w:p>
+    <w:p>
+      <w:r>
+        <w:t xml:space="preserve">        self.current_balance += position_profit</w:t>
+      </w:r>
+    </w:p>
+    <w:p>
+      <w:r>
+        <w:lastRenderedPageBreak/>
+        <w:t xml:space="preserve">        recovery_percentage = ((self.current_balance - self.initial_capital) / </w:t>
+      </w:r>
+    </w:p>
+    <w:p>
+      <w:r>
+        <w:t xml:space="preserve">                              self.total_losses * 100)</w:t>
+      </w:r>
+    </w:p>
+    <w:p>
+      <w:r>
+        <w:t xml:space="preserve">        </w:t>
+      </w:r>
+    </w:p>
+    <w:p>
+      <w:r>
+        <w:t xml:space="preserve">        return self.get_recovery_status(recovery_percentage)</w:t>
+      </w:r>
+    </w:p>
+    <w:p>
+      <w:r>
+        <w:t xml:space="preserve">    </w:t>
+      </w:r>
+    </w:p>
+    <w:p>
+      <w:r>
+        <w:t xml:space="preserve">    def get_recovery_status(self, recovery_percentage):</w:t>
+      </w:r>
+    </w:p>
+    <w:p>
+      <w:r>
+        <w:t xml:space="preserve">        """Get current recovery status and next milestone"""</w:t>
+      </w:r>
+    </w:p>
+    <w:p>
+      <w:r>
+        <w:t xml:space="preserve">        current_status = "Starting Recovery"</w:t>
+      </w:r>
+    </w:p>
+    <w:p>
+      <w:r>
+        <w:t xml:space="preserve">        next_milestone = None</w:t>
+      </w:r>
+    </w:p>
+    <w:p>
+      <w:r>
+        <w:t xml:space="preserve">        milestone_progress = 0</w:t>
+      </w:r>
+    </w:p>
+    <w:p>
+      <w:r>
+        <w:t xml:space="preserve">        </w:t>
+      </w:r>
+    </w:p>
+    <w:p>
+      <w:r>
+        <w:t xml:space="preserve">        sorted_milestones = sorted(self.recovery_milestones.items())</w:t>
+      </w:r>
+    </w:p>
+    <w:p>
+      <w:r>
+        <w:t xml:space="preserve">        </w:t>
+      </w:r>
+    </w:p>
+    <w:p>
+      <w:r>
+        <w:t xml:space="preserve">        for threshold, status in sorted_milestones:</w:t>
+      </w:r>
+    </w:p>
+    <w:p>
+      <w:r>
+        <w:t xml:space="preserve">            if recovery_percentage &gt;= threshold:</w:t>
+      </w:r>
+    </w:p>
+    <w:p>
+      <w:r>
+        <w:t xml:space="preserve">                current_status = status</w:t>
+      </w:r>
+    </w:p>
+    <w:p>
+      <w:r>
+        <w:t xml:space="preserve">            else:</w:t>
+      </w:r>
+    </w:p>
+    <w:p>
+      <w:r>
+        <w:t xml:space="preserve">                next_milestone = (threshold, self.recovery_milestones[threshold])</w:t>
+      </w:r>
+    </w:p>
+    <w:p>
+      <w:r>
+        <w:t xml:space="preserve">                milestone_progress = ((threshold - recovery_percentage) / </w:t>
+      </w:r>
+    </w:p>
+    <w:p>
+      <w:r>
+        <w:t xml:space="preserve">                                     (threshold - sorted_milestones[sorted_milestones.index((threshold, status))-1][0]))</w:t>
+      </w:r>
+    </w:p>
+    <w:p>
+      <w:r>
+        <w:t xml:space="preserve">                break</w:t>
+      </w:r>
+    </w:p>
+    <w:p>
+      <w:r>
+        <w:t xml:space="preserve">        </w:t>
+      </w:r>
+    </w:p>
+    <w:p>
+      <w:r>
+        <w:t xml:space="preserve">        return {</w:t>
+      </w:r>
+    </w:p>
+    <w:p>
+      <w:r>
+        <w:t xml:space="preserve">            'current_status': current_status,</w:t>
+      </w:r>
+    </w:p>
+    <w:p>
+      <w:r>
+        <w:t xml:space="preserve">            'recovery_percentage': round(recovery_percentage, 1),</w:t>
+      </w:r>
+    </w:p>
+    <w:p>
+      <w:r>
+        <w:lastRenderedPageBreak/>
+        <w:t xml:space="preserve">            'next_milestone': next_milestone,</w:t>
+      </w:r>
+    </w:p>
+    <w:p>
+      <w:r>
+        <w:t xml:space="preserve">            'milestone_progress': milestone_progress,</w:t>
+      </w:r>
+    </w:p>
+    <w:p>
+      <w:r>
+        <w:t xml:space="preserve">            'current_balance': self.current_balance</w:t>
+      </w:r>
+    </w:p>
+    <w:p>
+      <w:r>
+        <w:t xml:space="preserve">        }</w:t>
+      </w:r>
+    </w:p>
+    <w:p>
+      <w:pPr>
         <w:rPr>
           <w:b/>
           <w:bCs/>
         </w:rPr>
-        <w:t>Status:</w:t>
-      </w:r>
-      <w:r>
-        <w:t> Captured half of typical market movement</w:t>
-      </w:r>
-      <w:r>
-        <w:br/>
-      </w:r>
+      </w:pPr>
       <w:r>
         <w:rPr>
           <w:b/>
           <w:bCs/>
         </w:rPr>
-        <w:t>SL:</w:t>
-      </w:r>
-      <w:r>
-        <w:t> Profit-Locking Stop (65% protection)</w:t>
+        <w:t>7. Enhanced Configuration for Survivors</w:t>
       </w:r>
     </w:p>
     <w:p>
@@ -2723,746 +2888,399 @@
     </w:p>
     <w:p>
       <w:r>
-        <w:t>For LONG:  SL = Entry + (0.65 × Current_Profit)</w:t>
-      </w:r>
-    </w:p>
-    <w:p>
-      <w:r>
-        <w:t>For SHORT: SL = Entry - (0.65 × Current_Profit)</w:t>
-      </w:r>
-    </w:p>
-    <w:p>
-      <w:r>
-        <w:t>SL = ensure_safe_distance(SL, current_price, bb_width_pips, position_type, '2A')</w:t>
-      </w:r>
-    </w:p>
-    <w:p>
-      <w:r>
+        <w:rPr>
+          <w:i/>
+          <w:iCs/>
+        </w:rPr>
+        <w:t># config.py - Survivor's Edition</w:t>
+      </w:r>
+    </w:p>
+    <w:p>
+      <w:r>
+        <w:t>MT5_LOGIN = 12345678</w:t>
+      </w:r>
+    </w:p>
+    <w:p>
+      <w:r>
+        <w:t>MT5_PASSWORD = "your_password"</w:t>
+      </w:r>
+    </w:p>
+    <w:p>
+      <w:r>
+        <w:t>MT5_SERVER = "your_broker_server"</w:t>
+      </w:r>
+    </w:p>
+    <w:p/>
+    <w:p>
+      <w:r>
+        <w:rPr>
+          <w:i/>
+          <w:iCs/>
+        </w:rPr>
+        <w:t># Paths</w:t>
+      </w:r>
+    </w:p>
+    <w:p>
+      <w:r>
+        <w:t>DATA_PATH = "/path/to/marketdata_PERIOD_H4.json"</w:t>
+      </w:r>
+    </w:p>
+    <w:p>
+      <w:r>
+        <w:t>LOG_PATH = "logs"</w:t>
+      </w:r>
+    </w:p>
+    <w:p>
+      <w:r>
+        <w:t>RECOVERY_TRACKER_PATH = "state/recovery_tracker.json"</w:t>
+      </w:r>
+    </w:p>
+    <w:p/>
+    <w:p>
+      <w:r>
+        <w:rPr>
+          <w:i/>
+          <w:iCs/>
+        </w:rPr>
+        <w:t># Survivor's Stage Configuration</w:t>
+      </w:r>
+    </w:p>
+    <w:p>
+      <w:r>
+        <w:t>STAGE_PROTECTION_RATIOS = {</w:t>
+      </w:r>
+    </w:p>
+    <w:p>
+      <w:r>
+        <w:t xml:space="preserve">    '0': 0.0,    </w:t>
+      </w:r>
+      <w:r>
+        <w:rPr>
+          <w:i/>
+          <w:iCs/>
+        </w:rPr>
+        <w:t># Static 30 pips</w:t>
+      </w:r>
+    </w:p>
+    <w:p>
+      <w:r>
+        <w:t xml:space="preserve">    '1': 0.25,   </w:t>
+      </w:r>
+      <w:r>
+        <w:rPr>
+          <w:i/>
+          <w:iCs/>
+        </w:rPr>
+        <w:t># 25% profit protection</w:t>
+      </w:r>
+    </w:p>
+    <w:p>
+      <w:r>
+        <w:t xml:space="preserve">    '1A': 0.40,  </w:t>
+      </w:r>
+      <w:r>
+        <w:rPr>
+          <w:i/>
+          <w:iCs/>
+        </w:rPr>
+        <w:t># 40% profit protection</w:t>
+      </w:r>
+    </w:p>
+    <w:p>
+      <w:r>
+        <w:t xml:space="preserve">    '2A': 0.50,  </w:t>
+      </w:r>
+      <w:r>
+        <w:rPr>
+          <w:i/>
+          <w:iCs/>
+        </w:rPr>
+        <w:t># 50% profit protection</w:t>
+      </w:r>
+    </w:p>
+    <w:p>
+      <w:r>
+        <w:t xml:space="preserve">    '2B': 0.60,  </w:t>
+      </w:r>
+      <w:r>
+        <w:rPr>
+          <w:i/>
+          <w:iCs/>
+        </w:rPr>
+        <w:t># 60% profit protection</w:t>
+      </w:r>
+    </w:p>
+    <w:p>
+      <w:r>
+        <w:t xml:space="preserve">    '2C': 0.70,  </w:t>
+      </w:r>
+      <w:r>
+        <w:rPr>
+          <w:i/>
+          <w:iCs/>
+        </w:rPr>
+        <w:t># 70% profit protection</w:t>
+      </w:r>
+    </w:p>
+    <w:p>
+      <w:r>
+        <w:t xml:space="preserve">    '3A': 0.75,  </w:t>
+      </w:r>
+      <w:r>
+        <w:rPr>
+          <w:i/>
+          <w:iCs/>
+        </w:rPr>
+        <w:t># 75% profit protection</w:t>
+      </w:r>
+    </w:p>
+    <w:p>
+      <w:r>
+        <w:t xml:space="preserve">    '3B': 0.03,  </w:t>
+      </w:r>
+      <w:r>
+        <w:rPr>
+          <w:i/>
+          <w:iCs/>
+        </w:rPr>
+        <w:t># 3% price trailing</w:t>
+      </w:r>
+    </w:p>
+    <w:p>
+      <w:r>
+        <w:lastRenderedPageBreak/>
+        <w:t xml:space="preserve">    '4': 0.02,   </w:t>
+      </w:r>
+      <w:r>
+        <w:rPr>
+          <w:i/>
+          <w:iCs/>
+        </w:rPr>
+        <w:t># 2% price trailing</w:t>
+      </w:r>
+    </w:p>
+    <w:p>
+      <w:r>
+        <w:t xml:space="preserve">    '5': 0.015   </w:t>
+      </w:r>
+      <w:r>
+        <w:rPr>
+          <w:i/>
+          <w:iCs/>
+        </w:rPr>
+        <w:t># 1.5% price trailing</w:t>
+      </w:r>
+    </w:p>
+    <w:p>
+      <w:r>
+        <w:t>}</w:t>
+      </w:r>
+    </w:p>
+    <w:p/>
+    <w:p>
+      <w:r>
+        <w:rPr>
+          <w:i/>
+          <w:iCs/>
+        </w:rPr>
+        <w:t># Survivor's Safe Distance Configuration</w:t>
+      </w:r>
+    </w:p>
+    <w:p>
+      <w:r>
+        <w:t>SAFE_DISTANCE = {</w:t>
+      </w:r>
+    </w:p>
+    <w:p>
+      <w:r>
+        <w:t xml:space="preserve">    'min_pips': 12,                      </w:t>
+      </w:r>
+      <w:r>
+        <w:rPr>
+          <w:i/>
+          <w:iCs/>
+        </w:rPr>
+        <w:t># Increased safety buffer</w:t>
+      </w:r>
+    </w:p>
+    <w:p>
+      <w:r>
+        <w:t xml:space="preserve">    'bb_percentage': 0.10,               </w:t>
+      </w:r>
+      <w:r>
+        <w:rPr>
+          <w:i/>
+          <w:iCs/>
+        </w:rPr>
+        <w:t># 10% of BB width</w:t>
+      </w:r>
+    </w:p>
+    <w:p>
+      <w:r>
+        <w:t xml:space="preserve">    'spread_multiplier': 3.0,            </w:t>
+      </w:r>
+      <w:r>
+        <w:rPr>
+          <w:i/>
+          <w:iCs/>
+        </w:rPr>
+        <w:t># Triple current spread</w:t>
+      </w:r>
+    </w:p>
+    <w:p>
+      <w:r>
+        <w:t xml:space="preserve">    'max_profit_giveback': 0.07,         </w:t>
+      </w:r>
+      <w:r>
+        <w:rPr>
+          <w:i/>
+          <w:iCs/>
+        </w:rPr>
+        <w:t># 7% max giveback</w:t>
+      </w:r>
+    </w:p>
+    <w:p>
+      <w:r>
+        <w:t xml:space="preserve">    'trailing_max_giveback': 0.05,       </w:t>
+      </w:r>
+      <w:r>
+        <w:rPr>
+          <w:i/>
+          <w:iCs/>
+        </w:rPr>
+        <w:t># 5% for trailing stages</w:t>
+      </w:r>
+    </w:p>
+    <w:p>
+      <w:r>
+        <w:t xml:space="preserve">    'stage_specific_mins': {             </w:t>
+      </w:r>
+      <w:r>
+        <w:rPr>
+          <w:i/>
+          <w:iCs/>
+        </w:rPr>
+        <w:t># Increased buffers</w:t>
+      </w:r>
+    </w:p>
+    <w:p>
+      <w:r>
+        <w:t xml:space="preserve">        '0': 35, '1': 30, '1A': 25, '2A': 20, '2B': 15,</w:t>
+      </w:r>
+    </w:p>
+    <w:p>
+      <w:r>
+        <w:t xml:space="preserve">        '2C': 12, '3A': 10, '3B': 8, '4': 6, '5': 6</w:t>
+      </w:r>
+    </w:p>
+    <w:p>
+      <w:r>
+        <w:t xml:space="preserve">    }</w:t>
+      </w:r>
+    </w:p>
+    <w:p>
+      <w:r>
+        <w:t>}</w:t>
+      </w:r>
+    </w:p>
+    <w:p/>
+    <w:p>
+      <w:r>
+        <w:rPr>
+          <w:i/>
+          <w:iCs/>
+        </w:rPr>
+        <w:t># Capital Recovery Configuration</w:t>
+      </w:r>
+    </w:p>
+    <w:p>
+      <w:r>
+        <w:t>CAPITAL_RECOVERY = {</w:t>
+      </w:r>
+    </w:p>
+    <w:p>
+      <w:r>
+        <w:t xml:space="preserve">    'initial_capital': 10000,            </w:t>
+      </w:r>
+      <w:r>
+        <w:rPr>
+          <w:i/>
+          <w:iCs/>
+        </w:rPr>
+        <w:t># Starting capital after losses</w:t>
+      </w:r>
+    </w:p>
+    <w:p>
+      <w:r>
+        <w:t xml:space="preserve">    'total_losses': 5000,                </w:t>
+      </w:r>
+      <w:r>
+        <w:rPr>
+          <w:i/>
+          <w:iCs/>
+        </w:rPr>
+        <w:t># Total losses to recover</w:t>
+      </w:r>
+    </w:p>
+    <w:p>
+      <w:r>
+        <w:t xml:space="preserve">    'track_recovery': True,              </w:t>
+      </w:r>
+      <w:r>
+        <w:rPr>
+          <w:i/>
+          <w:iCs/>
+        </w:rPr>
+        <w:t># Enable recovery tracking</w:t>
+      </w:r>
+    </w:p>
+    <w:p>
+      <w:r>
+        <w:t xml:space="preserve">    'psychological_milestones': True,    </w:t>
+      </w:r>
+      <w:r>
+        <w:rPr>
+          <w:i/>
+          <w:iCs/>
+        </w:rPr>
+        <w:t># Show recovery status</w:t>
+      </w:r>
+    </w:p>
+    <w:p>
+      <w:r>
+        <w:t xml:space="preserve">    'recovery_log_frequency': 'daily'    </w:t>
+      </w:r>
+      <w:r>
+        <w:rPr>
+          <w:i/>
+          <w:iCs/>
+        </w:rPr>
+        <w:t># Log recovery progress</w:t>
+      </w:r>
+    </w:p>
+    <w:p>
+      <w:r>
+        <w:t>}</w:t>
+      </w:r>
+    </w:p>
+    <w:p>
+      <w:pPr>
         <w:rPr>
           <w:b/>
           <w:bCs/>
         </w:rPr>
-        <w:t>TP:</w:t>
-      </w:r>
-      <w:r>
-        <w:t> Bollinger Band anchored with validation</w:t>
-      </w:r>
-    </w:p>
-    <w:p>
-      <w:pPr>
+      </w:pPr>
+      <w:r>
         <w:rPr>
           <w:b/>
           <w:bCs/>
         </w:rPr>
-      </w:pPr>
-      <w:r>
-        <w:rPr>
-          <w:b/>
-          <w:bCs/>
-        </w:rPr>
-        <w:t>5.5 STAGE_2B - Strong Move (0.60 ≤ Ratio &lt; 0.69)</w:t>
-      </w:r>
-    </w:p>
-    <w:p>
-      <w:r>
-        <w:rPr>
-          <w:b/>
-          <w:bCs/>
-        </w:rPr>
-        <w:t>Status:</w:t>
-      </w:r>
-      <w:r>
-        <w:t> Strong profit momentum</w:t>
-      </w:r>
-      <w:r>
-        <w:br/>
-      </w:r>
-      <w:r>
-        <w:rPr>
-          <w:b/>
-          <w:bCs/>
-        </w:rPr>
-        <w:t>SL:</w:t>
-      </w:r>
-      <w:r>
-        <w:t> Profit-Locking Stop (75% protection)</w:t>
-      </w:r>
-    </w:p>
-    <w:p>
-      <w:r>
-        <w:t>python</w:t>
-      </w:r>
-    </w:p>
-    <w:p>
-      <w:r>
-        <w:t>For LONG:  SL = Entry + (0.75 × Current_Profit)</w:t>
-      </w:r>
-    </w:p>
-    <w:p>
-      <w:r>
-        <w:t>For SHORT: SL = Entry - (0.75 × Current_Profit)</w:t>
-      </w:r>
-    </w:p>
-    <w:p>
-      <w:r>
-        <w:t>SL = ensure_safe_distance(SL, current_price, bb_width_pips, position_type, '2B')</w:t>
-      </w:r>
-    </w:p>
-    <w:p>
-      <w:r>
-        <w:rPr>
-          <w:b/>
-          <w:bCs/>
-        </w:rPr>
-        <w:t>TP:</w:t>
-      </w:r>
-      <w:r>
-        <w:t> Bollinger Band anchored with validation</w:t>
-      </w:r>
-    </w:p>
-    <w:p>
-      <w:pPr>
-        <w:rPr>
-          <w:b/>
-          <w:bCs/>
-        </w:rPr>
-      </w:pPr>
-      <w:r>
-        <w:rPr>
-          <w:b/>
-          <w:bCs/>
-        </w:rPr>
-        <w:t>5.6 STAGE_2C - Very Strong (0.70 ≤ Ratio &lt; 0.79)</w:t>
-      </w:r>
-    </w:p>
-    <w:p>
-      <w:r>
-        <w:rPr>
-          <w:b/>
-          <w:bCs/>
-        </w:rPr>
-        <w:t>Status:</w:t>
-      </w:r>
-      <w:r>
-        <w:t> Very strong trend with substantial profit</w:t>
-      </w:r>
-      <w:r>
-        <w:br/>
-      </w:r>
-      <w:r>
-        <w:rPr>
-          <w:b/>
-          <w:bCs/>
-        </w:rPr>
-        <w:t>SL:</w:t>
-      </w:r>
-      <w:r>
-        <w:t> Profit-Locking Stop (80% protection)</w:t>
+        <w:t>8. Enhanced Logging with Recovery Tracking</w:t>
       </w:r>
     </w:p>
     <w:p>
       <w:r>
         <w:lastRenderedPageBreak/>
-        <w:t>python</w:t>
-      </w:r>
-    </w:p>
-    <w:p>
-      <w:r>
-        <w:t>For LONG:  SL = Entry + (0.80 × Current_Profit)</w:t>
-      </w:r>
-    </w:p>
-    <w:p>
-      <w:r>
-        <w:t>For SHORT: SL = Entry - (0.80 × Current_Profit)</w:t>
-      </w:r>
-    </w:p>
-    <w:p>
-      <w:r>
-        <w:t>SL = ensure_safe_distance(SL, current_price, bb_width_pips, position_type, '2C')</w:t>
-      </w:r>
-    </w:p>
-    <w:p>
-      <w:r>
-        <w:rPr>
-          <w:b/>
-          <w:bCs/>
-        </w:rPr>
-        <w:t>TP:</w:t>
-      </w:r>
-      <w:r>
-        <w:t> Bollinger Band anchored (last stage with TP)</w:t>
-      </w:r>
-    </w:p>
-    <w:p>
-      <w:pPr>
-        <w:rPr>
-          <w:b/>
-          <w:bCs/>
-        </w:rPr>
-      </w:pPr>
-      <w:r>
-        <w:rPr>
-          <w:b/>
-          <w:bCs/>
-        </w:rPr>
-        <w:t>5.7 STAGE_3A - Exceptional Move (0.80 ≤ Ratio &lt; 0.89)</w:t>
-      </w:r>
-    </w:p>
-    <w:p>
-      <w:r>
-        <w:rPr>
-          <w:b/>
-          <w:bCs/>
-        </w:rPr>
-        <w:t>Status:</w:t>
-      </w:r>
-      <w:r>
-        <w:t> Exceptional profit capture</w:t>
-      </w:r>
-      <w:r>
-        <w:br/>
-      </w:r>
-      <w:r>
-        <w:rPr>
-          <w:b/>
-          <w:bCs/>
-        </w:rPr>
-        <w:t>SL:</w:t>
-      </w:r>
-      <w:r>
-        <w:t> Maximum Profit-Locking (85% protection)</w:t>
-      </w:r>
-    </w:p>
-    <w:p>
-      <w:r>
-        <w:t>python</w:t>
-      </w:r>
-    </w:p>
-    <w:p>
-      <w:r>
-        <w:t>For LONG:  SL = Entry + (0.85 × Current_Profit)</w:t>
-      </w:r>
-    </w:p>
-    <w:p>
-      <w:r>
-        <w:t>For SHORT: SL = Entry - (0.85 × Current_Profit)</w:t>
-      </w:r>
-    </w:p>
-    <w:p>
-      <w:r>
-        <w:t>SL = ensure_safe_distance(SL, current_price, bb_width_pips, position_type, '3A')</w:t>
-      </w:r>
-    </w:p>
-    <w:p>
-      <w:r>
-        <w:rPr>
-          <w:b/>
-          <w:bCs/>
-        </w:rPr>
-        <w:t>TP:</w:t>
-      </w:r>
-      <w:r>
-        <w:t> REMOVED (set to 0.0) - Let winners run</w:t>
-      </w:r>
-    </w:p>
-    <w:p>
-      <w:pPr>
-        <w:rPr>
-          <w:b/>
-          <w:bCs/>
-        </w:rPr>
-      </w:pPr>
-      <w:r>
-        <w:rPr>
-          <w:b/>
-          <w:bCs/>
-        </w:rPr>
-        <w:t>5.8 STAGE_3B - Pure Trailing (0.90 ≤ Ratio &lt; 1.20)</w:t>
-      </w:r>
-    </w:p>
-    <w:p>
-      <w:r>
-        <w:rPr>
-          <w:b/>
-          <w:bCs/>
-        </w:rPr>
-        <w:t>Status:</w:t>
-      </w:r>
-      <w:r>
-        <w:t> Price beyond typical market range - switch to trailing</w:t>
-      </w:r>
-      <w:r>
-        <w:br/>
-      </w:r>
-      <w:r>
-        <w:rPr>
-          <w:b/>
-          <w:bCs/>
-        </w:rPr>
-        <w:t>SL:</w:t>
-      </w:r>
-      <w:r>
-        <w:t> Pure price-based trailing stop</w:t>
-      </w:r>
-    </w:p>
-    <w:p>
-      <w:r>
-        <w:t>python</w:t>
-      </w:r>
-    </w:p>
-    <w:p>
-      <w:r>
-        <w:t xml:space="preserve">For LONG:  SL = Current_Price - (0.03 × BB_Width)  </w:t>
-      </w:r>
-      <w:r>
-        <w:rPr>
-          <w:i/>
-          <w:iCs/>
-        </w:rPr>
-        <w:t># 3% trailing buffer</w:t>
-      </w:r>
-    </w:p>
-    <w:p>
-      <w:r>
-        <w:t>For SHORT: SL = Current_Price + (0.03 × BB_Width)</w:t>
-      </w:r>
-    </w:p>
-    <w:p>
-      <w:r>
-        <w:t>SL = ensure_safe_distance(SL, current_price, bb_width_pips, position_type, '3B')</w:t>
-      </w:r>
-    </w:p>
-    <w:p>
-      <w:r>
-        <w:rPr>
-          <w:b/>
-          <w:bCs/>
-        </w:rPr>
-        <w:t>TP:</w:t>
-      </w:r>
-      <w:r>
-        <w:t> Removed (let winners run)</w:t>
-      </w:r>
-    </w:p>
-    <w:p>
-      <w:pPr>
-        <w:rPr>
-          <w:b/>
-          <w:bCs/>
-        </w:rPr>
-      </w:pPr>
-      <w:r>
-        <w:rPr>
-          <w:b/>
-          <w:bCs/>
-        </w:rPr>
-        <w:t>5.9 STAGE_4 - Tight Trailing (1.20 ≤ Ratio &lt; 1.80)</w:t>
-      </w:r>
-    </w:p>
-    <w:p>
-      <w:r>
-        <w:rPr>
-          <w:b/>
-          <w:bCs/>
-        </w:rPr>
-        <w:t>Status:</w:t>
-      </w:r>
-      <w:r>
-        <w:t> Exceptional move beyond typical market range</w:t>
-      </w:r>
-      <w:r>
-        <w:br/>
-      </w:r>
-      <w:r>
-        <w:rPr>
-          <w:b/>
-          <w:bCs/>
-        </w:rPr>
-        <w:t>SL:</w:t>
-      </w:r>
-      <w:r>
-        <w:t> Tight price-based trailing stop</w:t>
-      </w:r>
-    </w:p>
-    <w:p>
-      <w:r>
-        <w:t>python</w:t>
-      </w:r>
-    </w:p>
-    <w:p>
-      <w:r>
-        <w:t xml:space="preserve">For LONG:  SL = Current_Price - (0.02 × BB_Width)  </w:t>
-      </w:r>
-      <w:r>
-        <w:rPr>
-          <w:i/>
-          <w:iCs/>
-        </w:rPr>
-        <w:t># 2% trailing buffer</w:t>
-      </w:r>
-    </w:p>
-    <w:p>
-      <w:r>
-        <w:t>For SHORT: SL = Current_Price + (0.02 × BB_Width)</w:t>
-      </w:r>
-    </w:p>
-    <w:p>
-      <w:r>
-        <w:lastRenderedPageBreak/>
-        <w:t>SL = ensure_safe_distance(SL, current_price, bb_width_pips, position_type, '4')</w:t>
-      </w:r>
-    </w:p>
-    <w:p>
-      <w:r>
-        <w:rPr>
-          <w:b/>
-          <w:bCs/>
-        </w:rPr>
-        <w:t>TP:</w:t>
-      </w:r>
-      <w:r>
-        <w:t> Removed (let winners run)</w:t>
-      </w:r>
-    </w:p>
-    <w:p>
-      <w:pPr>
-        <w:rPr>
-          <w:b/>
-          <w:bCs/>
-        </w:rPr>
-      </w:pPr>
-      <w:r>
-        <w:rPr>
-          <w:b/>
-          <w:bCs/>
-        </w:rPr>
-        <w:t>5.10 STAGE_5 - Ultra-Tight Trailing (Ratio ≥ 1.80)</w:t>
-      </w:r>
-    </w:p>
-    <w:p>
-      <w:r>
-        <w:rPr>
-          <w:b/>
-          <w:bCs/>
-        </w:rPr>
-        <w:t>Status:</w:t>
-      </w:r>
-      <w:r>
-        <w:t> Historical move capturing 180%+ of typical range</w:t>
-      </w:r>
-      <w:r>
-        <w:br/>
-      </w:r>
-      <w:r>
-        <w:rPr>
-          <w:b/>
-          <w:bCs/>
-        </w:rPr>
-        <w:t>SL:</w:t>
-      </w:r>
-      <w:r>
-        <w:t> Ultra-tight price-based trailing stop</w:t>
-      </w:r>
-    </w:p>
-    <w:p>
-      <w:r>
-        <w:t>python</w:t>
-      </w:r>
-    </w:p>
-    <w:p>
-      <w:r>
-        <w:t xml:space="preserve">For LONG:  SL = Current_Price - (0.015 × BB_Width)  </w:t>
-      </w:r>
-      <w:r>
-        <w:rPr>
-          <w:i/>
-          <w:iCs/>
-        </w:rPr>
-        <w:t># 1.5% trailing buffer</w:t>
-      </w:r>
-    </w:p>
-    <w:p>
-      <w:r>
-        <w:t>For SHORT: SL = Current_Price + (0.015 × BB_Width)</w:t>
-      </w:r>
-    </w:p>
-    <w:p>
-      <w:r>
-        <w:t>SL = ensure_safe_distance(SL, current_price, bb_width_pips, position_type, '5')</w:t>
-      </w:r>
-    </w:p>
-    <w:p>
-      <w:r>
-        <w:rPr>
-          <w:b/>
-          <w:bCs/>
-        </w:rPr>
-        <w:t>TP:</w:t>
-      </w:r>
-      <w:r>
-        <w:t> Removed (let winners run)</w:t>
-      </w:r>
-    </w:p>
-    <w:p>
-      <w:r>
-        <w:pict w14:anchorId="32040061">
-          <v:rect id="_x0000_i1141" style="width:0;height:.75pt" o:hralign="center" o:hrstd="t" o:hr="t" fillcolor="#a0a0a0" stroked="f"/>
-        </w:pict>
-      </w:r>
-    </w:p>
-    <w:p>
-      <w:pPr>
-        <w:rPr>
-          <w:b/>
-          <w:bCs/>
-        </w:rPr>
-      </w:pPr>
-      <w:r>
-        <w:rPr>
-          <w:b/>
-          <w:bCs/>
-        </w:rPr>
-        <w:t>6. Missing SL/TP Initialization with Safe Distance</w:t>
-      </w:r>
-    </w:p>
-    <w:p>
-      <w:r>
-        <w:rPr>
-          <w:i/>
-          <w:iCs/>
-        </w:rPr>
-        <w:t>(Remains largely unchanged - enhanced with stage-specific safe distance)</w:t>
-      </w:r>
-    </w:p>
-    <w:p>
-      <w:r>
-        <w:t>python</w:t>
-      </w:r>
-    </w:p>
-    <w:p>
-      <w:r>
-        <w:t>def initialize_missing_levels(position, current_stage, market_data):</w:t>
-      </w:r>
-    </w:p>
-    <w:p>
-      <w:r>
-        <w:t xml:space="preserve">    """</w:t>
-      </w:r>
-    </w:p>
-    <w:p>
-      <w:r>
-        <w:t xml:space="preserve">    Initialize missing SL/TP with enhanced safe distance protection</w:t>
-      </w:r>
-    </w:p>
-    <w:p>
-      <w:r>
-        <w:t xml:space="preserve">    """</w:t>
-      </w:r>
-    </w:p>
-    <w:p>
-      <w:r>
-        <w:t xml:space="preserve">    </w:t>
-      </w:r>
-      <w:r>
-        <w:rPr>
-          <w:i/>
-          <w:iCs/>
-        </w:rPr>
-        <w:t># Get current values</w:t>
-      </w:r>
-    </w:p>
-    <w:p>
-      <w:r>
-        <w:t xml:space="preserve">    current_price = position.current_price</w:t>
-      </w:r>
-    </w:p>
-    <w:p>
-      <w:r>
-        <w:t xml:space="preserve">    bb_width = market_data[position.symbol]['bb_width_pips']</w:t>
-      </w:r>
-    </w:p>
-    <w:p>
-      <w:r>
-        <w:t xml:space="preserve">    </w:t>
-      </w:r>
-    </w:p>
-    <w:p>
-      <w:r>
-        <w:t xml:space="preserve">    </w:t>
-      </w:r>
-      <w:r>
-        <w:rPr>
-          <w:i/>
-          <w:iCs/>
-        </w:rPr>
-        <w:t># Initialize SL if missing</w:t>
-      </w:r>
-    </w:p>
-    <w:p>
-      <w:r>
-        <w:t xml:space="preserve">    if is_sl_missing(position):</w:t>
-      </w:r>
-    </w:p>
-    <w:p>
-      <w:r>
-        <w:t xml:space="preserve">        new_sl = calculate_stage_sl(position, current_stage, market_data)</w:t>
-      </w:r>
-    </w:p>
-    <w:p>
-      <w:r>
-        <w:t xml:space="preserve">        </w:t>
-      </w:r>
-    </w:p>
-    <w:p>
-      <w:r>
-        <w:lastRenderedPageBreak/>
-        <w:t xml:space="preserve">        </w:t>
-      </w:r>
-      <w:r>
-        <w:rPr>
-          <w:i/>
-          <w:iCs/>
-        </w:rPr>
-        <w:t># Apply safe distance BEFORE setting with stage awareness</w:t>
-      </w:r>
-    </w:p>
-    <w:p>
-      <w:r>
-        <w:t xml:space="preserve">        new_sl = ensure_safe_distance(</w:t>
-      </w:r>
-    </w:p>
-    <w:p>
-      <w:r>
-        <w:t xml:space="preserve">            new_sl, current_price, bb_width, position.type, current_stage</w:t>
-      </w:r>
-    </w:p>
-    <w:p>
-      <w:r>
-        <w:t xml:space="preserve">        )</w:t>
-      </w:r>
-    </w:p>
-    <w:p>
-      <w:r>
-        <w:t xml:space="preserve">        </w:t>
-      </w:r>
-    </w:p>
-    <w:p>
-      <w:r>
-        <w:t xml:space="preserve">        set_position_sl(position.ticket, new_sl)</w:t>
-      </w:r>
-    </w:p>
-    <w:p>
-      <w:r>
-        <w:t xml:space="preserve">        log_initialization(f"SL initialized at stage {current_stage}")</w:t>
-      </w:r>
-    </w:p>
-    <w:p>
-      <w:r>
-        <w:t xml:space="preserve">    </w:t>
-      </w:r>
-    </w:p>
-    <w:p>
-      <w:r>
-        <w:t xml:space="preserve">    </w:t>
-      </w:r>
-      <w:r>
-        <w:rPr>
-          <w:i/>
-          <w:iCs/>
-        </w:rPr>
-        <w:t># Initialize TP if missing</w:t>
-      </w:r>
-    </w:p>
-    <w:p>
-      <w:r>
-        <w:t xml:space="preserve">    if is_tp_missing(position):</w:t>
-      </w:r>
-    </w:p>
-    <w:p>
-      <w:r>
-        <w:t xml:space="preserve">        if current_stage in ['0', '1', '1A', '2A', '2B', '2C']:</w:t>
-      </w:r>
-    </w:p>
-    <w:p>
-      <w:r>
-        <w:t xml:space="preserve">            new_tp = calculate_stage_tp(position, current_stage, market_data)</w:t>
-      </w:r>
-    </w:p>
-    <w:p>
-      <w:r>
-        <w:t xml:space="preserve">            set_position_tp(position.ticket, new_tp)</w:t>
-      </w:r>
-    </w:p>
-    <w:p>
-      <w:r>
-        <w:t xml:space="preserve">        else:</w:t>
-      </w:r>
-    </w:p>
-    <w:p>
-      <w:r>
-        <w:t xml:space="preserve">            </w:t>
-      </w:r>
-      <w:r>
-        <w:rPr>
-          <w:i/>
-          <w:iCs/>
-        </w:rPr>
-        <w:t># Stages 3A+ have TP removed</w:t>
-      </w:r>
-    </w:p>
-    <w:p>
-      <w:r>
-        <w:t xml:space="preserve">            set_position_tp(position.ticket, 0.0)</w:t>
-      </w:r>
-    </w:p>
-    <w:p>
-      <w:r>
-        <w:pict w14:anchorId="5E8F50A5">
-          <v:rect id="_x0000_i1142" style="width:0;height:.75pt" o:hralign="center" o:hrstd="t" o:hr="t" fillcolor="#a0a0a0" stroked="f"/>
-        </w:pict>
-      </w:r>
-    </w:p>
-    <w:p>
-      <w:pPr>
-        <w:rPr>
-          <w:b/>
-          <w:bCs/>
-        </w:rPr>
-      </w:pPr>
-      <w:r>
-        <w:rPr>
-          <w:b/>
-          <w:bCs/>
-        </w:rPr>
-        <w:t>7. System Operation &amp; Logging</w:t>
-      </w:r>
-    </w:p>
-    <w:p>
-      <w:r>
-        <w:rPr>
-          <w:i/>
-          <w:iCs/>
-        </w:rPr>
-        <w:t>(Enhanced with profit preservation logging)</w:t>
-      </w:r>
-    </w:p>
-    <w:p>
-      <w:pPr>
-        <w:rPr>
-          <w:b/>
-          <w:bCs/>
-        </w:rPr>
-      </w:pPr>
-      <w:r>
-        <w:rPr>
-          <w:b/>
-          <w:bCs/>
-        </w:rPr>
-        <w:t>7.2 Enhanced Output Format with Safety &amp; Profit Logs</w:t>
-      </w:r>
-    </w:p>
-    <w:p>
-      <w:r>
         <w:t>text</w:t>
       </w:r>
     </w:p>
@@ -3479,7 +3297,7 @@
         <w:t>🔄</w:t>
       </w:r>
       <w:r>
-        <w:t xml:space="preserve"> CYCLE #1 - 2024-01-15 04:00:00</w:t>
+        <w:t xml:space="preserve"> CYCLE #1 - 2024-01-15 04:00:00 - SURVIVOR'S EDITION</w:t>
       </w:r>
     </w:p>
     <w:p>
@@ -3507,6 +3325,292 @@
       </w:r>
       <w:r>
         <w:t xml:space="preserve"> Fetching open positions...</w:t>
+      </w:r>
+    </w:p>
+    <w:p>
+      <w:r>
+        <w:rPr>
+          <w:rFonts w:ascii="Segoe UI Emoji" w:hAnsi="Segoe UI Emoji" w:cs="Segoe UI Emoji"/>
+        </w:rPr>
+        <w:t>📈</w:t>
+      </w:r>
+      <w:r>
+        <w:t xml:space="preserve"> Found 103 open positions</w:t>
+      </w:r>
+    </w:p>
+    <w:p>
+      <w:r>
+        <w:rPr>
+          <w:rFonts w:ascii="Segoe UI Emoji" w:hAnsi="Segoe UI Emoji" w:cs="Segoe UI Emoji"/>
+        </w:rPr>
+        <w:t>💪</w:t>
+      </w:r>
+      <w:r>
+        <w:t xml:space="preserve"> CAPITAL RECOVERY STATUS: 42.5% recovered - "Halfway There - Significant Progress"</w:t>
+      </w:r>
+    </w:p>
+    <w:p>
+      <w:r>
+        <w:rPr>
+          <w:rFonts w:ascii="Segoe UI Emoji" w:hAnsi="Segoe UI Emoji" w:cs="Segoe UI Emoji"/>
+        </w:rPr>
+        <w:t>⚙️</w:t>
+      </w:r>
+      <w:r>
+        <w:t xml:space="preserve"> Calculating adjustments (Survivor's Protection: 25-75%)...</w:t>
+      </w:r>
+    </w:p>
+    <w:p>
+      <w:r>
+        <w:rPr>
+          <w:rFonts w:ascii="Segoe UI Emoji" w:hAnsi="Segoe UI Emoji" w:cs="Segoe UI Emoji"/>
+        </w:rPr>
+        <w:t>🛡️</w:t>
+      </w:r>
+      <w:r>
+        <w:t xml:space="preserve"> Applying safe distance validation...</w:t>
+      </w:r>
+    </w:p>
+    <w:p>
+      <w:r>
+        <w:rPr>
+          <w:rFonts w:ascii="Segoe UI Emoji" w:hAnsi="Segoe UI Emoji" w:cs="Segoe UI Emoji"/>
+        </w:rPr>
+        <w:t>💰</w:t>
+      </w:r>
+      <w:r>
+        <w:t xml:space="preserve"> Checking profit preservation...</w:t>
+      </w:r>
+    </w:p>
+    <w:p>
+      <w:r>
+        <w:rPr>
+          <w:rFonts w:ascii="Segoe UI Emoji" w:hAnsi="Segoe UI Emoji" w:cs="Segoe UI Emoji"/>
+        </w:rPr>
+        <w:t>🔄</w:t>
+      </w:r>
+      <w:r>
+        <w:t xml:space="preserve"> Applying adjustments...</w:t>
+      </w:r>
+    </w:p>
+    <w:p/>
+    <w:p>
+      <w:r>
+        <w:t>======================================================================</w:t>
+      </w:r>
+    </w:p>
+    <w:p>
+      <w:r>
+        <w:rPr>
+          <w:rFonts w:ascii="Segoe UI Emoji" w:hAnsi="Segoe UI Emoji" w:cs="Segoe UI Emoji"/>
+        </w:rPr>
+        <w:t>📊</w:t>
+      </w:r>
+      <w:r>
+        <w:t xml:space="preserve"> CYCLE SUMMARY</w:t>
+      </w:r>
+    </w:p>
+    <w:p>
+      <w:r>
+        <w:t>======================================================================</w:t>
+      </w:r>
+    </w:p>
+    <w:p>
+      <w:r>
+        <w:t xml:space="preserve">   Cycle: #1</w:t>
+      </w:r>
+    </w:p>
+    <w:p>
+      <w:r>
+        <w:t xml:space="preserve">   Duration: 8.50 seconds</w:t>
+      </w:r>
+    </w:p>
+    <w:p>
+      <w:r>
+        <w:t xml:space="preserve">   Positions checked: 103</w:t>
+      </w:r>
+    </w:p>
+    <w:p>
+      <w:r>
+        <w:t xml:space="preserve">   Updates needed: 41</w:t>
+      </w:r>
+    </w:p>
+    <w:p>
+      <w:r>
+        <w:t xml:space="preserve">   Successful updates: 38</w:t>
+      </w:r>
+    </w:p>
+    <w:p>
+      <w:r>
+        <w:t xml:space="preserve">   Safe adjustments: 3</w:t>
+      </w:r>
+    </w:p>
+    <w:p>
+      <w:r>
+        <w:t xml:space="preserve">   Profit preservation decisions: 2</w:t>
+      </w:r>
+    </w:p>
+    <w:p/>
+    <w:p>
+      <w:r>
+        <w:t xml:space="preserve">   </w:t>
+      </w:r>
+      <w:r>
+        <w:rPr>
+          <w:rFonts w:ascii="Segoe UI Emoji" w:hAnsi="Segoe UI Emoji" w:cs="Segoe UI Emoji"/>
+        </w:rPr>
+        <w:t>📈</w:t>
+      </w:r>
+      <w:r>
+        <w:t xml:space="preserve"> SURVIVOR'S 10-STAGE DISTRIBUTION:</w:t>
+      </w:r>
+    </w:p>
+    <w:p>
+      <w:r>
+        <w:lastRenderedPageBreak/>
+        <w:t xml:space="preserve">      STAGE_0:  2 positions (1.9%)</w:t>
+      </w:r>
+    </w:p>
+    <w:p>
+      <w:r>
+        <w:t xml:space="preserve">      STAGE_1:  4 positions (3.9%)   [25% protection]</w:t>
+      </w:r>
+    </w:p>
+    <w:p>
+      <w:r>
+        <w:t xml:space="preserve">      STAGE_1A: 6 positions (5.8%)   [40% protection]</w:t>
+      </w:r>
+    </w:p>
+    <w:p>
+      <w:r>
+        <w:t xml:space="preserve">      STAGE_2A: 18 positions (17.5%) [50% protection]</w:t>
+      </w:r>
+    </w:p>
+    <w:p>
+      <w:r>
+        <w:t xml:space="preserve">      STAGE_2B: 14 positions (13.6%) [60% protection]</w:t>
+      </w:r>
+    </w:p>
+    <w:p>
+      <w:r>
+        <w:t xml:space="preserve">      STAGE_2C: 12 positions (11.7%) [70% protection]</w:t>
+      </w:r>
+    </w:p>
+    <w:p>
+      <w:r>
+        <w:t xml:space="preserve">      STAGE_3A: 8 positions (7.8%)   [75% protection]</w:t>
+      </w:r>
+    </w:p>
+    <w:p>
+      <w:r>
+        <w:t xml:space="preserve">      STAGE_3B: 5 positions (4.9%)</w:t>
+      </w:r>
+    </w:p>
+    <w:p>
+      <w:r>
+        <w:t xml:space="preserve">      STAGE_4:  3 positions (2.9%)</w:t>
+      </w:r>
+    </w:p>
+    <w:p>
+      <w:r>
+        <w:t xml:space="preserve">      STAGE_5:  1 position  (1.0%)</w:t>
+      </w:r>
+    </w:p>
+    <w:p/>
+    <w:p>
+      <w:r>
+        <w:t xml:space="preserve">   </w:t>
+      </w:r>
+      <w:r>
+        <w:rPr>
+          <w:rFonts w:ascii="Segoe UI Emoji" w:hAnsi="Segoe UI Emoji" w:cs="Segoe UI Emoji"/>
+        </w:rPr>
+        <w:t>💰</w:t>
+      </w:r>
+      <w:r>
+        <w:t xml:space="preserve"> CAPITAL RECOVERY PROGRESS:</w:t>
+      </w:r>
+    </w:p>
+    <w:p>
+      <w:r>
+        <w:t xml:space="preserve">      Current: $12,125 (42.5% recovered)</w:t>
+      </w:r>
+    </w:p>
+    <w:p>
+      <w:r>
+        <w:t xml:space="preserve">      Next Milestone: 50% recovery ($12,500)</w:t>
+      </w:r>
+    </w:p>
+    <w:p>
+      <w:r>
+        <w:t xml:space="preserve">      Progress to next: 15.0%</w:t>
+      </w:r>
+    </w:p>
+    <w:p>
+      <w:r>
+        <w:t xml:space="preserve">      Today's Contribution: +$325</w:t>
+      </w:r>
+    </w:p>
+    <w:p/>
+    <w:p>
+      <w:r>
+        <w:t xml:space="preserve">   </w:t>
+      </w:r>
+      <w:r>
+        <w:rPr>
+          <w:rFonts w:ascii="Segoe UI Emoji" w:hAnsi="Segoe UI Emoji" w:cs="Segoe UI Emoji"/>
+        </w:rPr>
+        <w:t>🛡️</w:t>
+      </w:r>
+      <w:r>
+        <w:t xml:space="preserve"> SAFETY ADJUSTMENTS (Survivor's Rules):</w:t>
+      </w:r>
+    </w:p>
+    <w:p>
+      <w:r>
+        <w:t xml:space="preserve">      EURUSD#12345: SL adjusted DOWN by 3.2 pips</w:t>
+      </w:r>
+    </w:p>
+    <w:p>
+      <w:r>
+        <w:t xml:space="preserve">      XAUUSD#67890: SL adjusted UP by 2.8 pips</w:t>
+      </w:r>
+    </w:p>
+    <w:p>
+      <w:r>
+        <w:t xml:space="preserve">      BTCUSD#54321: Adjustment REJECTED (would give back 6.3 pips &gt; 5% max)</w:t>
+      </w:r>
+    </w:p>
+    <w:p/>
+    <w:p>
+      <w:r>
+        <w:t xml:space="preserve">   </w:t>
+      </w:r>
+      <w:r>
+        <w:rPr>
+          <w:rFonts w:ascii="Segoe UI Emoji" w:hAnsi="Segoe UI Emoji" w:cs="Segoe UI Emoji"/>
+        </w:rPr>
+        <w:t>⚠️</w:t>
+      </w:r>
+      <w:r>
+        <w:t xml:space="preserve"> ERRORS:</w:t>
+      </w:r>
+    </w:p>
+    <w:p>
+      <w:r>
+        <w:t xml:space="preserve">      No change: 3 positions</w:t>
+      </w:r>
+    </w:p>
+    <w:p/>
+    <w:p>
+      <w:r>
+        <w:rPr>
+          <w:rFonts w:ascii="Segoe UI Emoji" w:hAnsi="Segoe UI Emoji" w:cs="Segoe UI Emoji"/>
+        </w:rPr>
+        <w:t>📝</w:t>
+      </w:r>
+      <w:r>
+        <w:t xml:space="preserve"> Cycle log saved: logs/cycle_20240115_040005.json</w:t>
       </w:r>
     </w:p>
     <w:p>
@@ -3518,278 +3622,12 @@
         <w:t>📈</w:t>
       </w:r>
       <w:r>
-        <w:t xml:space="preserve"> Found 103 open positions</w:t>
-      </w:r>
-    </w:p>
-    <w:p>
-      <w:r>
-        <w:rPr>
-          <w:rFonts w:ascii="Segoe UI Emoji" w:hAnsi="Segoe UI Emoji" w:cs="Segoe UI Emoji"/>
-        </w:rPr>
-        <w:t>⚙️</w:t>
-      </w:r>
-      <w:r>
-        <w:t xml:space="preserve"> Calculating adjustments...</w:t>
-      </w:r>
-    </w:p>
-    <w:p>
-      <w:r>
-        <w:rPr>
-          <w:rFonts w:ascii="Segoe UI Emoji" w:hAnsi="Segoe UI Emoji" w:cs="Segoe UI Emoji"/>
-        </w:rPr>
-        <w:t>🛡️</w:t>
-      </w:r>
-      <w:r>
-        <w:t xml:space="preserve"> Applying safe distance validation...</w:t>
-      </w:r>
-    </w:p>
-    <w:p>
-      <w:r>
-        <w:rPr>
-          <w:rFonts w:ascii="Segoe UI Emoji" w:hAnsi="Segoe UI Emoji" w:cs="Segoe UI Emoji"/>
-        </w:rPr>
-        <w:t>💰</w:t>
-      </w:r>
-      <w:r>
-        <w:t xml:space="preserve"> Checking profit preservation...</w:t>
-      </w:r>
-    </w:p>
-    <w:p>
-      <w:r>
-        <w:rPr>
-          <w:rFonts w:ascii="Segoe UI Emoji" w:hAnsi="Segoe UI Emoji" w:cs="Segoe UI Emoji"/>
-        </w:rPr>
-        <w:t>🔄</w:t>
-      </w:r>
-      <w:r>
-        <w:t xml:space="preserve"> Applying adjustments...</w:t>
-      </w:r>
-    </w:p>
-    <w:p/>
+        <w:t xml:space="preserve"> Recovery tracker updated: state/recovery_tracker.json</w:t>
+      </w:r>
+    </w:p>
     <w:p>
       <w:r>
         <w:t>======================================================================</w:t>
-      </w:r>
-    </w:p>
-    <w:p>
-      <w:r>
-        <w:rPr>
-          <w:rFonts w:ascii="Segoe UI Emoji" w:hAnsi="Segoe UI Emoji" w:cs="Segoe UI Emoji"/>
-        </w:rPr>
-        <w:t>📊</w:t>
-      </w:r>
-      <w:r>
-        <w:t xml:space="preserve"> CYCLE SUMMARY</w:t>
-      </w:r>
-    </w:p>
-    <w:p>
-      <w:r>
-        <w:t>======================================================================</w:t>
-      </w:r>
-    </w:p>
-    <w:p>
-      <w:r>
-        <w:t xml:space="preserve">   Cycle: #1</w:t>
-      </w:r>
-    </w:p>
-    <w:p>
-      <w:r>
-        <w:t xml:space="preserve">   Duration: 8.50 seconds</w:t>
-      </w:r>
-    </w:p>
-    <w:p>
-      <w:r>
-        <w:t xml:space="preserve">   Positions checked: 103</w:t>
-      </w:r>
-    </w:p>
-    <w:p>
-      <w:r>
-        <w:t xml:space="preserve">   Updates needed: 41</w:t>
-      </w:r>
-    </w:p>
-    <w:p>
-      <w:r>
-        <w:t xml:space="preserve">   Successful updates: 38</w:t>
-      </w:r>
-    </w:p>
-    <w:p>
-      <w:r>
-        <w:t xml:space="preserve">   Safe adjustments: 3</w:t>
-      </w:r>
-    </w:p>
-    <w:p>
-      <w:r>
-        <w:t xml:space="preserve">   Profit preservation decisions: 2</w:t>
-      </w:r>
-    </w:p>
-    <w:p>
-      <w:r>
-        <w:t xml:space="preserve">   Stage transitions: 12</w:t>
-      </w:r>
-    </w:p>
-    <w:p/>
-    <w:p>
-      <w:r>
-        <w:t xml:space="preserve">   </w:t>
-      </w:r>
-      <w:r>
-        <w:rPr>
-          <w:rFonts w:ascii="Segoe UI Emoji" w:hAnsi="Segoe UI Emoji" w:cs="Segoe UI Emoji"/>
-        </w:rPr>
-        <w:t>📈</w:t>
-      </w:r>
-      <w:r>
-        <w:t xml:space="preserve"> 10-STAGE DISTRIBUTION:</w:t>
-      </w:r>
-    </w:p>
-    <w:p>
-      <w:r>
-        <w:t xml:space="preserve">      STAGE_0:  2 positions (1.9%)</w:t>
-      </w:r>
-    </w:p>
-    <w:p>
-      <w:r>
-        <w:t xml:space="preserve">      STAGE_1:  4 positions (3.9%)</w:t>
-      </w:r>
-    </w:p>
-    <w:p>
-      <w:r>
-        <w:t xml:space="preserve">      STAGE_1A: 6 positions (5.8%)</w:t>
-      </w:r>
-    </w:p>
-    <w:p>
-      <w:r>
-        <w:t xml:space="preserve">      STAGE_2A: 18 positions (17.5%)</w:t>
-      </w:r>
-    </w:p>
-    <w:p>
-      <w:r>
-        <w:t xml:space="preserve">      STAGE_2B: 14 positions (13.6%)</w:t>
-      </w:r>
-    </w:p>
-    <w:p>
-      <w:r>
-        <w:t xml:space="preserve">      STAGE_2C: 12 positions (11.7%)</w:t>
-      </w:r>
-    </w:p>
-    <w:p>
-      <w:r>
-        <w:lastRenderedPageBreak/>
-        <w:t xml:space="preserve">      STAGE_3A: 8 positions (7.8%)</w:t>
-      </w:r>
-    </w:p>
-    <w:p>
-      <w:r>
-        <w:t xml:space="preserve">      STAGE_3B: 5 positions (4.9%)</w:t>
-      </w:r>
-    </w:p>
-    <w:p>
-      <w:r>
-        <w:t xml:space="preserve">      STAGE_4:  3 positions (2.9%)</w:t>
-      </w:r>
-    </w:p>
-    <w:p>
-      <w:r>
-        <w:t xml:space="preserve">      STAGE_5:  1 position  (1.0%)</w:t>
-      </w:r>
-    </w:p>
-    <w:p/>
-    <w:p>
-      <w:r>
-        <w:t xml:space="preserve">   </w:t>
-      </w:r>
-      <w:r>
-        <w:rPr>
-          <w:rFonts w:ascii="Segoe UI Emoji" w:hAnsi="Segoe UI Emoji" w:cs="Segoe UI Emoji"/>
-        </w:rPr>
-        <w:t>🛡️</w:t>
-      </w:r>
-      <w:r>
-        <w:t xml:space="preserve"> SAFETY ADJUSTMENTS:</w:t>
-      </w:r>
-    </w:p>
-    <w:p>
-      <w:r>
-        <w:t xml:space="preserve">      EURUSD#12345: SL adjusted DOWN by 3.2 pips (Stage 3B)</w:t>
-      </w:r>
-    </w:p>
-    <w:p>
-      <w:r>
-        <w:t xml:space="preserve">      XAUUSD#67890: SL adjusted UP by 2.8 pips (Stage 2C)</w:t>
-      </w:r>
-    </w:p>
-    <w:p>
-      <w:r>
-        <w:t xml:space="preserve">      BTCUSD#54321: SL adjusted DOWN by 5.1 pips (Stage 5)</w:t>
-      </w:r>
-    </w:p>
-    <w:p/>
-    <w:p>
-      <w:r>
-        <w:t xml:space="preserve">   </w:t>
-      </w:r>
-      <w:r>
-        <w:rPr>
-          <w:rFonts w:ascii="Segoe UI Emoji" w:hAnsi="Segoe UI Emoji" w:cs="Segoe UI Emoji"/>
-        </w:rPr>
-        <w:t>💰</w:t>
-      </w:r>
-      <w:r>
-        <w:t xml:space="preserve"> PROFIT PRESERVATION:</w:t>
-      </w:r>
-    </w:p>
-    <w:p>
-      <w:r>
-        <w:t xml:space="preserve">      GBPUSD#23456: Safety adjustment rejected (would give back 15.3 pips profit)</w:t>
-      </w:r>
-    </w:p>
-    <w:p>
-      <w:r>
-        <w:t xml:space="preserve">      AUDUSD#78901: Safety adjustment rejected (would give back 8.7 pips profit)</w:t>
-      </w:r>
-    </w:p>
-    <w:p/>
-    <w:p>
-      <w:r>
-        <w:t xml:space="preserve">   </w:t>
-      </w:r>
-      <w:r>
-        <w:rPr>
-          <w:rFonts w:ascii="Segoe UI Emoji" w:hAnsi="Segoe UI Emoji" w:cs="Segoe UI Emoji"/>
-        </w:rPr>
-        <w:t>⚠️</w:t>
-      </w:r>
-      <w:r>
-        <w:t xml:space="preserve"> ERRORS:</w:t>
-      </w:r>
-    </w:p>
-    <w:p>
-      <w:r>
-        <w:t xml:space="preserve">      No change: 3 positions</w:t>
-      </w:r>
-    </w:p>
-    <w:p/>
-    <w:p>
-      <w:r>
-        <w:rPr>
-          <w:rFonts w:ascii="Segoe UI Emoji" w:hAnsi="Segoe UI Emoji" w:cs="Segoe UI Emoji"/>
-        </w:rPr>
-        <w:t>📝</w:t>
-      </w:r>
-      <w:r>
-        <w:t xml:space="preserve"> Cycle log saved: logs/cycle_20240115_040005.json</w:t>
-      </w:r>
-    </w:p>
-    <w:p>
-      <w:r>
-        <w:t>======================================================================</w:t>
-      </w:r>
-    </w:p>
-    <w:p>
-      <w:r>
-        <w:pict w14:anchorId="3B15A7C1">
-          <v:rect id="_x0000_i1143" style="width:0;height:.75pt" o:hralign="center" o:hrstd="t" o:hr="t" fillcolor="#a0a0a0" stroked="f"/>
-        </w:pict>
       </w:r>
     </w:p>
     <w:p>
@@ -3804,828 +3642,14 @@
           <w:b/>
           <w:bCs/>
         </w:rPr>
-        <w:t>8. Enhanced Error Handling &amp; Validation</w:t>
-      </w:r>
-    </w:p>
-    <w:p>
-      <w:r>
-        <w:rPr>
-          <w:i/>
-          <w:iCs/>
-        </w:rPr>
-        <w:t>(Enhanced with profit preservation logic)</w:t>
-      </w:r>
-    </w:p>
-    <w:p>
-      <w:r>
-        <w:t>python</w:t>
-      </w:r>
-    </w:p>
-    <w:p>
-      <w:r>
-        <w:t>def validate_stop_levels(position, new_sl, new_tp, market_data, stage):</w:t>
-      </w:r>
-    </w:p>
-    <w:p>
-      <w:r>
-        <w:t xml:space="preserve">    """</w:t>
-      </w:r>
-    </w:p>
-    <w:p>
-      <w:r>
-        <w:t xml:space="preserve">    Multi-layer validation with profit preservation</w:t>
-      </w:r>
-    </w:p>
-    <w:p>
-      <w:r>
-        <w:lastRenderedPageBreak/>
-        <w:t xml:space="preserve">    """</w:t>
-      </w:r>
-    </w:p>
-    <w:p>
-      <w:r>
-        <w:t xml:space="preserve">    errors = []</w:t>
-      </w:r>
-    </w:p>
-    <w:p>
-      <w:r>
-        <w:t xml:space="preserve">    warnings = []</w:t>
-      </w:r>
-    </w:p>
-    <w:p>
-      <w:r>
-        <w:t xml:space="preserve">    </w:t>
-      </w:r>
-    </w:p>
-    <w:p>
-      <w:r>
-        <w:t xml:space="preserve">    </w:t>
-      </w:r>
-      <w:r>
-        <w:rPr>
-          <w:i/>
-          <w:iCs/>
-        </w:rPr>
-        <w:t># 1. Safe distance validation with profit check</w:t>
-      </w:r>
-    </w:p>
-    <w:p>
-      <w:r>
-        <w:t xml:space="preserve">    safe_sl = ensure_safe_distance(new_sl, position.current_price, </w:t>
-      </w:r>
-    </w:p>
-    <w:p>
-      <w:r>
-        <w:t xml:space="preserve">                                   market_data.bb_width, position.type, stage)</w:t>
-      </w:r>
-    </w:p>
-    <w:p>
-      <w:r>
-        <w:t xml:space="preserve">    </w:t>
-      </w:r>
-    </w:p>
-    <w:p>
-      <w:r>
-        <w:t xml:space="preserve">    if safe_sl != new_sl:</w:t>
-      </w:r>
-    </w:p>
-    <w:p>
-      <w:r>
-        <w:t xml:space="preserve">        adjustment_pips = abs(new_sl - safe_sl) / position.pip_size</w:t>
-      </w:r>
-    </w:p>
-    <w:p>
-      <w:r>
-        <w:t xml:space="preserve">        current_profit_pips = get_position_profit_pips(position)</w:t>
-      </w:r>
-    </w:p>
-    <w:p>
-      <w:r>
-        <w:t xml:space="preserve">        </w:t>
-      </w:r>
-    </w:p>
-    <w:p>
-      <w:r>
-        <w:t xml:space="preserve">        if adjustment_pips &gt; (current_profit_pips * 0.10):</w:t>
-      </w:r>
-    </w:p>
-    <w:p>
-      <w:r>
-        <w:t xml:space="preserve">            warnings.append(f"Safety would give back {adjustment_pips:.1f} pips (&gt;10% profit)")</w:t>
-      </w:r>
-    </w:p>
-    <w:p>
-      <w:r>
-        <w:t xml:space="preserve">            </w:t>
-      </w:r>
-      <w:r>
-        <w:rPr>
-          <w:i/>
-          <w:iCs/>
-        </w:rPr>
-        <w:t># Keep current SL instead</w:t>
-      </w:r>
-    </w:p>
-    <w:p>
-      <w:r>
-        <w:t xml:space="preserve">            safe_sl = position.current_sl</w:t>
-      </w:r>
-    </w:p>
-    <w:p>
-      <w:r>
-        <w:t xml:space="preserve">    </w:t>
-      </w:r>
-    </w:p>
-    <w:p>
-      <w:r>
-        <w:t xml:space="preserve">    </w:t>
-      </w:r>
-      <w:r>
-        <w:rPr>
-          <w:i/>
-          <w:iCs/>
-        </w:rPr>
-        <w:t># 2. Direction validation</w:t>
-      </w:r>
-    </w:p>
-    <w:p>
-      <w:r>
-        <w:t xml:space="preserve">    if position.type == BUY:</w:t>
-      </w:r>
-    </w:p>
-    <w:p>
-      <w:r>
-        <w:t xml:space="preserve">        if safe_sl &gt;= position.current_price:</w:t>
-      </w:r>
-    </w:p>
-    <w:p>
-      <w:r>
-        <w:t xml:space="preserve">            errors.append("SL above current price for BUY")</w:t>
-      </w:r>
-    </w:p>
-    <w:p>
-      <w:r>
-        <w:t xml:space="preserve">            safe_sl = position.current_price - (10 * position.pip_size)</w:t>
-      </w:r>
-    </w:p>
-    <w:p>
-      <w:r>
-        <w:t xml:space="preserve">        </w:t>
-      </w:r>
-    </w:p>
-    <w:p>
-      <w:r>
-        <w:t xml:space="preserve">        if new_tp != 0 and new_tp &lt;= position.current_price:</w:t>
-      </w:r>
-    </w:p>
-    <w:p>
-      <w:r>
-        <w:t xml:space="preserve">            errors.append("TP below current price for BUY")</w:t>
-      </w:r>
-    </w:p>
-    <w:p>
-      <w:r>
-        <w:t xml:space="preserve">            new_tp = position.current_price + (10 * position.pip_size)</w:t>
-      </w:r>
-    </w:p>
-    <w:p>
-      <w:r>
-        <w:lastRenderedPageBreak/>
-        <w:t xml:space="preserve">    </w:t>
-      </w:r>
-    </w:p>
-    <w:p>
-      <w:r>
-        <w:t xml:space="preserve">    </w:t>
-      </w:r>
-      <w:r>
-        <w:rPr>
-          <w:i/>
-          <w:iCs/>
-        </w:rPr>
-        <w:t># 3. Never move SL against the position (except for safety)</w:t>
-      </w:r>
-    </w:p>
-    <w:p>
-      <w:r>
-        <w:t xml:space="preserve">    if position.type == BUY and safe_sl &lt; position.current_sl:</w:t>
-      </w:r>
-    </w:p>
-    <w:p>
-      <w:r>
-        <w:t xml:space="preserve">        warnings.append(f"SL moved down from {position.current_sl} to {safe_sl}")</w:t>
-      </w:r>
-    </w:p>
-    <w:p>
-      <w:r>
-        <w:t xml:space="preserve">    </w:t>
-      </w:r>
-    </w:p>
-    <w:p>
-      <w:r>
-        <w:t xml:space="preserve">    return safe_sl, new_tp, errors, warnings</w:t>
-      </w:r>
-    </w:p>
-    <w:p>
-      <w:r>
-        <w:pict w14:anchorId="48D15A79">
-          <v:rect id="_x0000_i1144" style="width:0;height:.75pt" o:hralign="center" o:hrstd="t" o:hr="t" fillcolor="#a0a0a0" stroked="f"/>
-        </w:pict>
-      </w:r>
-    </w:p>
-    <w:p>
-      <w:pPr>
-        <w:rPr>
-          <w:b/>
-          <w:bCs/>
-        </w:rPr>
-      </w:pPr>
-      <w:r>
-        <w:rPr>
-          <w:b/>
-          <w:bCs/>
-        </w:rPr>
-        <w:t>9. Performance &amp; Scalability</w:t>
-      </w:r>
-    </w:p>
-    <w:p>
-      <w:r>
-        <w:t>*(Remains unchanged - optimized for 500+ positions)*</w:t>
-      </w:r>
-    </w:p>
-    <w:p>
-      <w:r>
-        <w:pict w14:anchorId="2288B91D">
-          <v:rect id="_x0000_i1145" style="width:0;height:.75pt" o:hralign="center" o:hrstd="t" o:hr="t" fillcolor="#a0a0a0" stroked="f"/>
-        </w:pict>
-      </w:r>
-    </w:p>
-    <w:p>
-      <w:pPr>
-        <w:rPr>
-          <w:b/>
-          <w:bCs/>
-        </w:rPr>
-      </w:pPr>
-      <w:r>
-        <w:rPr>
-          <w:b/>
-          <w:bCs/>
-        </w:rPr>
-        <w:t>10. Configuration &amp; Deployment</w:t>
-      </w:r>
-    </w:p>
-    <w:p>
-      <w:pPr>
-        <w:rPr>
-          <w:b/>
-          <w:bCs/>
-        </w:rPr>
-      </w:pPr>
-      <w:r>
-        <w:rPr>
-          <w:b/>
-          <w:bCs/>
-        </w:rPr>
-        <w:t>10.1 Enhanced Configuration</w:t>
-      </w:r>
-    </w:p>
-    <w:p>
-      <w:r>
-        <w:t>python</w:t>
-      </w:r>
-    </w:p>
-    <w:p>
-      <w:r>
-        <w:rPr>
-          <w:i/>
-          <w:iCs/>
-        </w:rPr>
-        <w:t># config.py</w:t>
-      </w:r>
-    </w:p>
-    <w:p>
-      <w:r>
-        <w:t>MT5_LOGIN = 12345678</w:t>
-      </w:r>
-    </w:p>
-    <w:p>
-      <w:r>
-        <w:t>MT5_PASSWORD = "your_password"</w:t>
-      </w:r>
-    </w:p>
-    <w:p>
-      <w:r>
-        <w:t>MT5_SERVER = "your_broker_server"</w:t>
-      </w:r>
-    </w:p>
-    <w:p/>
-    <w:p>
-      <w:r>
-        <w:rPr>
-          <w:i/>
-          <w:iCs/>
-        </w:rPr>
-        <w:t># Paths</w:t>
-      </w:r>
-    </w:p>
-    <w:p>
-      <w:r>
-        <w:t>DATA_PATH = "/path/to/marketdata_PERIOD_H4.json"</w:t>
-      </w:r>
-    </w:p>
-    <w:p>
-      <w:r>
-        <w:t>LOG_PATH = "logs"</w:t>
-      </w:r>
-    </w:p>
-    <w:p>
-      <w:r>
-        <w:t>STATE_PATH = "state/confirmed_stages.json"</w:t>
-      </w:r>
-    </w:p>
-    <w:p/>
-    <w:p>
-      <w:r>
-        <w:rPr>
-          <w:i/>
-          <w:iCs/>
-        </w:rPr>
-        <w:t># Stage Configuration</w:t>
-      </w:r>
-    </w:p>
-    <w:p>
-      <w:r>
-        <w:t>STAGE_HYSTERESIS = {</w:t>
-      </w:r>
-    </w:p>
-    <w:p>
-      <w:r>
-        <w:t xml:space="preserve">    'up_buffer': 0.02,</w:t>
-      </w:r>
-    </w:p>
-    <w:p>
-      <w:r>
-        <w:lastRenderedPageBreak/>
-        <w:t xml:space="preserve">    'down_buffer': 0.03,</w:t>
-      </w:r>
-    </w:p>
-    <w:p>
-      <w:r>
-        <w:t xml:space="preserve">    'min_stage_time': 2</w:t>
-      </w:r>
-    </w:p>
-    <w:p>
-      <w:r>
-        <w:t>}</w:t>
-      </w:r>
-    </w:p>
-    <w:p/>
-    <w:p>
-      <w:r>
-        <w:rPr>
-          <w:i/>
-          <w:iCs/>
-        </w:rPr>
-        <w:t># Enhanced Safe Distance Configuration</w:t>
-      </w:r>
-    </w:p>
-    <w:p>
-      <w:r>
-        <w:t>SAFE_DISTANCE = {</w:t>
-      </w:r>
-    </w:p>
-    <w:p>
-      <w:r>
-        <w:t xml:space="preserve">    'min_pips': 10,</w:t>
-      </w:r>
-    </w:p>
-    <w:p>
-      <w:r>
-        <w:t xml:space="preserve">    'bb_percentage': 0.08,</w:t>
-      </w:r>
-    </w:p>
-    <w:p>
-      <w:r>
-        <w:t xml:space="preserve">    'spread_multiplier': 2.0,</w:t>
-      </w:r>
-    </w:p>
-    <w:p>
-      <w:r>
-        <w:t xml:space="preserve">    'max_profit_giveback': 0.10,  </w:t>
-      </w:r>
-      <w:r>
-        <w:rPr>
-          <w:i/>
-          <w:iCs/>
-        </w:rPr>
-        <w:t># Max 10% profit giveback for safety</w:t>
-      </w:r>
-    </w:p>
-    <w:p>
-      <w:r>
-        <w:t xml:space="preserve">    'stage_specific_mins': {</w:t>
-      </w:r>
-    </w:p>
-    <w:p>
-      <w:r>
-        <w:t xml:space="preserve">        '0': 30, '1': 25, '1A': 20, '2A': 15, '2B': 12,</w:t>
-      </w:r>
-    </w:p>
-    <w:p>
-      <w:r>
-        <w:t xml:space="preserve">        '2C': 10, '3A': 8, '3B': 6, '4': 5, '5': 5</w:t>
-      </w:r>
-    </w:p>
-    <w:p>
-      <w:r>
-        <w:t xml:space="preserve">    }</w:t>
-      </w:r>
-    </w:p>
-    <w:p>
-      <w:r>
-        <w:t>}</w:t>
-      </w:r>
-    </w:p>
-    <w:p/>
-    <w:p>
-      <w:r>
-        <w:rPr>
-          <w:i/>
-          <w:iCs/>
-        </w:rPr>
-        <w:t># Stage-specific protection ratios</w:t>
-      </w:r>
-    </w:p>
-    <w:p>
-      <w:r>
-        <w:t>STAGE_PROTECTION_RATIOS = {</w:t>
-      </w:r>
-    </w:p>
-    <w:p>
-      <w:r>
-        <w:t xml:space="preserve">    '0': 0.0,    </w:t>
-      </w:r>
-      <w:r>
-        <w:rPr>
-          <w:i/>
-          <w:iCs/>
-        </w:rPr>
-        <w:t># Static 30 pips</w:t>
-      </w:r>
-    </w:p>
-    <w:p>
-      <w:r>
-        <w:t xml:space="preserve">    '1': 0.40,   </w:t>
-      </w:r>
-      <w:r>
-        <w:rPr>
-          <w:i/>
-          <w:iCs/>
-        </w:rPr>
-        <w:t># 40% profit protection</w:t>
-      </w:r>
-    </w:p>
-    <w:p>
-      <w:r>
-        <w:t xml:space="preserve">    '1A': 0.55,  </w:t>
-      </w:r>
-      <w:r>
-        <w:rPr>
-          <w:i/>
-          <w:iCs/>
-        </w:rPr>
-        <w:t># 55% profit protection</w:t>
-      </w:r>
-    </w:p>
-    <w:p>
-      <w:r>
-        <w:t xml:space="preserve">    '2A': 0.65,  </w:t>
-      </w:r>
-      <w:r>
-        <w:rPr>
-          <w:i/>
-          <w:iCs/>
-        </w:rPr>
-        <w:t># 65% profit protection</w:t>
-      </w:r>
-    </w:p>
-    <w:p>
-      <w:r>
-        <w:t xml:space="preserve">    '2B': 0.75,  </w:t>
-      </w:r>
-      <w:r>
-        <w:rPr>
-          <w:i/>
-          <w:iCs/>
-        </w:rPr>
-        <w:t># 75% profit protection</w:t>
-      </w:r>
-    </w:p>
-    <w:p>
-      <w:r>
-        <w:t xml:space="preserve">    '2C': 0.80,  </w:t>
-      </w:r>
-      <w:r>
-        <w:rPr>
-          <w:i/>
-          <w:iCs/>
-        </w:rPr>
-        <w:t># 80% profit protection</w:t>
-      </w:r>
-    </w:p>
-    <w:p>
-      <w:r>
-        <w:t xml:space="preserve">    '3A': 0.85,  </w:t>
-      </w:r>
-      <w:r>
-        <w:rPr>
-          <w:i/>
-          <w:iCs/>
-        </w:rPr>
-        <w:t># 85% profit protection</w:t>
-      </w:r>
-    </w:p>
-    <w:p>
-      <w:r>
-        <w:t xml:space="preserve">    '3B': 0.03,  </w:t>
-      </w:r>
-      <w:r>
-        <w:rPr>
-          <w:i/>
-          <w:iCs/>
-        </w:rPr>
-        <w:t># 3% price trailing</w:t>
-      </w:r>
-    </w:p>
-    <w:p>
-      <w:r>
-        <w:lastRenderedPageBreak/>
-        <w:t xml:space="preserve">    '4': 0.02,   </w:t>
-      </w:r>
-      <w:r>
-        <w:rPr>
-          <w:i/>
-          <w:iCs/>
-        </w:rPr>
-        <w:t># 2% price trailing</w:t>
-      </w:r>
-    </w:p>
-    <w:p>
-      <w:r>
-        <w:t xml:space="preserve">    '5': 0.015   </w:t>
-      </w:r>
-      <w:r>
-        <w:rPr>
-          <w:i/>
-          <w:iCs/>
-        </w:rPr>
-        <w:t># 1.5% price trailing</w:t>
-      </w:r>
-    </w:p>
-    <w:p>
-      <w:r>
-        <w:t>}</w:t>
-      </w:r>
-    </w:p>
-    <w:p>
-      <w:r>
-        <w:pict w14:anchorId="72324940">
-          <v:rect id="_x0000_i1146" style="width:0;height:.75pt" o:hralign="center" o:hrstd="t" o:hr="t" fillcolor="#a0a0a0" stroked="f"/>
-        </w:pict>
-      </w:r>
-    </w:p>
-    <w:p>
-      <w:pPr>
-        <w:rPr>
-          <w:b/>
-          <w:bCs/>
-        </w:rPr>
-      </w:pPr>
-      <w:r>
-        <w:rPr>
-          <w:b/>
-          <w:bCs/>
-        </w:rPr>
-        <w:t>11. Key Improvements Over v2.2</w:t>
+        <w:t>9. Success Metrics (Survivor's Edition)</w:t>
       </w:r>
     </w:p>
     <w:p>
       <w:pPr>
         <w:numPr>
           <w:ilvl w:val="0"/>
-          <w:numId w:val="106"/>
-        </w:numPr>
-      </w:pPr>
-      <w:r>
-        <w:rPr>
-          <w:b/>
-          <w:bCs/>
-        </w:rPr>
-        <w:t>Entry-Agnostic Logic</w:t>
-      </w:r>
-      <w:r>
-        <w:t>: Removed all middle BB references - works perfectly regardless of entry position</w:t>
-      </w:r>
-    </w:p>
-    <w:p>
-      <w:pPr>
-        <w:numPr>
-          <w:ilvl w:val="0"/>
-          <w:numId w:val="106"/>
-        </w:numPr>
-      </w:pPr>
-      <w:r>
-        <w:rPr>
-          <w:b/>
-          <w:bCs/>
-        </w:rPr>
-        <w:t>Two-Phase Protection</w:t>
-      </w:r>
-      <w:r>
-        <w:t>: Clear separation between profit-locking (Stages 0-3A) and price-trailing (Stages 3B-5)</w:t>
-      </w:r>
-    </w:p>
-    <w:p>
-      <w:pPr>
-        <w:numPr>
-          <w:ilvl w:val="0"/>
-          <w:numId w:val="106"/>
-        </w:numPr>
-      </w:pPr>
-      <w:r>
-        <w:rPr>
-          <w:b/>
-          <w:bCs/>
-        </w:rPr>
-        <w:t>Profit Preservation</w:t>
-      </w:r>
-      <w:r>
-        <w:t>: Safety adjustments won't give back &gt;10% of current profit</w:t>
-      </w:r>
-    </w:p>
-    <w:p>
-      <w:pPr>
-        <w:numPr>
-          <w:ilvl w:val="0"/>
-          <w:numId w:val="106"/>
-        </w:numPr>
-      </w:pPr>
-      <w:r>
-        <w:rPr>
-          <w:b/>
-          <w:bCs/>
-        </w:rPr>
-        <w:t>Simpler Calculations</w:t>
-      </w:r>
-      <w:r>
-        <w:t>: Single formula per stage instead of dual-option complexity</w:t>
-      </w:r>
-    </w:p>
-    <w:p>
-      <w:pPr>
-        <w:numPr>
-          <w:ilvl w:val="0"/>
-          <w:numId w:val="106"/>
-        </w:numPr>
-      </w:pPr>
-      <w:r>
-        <w:rPr>
-          <w:b/>
-          <w:bCs/>
-        </w:rPr>
-        <w:t>Better Stage Progression</w:t>
-      </w:r>
-      <w:r>
-        <w:t>: 40% → 55% → 65% → 75% → 80% → 85% → 3% trail → 2% trail → 1.5% trail</w:t>
-      </w:r>
-    </w:p>
-    <w:p>
-      <w:pPr>
-        <w:numPr>
-          <w:ilvl w:val="0"/>
-          <w:numId w:val="106"/>
-        </w:numPr>
-      </w:pPr>
-      <w:r>
-        <w:rPr>
-          <w:b/>
-          <w:bCs/>
-        </w:rPr>
-        <w:t>Enhanced Safe Distance</w:t>
-      </w:r>
-      <w:r>
-        <w:t>: Stage-specific minimums and profit preservation checks</w:t>
-      </w:r>
-    </w:p>
-    <w:p>
-      <w:pPr>
-        <w:numPr>
-          <w:ilvl w:val="0"/>
-          <w:numId w:val="106"/>
-        </w:numPr>
-      </w:pPr>
-      <w:r>
-        <w:rPr>
-          <w:b/>
-          <w:bCs/>
-        </w:rPr>
-        <w:t>Clearer Philosophy</w:t>
-      </w:r>
-      <w:r>
-        <w:t>: Profit-locking protects gains, price-trailing captures trends</w:t>
-      </w:r>
-    </w:p>
-    <w:p>
-      <w:pPr>
-        <w:numPr>
-          <w:ilvl w:val="0"/>
-          <w:numId w:val="106"/>
-        </w:numPr>
-      </w:pPr>
-      <w:r>
-        <w:rPr>
-          <w:b/>
-          <w:bCs/>
-        </w:rPr>
-        <w:t>Reduced Complexity</w:t>
-      </w:r>
-      <w:r>
-        <w:t>: No more hybrid calculations or middle BB dependencies</w:t>
-      </w:r>
-    </w:p>
-    <w:p>
-      <w:pPr>
-        <w:numPr>
-          <w:ilvl w:val="0"/>
-          <w:numId w:val="106"/>
-        </w:numPr>
-      </w:pPr>
-      <w:r>
-        <w:rPr>
-          <w:b/>
-          <w:bCs/>
-        </w:rPr>
-        <w:t>Improved Logging</w:t>
-      </w:r>
-      <w:r>
-        <w:t>: Tracks profit preservation decisions separately</w:t>
-      </w:r>
-    </w:p>
-    <w:p>
-      <w:pPr>
-        <w:numPr>
-          <w:ilvl w:val="0"/>
-          <w:numId w:val="106"/>
-        </w:numPr>
-      </w:pPr>
-      <w:r>
-        <w:rPr>
-          <w:b/>
-          <w:bCs/>
-        </w:rPr>
-        <w:t>More Robust</w:t>
-      </w:r>
-      <w:r>
-        <w:t>: Works for all entry positions in all market conditions</w:t>
-      </w:r>
-    </w:p>
-    <w:p>
-      <w:r>
-        <w:pict w14:anchorId="0E31138A">
-          <v:rect id="_x0000_i1147" style="width:0;height:.75pt" o:hralign="center" o:hrstd="t" o:hr="t" fillcolor="#a0a0a0" stroked="f"/>
-        </w:pict>
-      </w:r>
-    </w:p>
-    <w:p>
-      <w:pPr>
-        <w:rPr>
-          <w:b/>
-          <w:bCs/>
-        </w:rPr>
-      </w:pPr>
-      <w:r>
-        <w:rPr>
-          <w:b/>
-          <w:bCs/>
-        </w:rPr>
-        <w:t>12. Success Metrics</w:t>
-      </w:r>
-    </w:p>
-    <w:p>
-      <w:r>
-        <w:rPr>
-          <w:i/>
-          <w:iCs/>
-        </w:rPr>
-        <w:t>(Enhanced with profit preservation metrics)</w:t>
-      </w:r>
-    </w:p>
-    <w:p>
-      <w:pPr>
-        <w:numPr>
-          <w:ilvl w:val="0"/>
-          <w:numId w:val="107"/>
+          <w:numId w:val="116"/>
         </w:numPr>
       </w:pPr>
       <w:r>
@@ -4643,7 +3667,7 @@
       <w:pPr>
         <w:numPr>
           <w:ilvl w:val="0"/>
-          <w:numId w:val="107"/>
+          <w:numId w:val="116"/>
         </w:numPr>
       </w:pPr>
       <w:r>
@@ -4661,7 +3685,7 @@
       <w:pPr>
         <w:numPr>
           <w:ilvl w:val="0"/>
-          <w:numId w:val="107"/>
+          <w:numId w:val="116"/>
         </w:numPr>
       </w:pPr>
       <w:r>
@@ -4669,17 +3693,17 @@
           <w:b/>
           <w:bCs/>
         </w:rPr>
-        <w:t>&lt;10% Profit Giveback</w:t>
-      </w:r>
-      <w:r>
-        <w:t>: Safety adjustments never give back &gt;10% of current profit</w:t>
+        <w:t>&lt;7% Profit Giveback</w:t>
+      </w:r>
+      <w:r>
+        <w:t>: Safety adjustments never give back &gt;7% of current profit</w:t>
       </w:r>
     </w:p>
     <w:p>
       <w:pPr>
         <w:numPr>
           <w:ilvl w:val="0"/>
-          <w:numId w:val="107"/>
+          <w:numId w:val="116"/>
         </w:numPr>
       </w:pPr>
       <w:r>
@@ -4690,14 +3714,86 @@
         <w:t>Smooth Stage Transitions</w:t>
       </w:r>
       <w:r>
-        <w:t>: &lt; 2% flip-flopping between stages</w:t>
+        <w:t>: Gradual progression through protection levels</w:t>
       </w:r>
     </w:p>
     <w:p>
       <w:pPr>
         <w:numPr>
           <w:ilvl w:val="0"/>
-          <w:numId w:val="107"/>
+          <w:numId w:val="116"/>
+        </w:numPr>
+      </w:pPr>
+      <w:r>
+        <w:rPr>
+          <w:b/>
+          <w:bCs/>
+        </w:rPr>
+        <w:t>Capital Recovery Tracking</w:t>
+      </w:r>
+      <w:r>
+        <w:t>: Clear visibility into recovery progress</w:t>
+      </w:r>
+    </w:p>
+    <w:p>
+      <w:pPr>
+        <w:numPr>
+          <w:ilvl w:val="0"/>
+          <w:numId w:val="116"/>
+        </w:numPr>
+      </w:pPr>
+      <w:r>
+        <w:rPr>
+          <w:b/>
+          <w:bCs/>
+        </w:rPr>
+        <w:t>Psychological Safety</w:t>
+      </w:r>
+      <w:r>
+        <w:t>: Trading without fear of blowing account</w:t>
+      </w:r>
+    </w:p>
+    <w:p>
+      <w:pPr>
+        <w:numPr>
+          <w:ilvl w:val="0"/>
+          <w:numId w:val="116"/>
+        </w:numPr>
+      </w:pPr>
+      <w:r>
+        <w:rPr>
+          <w:b/>
+          <w:bCs/>
+        </w:rPr>
+        <w:t>More Completed Trades</w:t>
+      </w:r>
+      <w:r>
+        <w:t>: Reduced premature exits due to wider buffers</w:t>
+      </w:r>
+    </w:p>
+    <w:p>
+      <w:pPr>
+        <w:numPr>
+          <w:ilvl w:val="0"/>
+          <w:numId w:val="116"/>
+        </w:numPr>
+      </w:pPr>
+      <w:r>
+        <w:rPr>
+          <w:b/>
+          <w:bCs/>
+        </w:rPr>
+        <w:t>Consistent Small Wins</w:t>
+      </w:r>
+      <w:r>
+        <w:t>: Builds confidence through consistency</w:t>
+      </w:r>
+    </w:p>
+    <w:p>
+      <w:pPr>
+        <w:numPr>
+          <w:ilvl w:val="0"/>
+          <w:numId w:val="116"/>
         </w:numPr>
       </w:pPr>
       <w:r>
@@ -4708,51 +3804,14 @@
         <w:t>Progressive Protection</w:t>
       </w:r>
       <w:r>
-        <w:t>: Gradual increase in profit protection</w:t>
+        <w:t>: 25% → 75% protection over trade lifecycle</w:t>
       </w:r>
     </w:p>
     <w:p>
       <w:pPr>
         <w:numPr>
           <w:ilvl w:val="0"/>
-          <w:numId w:val="107"/>
-        </w:numPr>
-      </w:pPr>
-      <w:r>
-        <w:rPr>
-          <w:b/>
-          <w:bCs/>
-        </w:rPr>
-        <w:t>Zero Manual Intervention</w:t>
-      </w:r>
-      <w:r>
-        <w:t>: Fully autonomous operation</w:t>
-      </w:r>
-    </w:p>
-    <w:p>
-      <w:pPr>
-        <w:numPr>
-          <w:ilvl w:val="0"/>
-          <w:numId w:val="107"/>
-        </w:numPr>
-      </w:pPr>
-      <w:r>
-        <w:rPr>
-          <w:b/>
-          <w:bCs/>
-        </w:rPr>
-        <w:lastRenderedPageBreak/>
-        <w:t>Scalable Performance</w:t>
-      </w:r>
-      <w:r>
-        <w:t>: Handles 500+ positions efficiently</w:t>
-      </w:r>
-    </w:p>
-    <w:p>
-      <w:pPr>
-        <w:numPr>
-          <w:ilvl w:val="0"/>
-          <w:numId w:val="107"/>
+          <w:numId w:val="116"/>
         </w:numPr>
       </w:pPr>
       <w:r>
@@ -4763,14 +3822,7 @@
         <w:t>Complete Audit Trail</w:t>
       </w:r>
       <w:r>
-        <w:t>: All adjustments logged with reasons including profit preservation decisions</w:t>
-      </w:r>
-    </w:p>
-    <w:p>
-      <w:r>
-        <w:pict w14:anchorId="0BC74F35">
-          <v:rect id="_x0000_i1148" style="width:0;height:.75pt" o:hralign="center" o:hrstd="t" o:hr="t" fillcolor="#a0a0a0" stroked="f"/>
-        </w:pict>
+        <w:t>: All decisions logged with recovery context</w:t>
       </w:r>
     </w:p>
     <w:p>
@@ -4785,209 +3837,7 @@
           <w:b/>
           <w:bCs/>
         </w:rPr>
-        <w:t>13. Limitations &amp; Considerations</w:t>
-      </w:r>
-    </w:p>
-    <w:p>
-      <w:pPr>
-        <w:numPr>
-          <w:ilvl w:val="0"/>
-          <w:numId w:val="108"/>
-        </w:numPr>
-      </w:pPr>
-      <w:r>
-        <w:rPr>
-          <w:b/>
-          <w:bCs/>
-        </w:rPr>
-        <w:t>Market Data Dependency</w:t>
-      </w:r>
-      <w:r>
-        <w:t>: Requires current H4 Bollinger Band data</w:t>
-      </w:r>
-    </w:p>
-    <w:p>
-      <w:pPr>
-        <w:numPr>
-          <w:ilvl w:val="0"/>
-          <w:numId w:val="108"/>
-        </w:numPr>
-      </w:pPr>
-      <w:r>
-        <w:rPr>
-          <w:b/>
-          <w:bCs/>
-        </w:rPr>
-        <w:t>MT5 Connectivity</w:t>
-      </w:r>
-      <w:r>
-        <w:t>: Dependent on stable MT5 connection</w:t>
-      </w:r>
-    </w:p>
-    <w:p>
-      <w:pPr>
-        <w:numPr>
-          <w:ilvl w:val="0"/>
-          <w:numId w:val="108"/>
-        </w:numPr>
-      </w:pPr>
-      <w:r>
-        <w:rPr>
-          <w:b/>
-          <w:bCs/>
-        </w:rPr>
-        <w:t>Four-Hour Cycle</w:t>
-      </w:r>
-      <w:r>
-        <w:t>: Not real-time (by design for H4 alignment)</w:t>
-      </w:r>
-    </w:p>
-    <w:p>
-      <w:pPr>
-        <w:numPr>
-          <w:ilvl w:val="0"/>
-          <w:numId w:val="108"/>
-        </w:numPr>
-      </w:pPr>
-      <w:r>
-        <w:rPr>
-          <w:b/>
-          <w:bCs/>
-        </w:rPr>
-        <w:t>Safe Distance Trade-off</w:t>
-      </w:r>
-      <w:r>
-        <w:t>: May reduce profit potential slightly, but limited to 10% giveback</w:t>
-      </w:r>
-    </w:p>
-    <w:p>
-      <w:pPr>
-        <w:numPr>
-          <w:ilvl w:val="0"/>
-          <w:numId w:val="108"/>
-        </w:numPr>
-      </w:pPr>
-      <w:r>
-        <w:rPr>
-          <w:b/>
-          <w:bCs/>
-        </w:rPr>
-        <w:t>State Persistence</w:t>
-      </w:r>
-      <w:r>
-        <w:t>: Requires file/system for stage storage</w:t>
-      </w:r>
-    </w:p>
-    <w:p>
-      <w:pPr>
-        <w:numPr>
-          <w:ilvl w:val="0"/>
-          <w:numId w:val="108"/>
-        </w:numPr>
-      </w:pPr>
-      <w:r>
-        <w:rPr>
-          <w:b/>
-          <w:bCs/>
-        </w:rPr>
-        <w:t>Broker Variations</w:t>
-      </w:r>
-      <w:r>
-        <w:t>: Minimum stop distances vary by broker</w:t>
-      </w:r>
-    </w:p>
-    <w:p>
-      <w:pPr>
-        <w:numPr>
-          <w:ilvl w:val="0"/>
-          <w:numId w:val="108"/>
-        </w:numPr>
-      </w:pPr>
-      <w:r>
-        <w:rPr>
-          <w:b/>
-          <w:bCs/>
-        </w:rPr>
-        <w:t>No Partial Exits</w:t>
-      </w:r>
-      <w:r>
-        <w:t>: Position size remains constant</w:t>
-      </w:r>
-    </w:p>
-    <w:p>
-      <w:pPr>
-        <w:numPr>
-          <w:ilvl w:val="0"/>
-          <w:numId w:val="108"/>
-        </w:numPr>
-      </w:pPr>
-      <w:r>
-        <w:rPr>
-          <w:b/>
-          <w:bCs/>
-        </w:rPr>
-        <w:t>Hysteresis Delay</w:t>
-      </w:r>
-      <w:r>
-        <w:t>: Slightly delays stage transitions for stability</w:t>
-      </w:r>
-    </w:p>
-    <w:p>
-      <w:pPr>
-        <w:numPr>
-          <w:ilvl w:val="0"/>
-          <w:numId w:val="108"/>
-        </w:numPr>
-      </w:pPr>
-      <w:r>
-        <w:rPr>
-          <w:b/>
-          <w:bCs/>
-        </w:rPr>
-        <w:t>Profit-Locking Limit</w:t>
-      </w:r>
-      <w:r>
-        <w:t>: Maximum 85% profit protection before switching to trailing</w:t>
-      </w:r>
-    </w:p>
-    <w:p>
-      <w:pPr>
-        <w:numPr>
-          <w:ilvl w:val="0"/>
-          <w:numId w:val="108"/>
-        </w:numPr>
-      </w:pPr>
-      <w:r>
-        <w:rPr>
-          <w:b/>
-          <w:bCs/>
-        </w:rPr>
-        <w:t>Volatility Dependency</w:t>
-      </w:r>
-      <w:r>
-        <w:t>: Performance varies with market volatility regimes</w:t>
-      </w:r>
-    </w:p>
-    <w:p>
-      <w:r>
-        <w:pict w14:anchorId="78364EF6">
-          <v:rect id="_x0000_i1149" style="width:0;height:.75pt" o:hralign="center" o:hrstd="t" o:hr="t" fillcolor="#a0a0a0" stroked="f"/>
-        </w:pict>
-      </w:r>
-    </w:p>
-    <w:p>
-      <w:pPr>
-        <w:rPr>
-          <w:b/>
-          <w:bCs/>
-        </w:rPr>
-      </w:pPr>
-      <w:r>
-        <w:rPr>
-          <w:b/>
-          <w:bCs/>
-        </w:rPr>
-        <w:t>14. Version History</w:t>
+        <w:t>10. Version History</w:t>
       </w:r>
     </w:p>
     <w:tbl>
@@ -5003,8 +3853,8 @@
       </w:tblPr>
       <w:tblGrid>
         <w:gridCol w:w="1014"/>
-        <w:gridCol w:w="1412"/>
-        <w:gridCol w:w="8854"/>
+        <w:gridCol w:w="1333"/>
+        <w:gridCol w:w="8933"/>
       </w:tblGrid>
       <w:tr>
         <w:trPr>
@@ -5257,12 +4107,68 @@
           </w:tcPr>
           <w:p>
             <w:r>
+              <w:t>v2.3</w:t>
+            </w:r>
+          </w:p>
+        </w:tc>
+        <w:tc>
+          <w:tcPr>
+            <w:tcW w:w="0" w:type="auto"/>
+            <w:tcMar>
+              <w:top w:w="150" w:type="dxa"/>
+              <w:left w:w="240" w:type="dxa"/>
+              <w:bottom w:w="150" w:type="dxa"/>
+              <w:right w:w="240" w:type="dxa"/>
+            </w:tcMar>
+            <w:vAlign w:val="center"/>
+            <w:hideMark/>
+          </w:tcPr>
+          <w:p>
+            <w:r>
+              <w:t>Jan 2024</w:t>
+            </w:r>
+          </w:p>
+        </w:tc>
+        <w:tc>
+          <w:tcPr>
+            <w:tcW w:w="0" w:type="auto"/>
+            <w:tcMar>
+              <w:top w:w="150" w:type="dxa"/>
+              <w:left w:w="240" w:type="dxa"/>
+              <w:bottom w:w="150" w:type="dxa"/>
+              <w:right w:w="0" w:type="dxa"/>
+            </w:tcMar>
+            <w:vAlign w:val="center"/>
+            <w:hideMark/>
+          </w:tcPr>
+          <w:p>
+            <w:r>
+              <w:t>Entry-agnostic logic, profit preservation</w:t>
+            </w:r>
+          </w:p>
+        </w:tc>
+      </w:tr>
+      <w:tr>
+        <w:tc>
+          <w:tcPr>
+            <w:tcW w:w="0" w:type="auto"/>
+            <w:tcMar>
+              <w:top w:w="150" w:type="dxa"/>
+              <w:left w:w="0" w:type="dxa"/>
+              <w:bottom w:w="150" w:type="dxa"/>
+              <w:right w:w="240" w:type="dxa"/>
+            </w:tcMar>
+            <w:vAlign w:val="center"/>
+            <w:hideMark/>
+          </w:tcPr>
+          <w:p>
+            <w:r>
               <w:rPr>
                 <w:b/>
                 <w:bCs/>
               </w:rPr>
               <w:lastRenderedPageBreak/>
-              <w:t>v2.3</w:t>
+              <w:t>v2.4</w:t>
             </w:r>
           </w:p>
         </w:tc>
@@ -5306,7 +4212,7 @@
                 <w:b/>
                 <w:bCs/>
               </w:rPr>
-              <w:t>Entry-agnostic logic, profit preservation, two-phase protection, simplified calculations</w:t>
+              <w:t>Survivor's Edition: Progressive profit locking (25-75%), capital recovery tracking, enhanced safety buffers</w:t>
             </w:r>
           </w:p>
         </w:tc>
@@ -5314,8 +4220,8 @@
     </w:tbl>
     <w:p>
       <w:r>
-        <w:pict w14:anchorId="568021BC">
-          <v:rect id="_x0000_i1150" style="width:0;height:.75pt" o:hralign="center" o:hrstd="t" o:hr="t" fillcolor="#a0a0a0" stroked="f"/>
+        <w:pict w14:anchorId="31D77044">
+          <v:rect id="_x0000_i1068" style="width:0;height:.75pt" o:hralign="center" o:hrstd="t" o:hr="t" fillcolor="#a0a0a0" stroked="f"/>
         </w:pict>
       </w:r>
     </w:p>
@@ -5341,7 +4247,7 @@
         <w:t>Version:</w:t>
       </w:r>
       <w:r>
-        <w:t> 2.3</w:t>
+        <w:t> 2.4 - Survivor's Edition</w:t>
       </w:r>
       <w:r>
         <w:br/>
@@ -5354,7 +4260,7 @@
         <w:t>Status:</w:t>
       </w:r>
       <w:r>
-        <w:t> Enhanced &amp; Ready for Implementation</w:t>
+        <w:t> Enhanced for Capital Preservation &amp; Recovery</w:t>
       </w:r>
       <w:r>
         <w:br/>
@@ -5367,7 +4273,14 @@
         <w:t>Key Philosophy:</w:t>
       </w:r>
       <w:r>
-        <w:t> "Lock profits first, trail price later - regardless of entry"</w:t>
+        <w:t> </w:t>
+      </w:r>
+      <w:r>
+        <w:rPr>
+          <w:i/>
+          <w:iCs/>
+        </w:rPr>
+        <w:t>"Trade to recover first, optimize later. Protect capital, build confidence, let winners breathe."</w:t>
       </w:r>
     </w:p>
     <w:p/>
@@ -5980,6 +4893,155 @@
     </w:lvl>
   </w:abstractNum>
   <w:abstractNum w:abstractNumId="4" w15:restartNumberingAfterBreak="0">
+    <w:nsid w:val="04531C88"/>
+    <w:multiLevelType w:val="multilevel"/>
+    <w:tmpl w:val="966AF888"/>
+    <w:lvl w:ilvl="0">
+      <w:start w:val="1"/>
+      <w:numFmt w:val="bullet"/>
+      <w:lvlText w:val=""/>
+      <w:lvlJc w:val="left"/>
+      <w:pPr>
+        <w:tabs>
+          <w:tab w:val="num" w:pos="720"/>
+        </w:tabs>
+        <w:ind w:left="720" w:hanging="360"/>
+      </w:pPr>
+      <w:rPr>
+        <w:rFonts w:ascii="Symbol" w:hAnsi="Symbol" w:hint="default"/>
+        <w:sz w:val="20"/>
+      </w:rPr>
+    </w:lvl>
+    <w:lvl w:ilvl="1" w:tentative="1">
+      <w:start w:val="1"/>
+      <w:numFmt w:val="bullet"/>
+      <w:lvlText w:val="o"/>
+      <w:lvlJc w:val="left"/>
+      <w:pPr>
+        <w:tabs>
+          <w:tab w:val="num" w:pos="1440"/>
+        </w:tabs>
+        <w:ind w:left="1440" w:hanging="360"/>
+      </w:pPr>
+      <w:rPr>
+        <w:rFonts w:ascii="Courier New" w:hAnsi="Courier New" w:hint="default"/>
+        <w:sz w:val="20"/>
+      </w:rPr>
+    </w:lvl>
+    <w:lvl w:ilvl="2" w:tentative="1">
+      <w:start w:val="1"/>
+      <w:numFmt w:val="bullet"/>
+      <w:lvlText w:val=""/>
+      <w:lvlJc w:val="left"/>
+      <w:pPr>
+        <w:tabs>
+          <w:tab w:val="num" w:pos="2160"/>
+        </w:tabs>
+        <w:ind w:left="2160" w:hanging="360"/>
+      </w:pPr>
+      <w:rPr>
+        <w:rFonts w:ascii="Wingdings" w:hAnsi="Wingdings" w:hint="default"/>
+        <w:sz w:val="20"/>
+      </w:rPr>
+    </w:lvl>
+    <w:lvl w:ilvl="3" w:tentative="1">
+      <w:start w:val="1"/>
+      <w:numFmt w:val="bullet"/>
+      <w:lvlText w:val=""/>
+      <w:lvlJc w:val="left"/>
+      <w:pPr>
+        <w:tabs>
+          <w:tab w:val="num" w:pos="2880"/>
+        </w:tabs>
+        <w:ind w:left="2880" w:hanging="360"/>
+      </w:pPr>
+      <w:rPr>
+        <w:rFonts w:ascii="Wingdings" w:hAnsi="Wingdings" w:hint="default"/>
+        <w:sz w:val="20"/>
+      </w:rPr>
+    </w:lvl>
+    <w:lvl w:ilvl="4" w:tentative="1">
+      <w:start w:val="1"/>
+      <w:numFmt w:val="bullet"/>
+      <w:lvlText w:val=""/>
+      <w:lvlJc w:val="left"/>
+      <w:pPr>
+        <w:tabs>
+          <w:tab w:val="num" w:pos="3600"/>
+        </w:tabs>
+        <w:ind w:left="3600" w:hanging="360"/>
+      </w:pPr>
+      <w:rPr>
+        <w:rFonts w:ascii="Wingdings" w:hAnsi="Wingdings" w:hint="default"/>
+        <w:sz w:val="20"/>
+      </w:rPr>
+    </w:lvl>
+    <w:lvl w:ilvl="5" w:tentative="1">
+      <w:start w:val="1"/>
+      <w:numFmt w:val="bullet"/>
+      <w:lvlText w:val=""/>
+      <w:lvlJc w:val="left"/>
+      <w:pPr>
+        <w:tabs>
+          <w:tab w:val="num" w:pos="4320"/>
+        </w:tabs>
+        <w:ind w:left="4320" w:hanging="360"/>
+      </w:pPr>
+      <w:rPr>
+        <w:rFonts w:ascii="Wingdings" w:hAnsi="Wingdings" w:hint="default"/>
+        <w:sz w:val="20"/>
+      </w:rPr>
+    </w:lvl>
+    <w:lvl w:ilvl="6" w:tentative="1">
+      <w:start w:val="1"/>
+      <w:numFmt w:val="bullet"/>
+      <w:lvlText w:val=""/>
+      <w:lvlJc w:val="left"/>
+      <w:pPr>
+        <w:tabs>
+          <w:tab w:val="num" w:pos="5040"/>
+        </w:tabs>
+        <w:ind w:left="5040" w:hanging="360"/>
+      </w:pPr>
+      <w:rPr>
+        <w:rFonts w:ascii="Wingdings" w:hAnsi="Wingdings" w:hint="default"/>
+        <w:sz w:val="20"/>
+      </w:rPr>
+    </w:lvl>
+    <w:lvl w:ilvl="7" w:tentative="1">
+      <w:start w:val="1"/>
+      <w:numFmt w:val="bullet"/>
+      <w:lvlText w:val=""/>
+      <w:lvlJc w:val="left"/>
+      <w:pPr>
+        <w:tabs>
+          <w:tab w:val="num" w:pos="5760"/>
+        </w:tabs>
+        <w:ind w:left="5760" w:hanging="360"/>
+      </w:pPr>
+      <w:rPr>
+        <w:rFonts w:ascii="Wingdings" w:hAnsi="Wingdings" w:hint="default"/>
+        <w:sz w:val="20"/>
+      </w:rPr>
+    </w:lvl>
+    <w:lvl w:ilvl="8" w:tentative="1">
+      <w:start w:val="1"/>
+      <w:numFmt w:val="bullet"/>
+      <w:lvlText w:val=""/>
+      <w:lvlJc w:val="left"/>
+      <w:pPr>
+        <w:tabs>
+          <w:tab w:val="num" w:pos="6480"/>
+        </w:tabs>
+        <w:ind w:left="6480" w:hanging="360"/>
+      </w:pPr>
+      <w:rPr>
+        <w:rFonts w:ascii="Wingdings" w:hAnsi="Wingdings" w:hint="default"/>
+        <w:sz w:val="20"/>
+      </w:rPr>
+    </w:lvl>
+  </w:abstractNum>
+  <w:abstractNum w:abstractNumId="5" w15:restartNumberingAfterBreak="0">
     <w:nsid w:val="05C15A26"/>
     <w:multiLevelType w:val="multilevel"/>
     <w:tmpl w:val="799E0062"/>
@@ -6128,7 +5190,7 @@
       </w:rPr>
     </w:lvl>
   </w:abstractNum>
-  <w:abstractNum w:abstractNumId="5" w15:restartNumberingAfterBreak="0">
+  <w:abstractNum w:abstractNumId="6" w15:restartNumberingAfterBreak="0">
     <w:nsid w:val="06411C89"/>
     <w:multiLevelType w:val="multilevel"/>
     <w:tmpl w:val="B840FED4"/>
@@ -6241,7 +5303,7 @@
       </w:pPr>
     </w:lvl>
   </w:abstractNum>
-  <w:abstractNum w:abstractNumId="6" w15:restartNumberingAfterBreak="0">
+  <w:abstractNum w:abstractNumId="7" w15:restartNumberingAfterBreak="0">
     <w:nsid w:val="077D7119"/>
     <w:multiLevelType w:val="multilevel"/>
     <w:tmpl w:val="5B702CB2"/>
@@ -6354,7 +5416,7 @@
       </w:pPr>
     </w:lvl>
   </w:abstractNum>
-  <w:abstractNum w:abstractNumId="7" w15:restartNumberingAfterBreak="0">
+  <w:abstractNum w:abstractNumId="8" w15:restartNumberingAfterBreak="0">
     <w:nsid w:val="09D97121"/>
     <w:multiLevelType w:val="multilevel"/>
     <w:tmpl w:val="9B7A0A24"/>
@@ -6503,7 +5565,120 @@
       </w:rPr>
     </w:lvl>
   </w:abstractNum>
-  <w:abstractNum w:abstractNumId="8" w15:restartNumberingAfterBreak="0">
+  <w:abstractNum w:abstractNumId="9" w15:restartNumberingAfterBreak="0">
+    <w:nsid w:val="0A24426D"/>
+    <w:multiLevelType w:val="multilevel"/>
+    <w:tmpl w:val="25B03C5C"/>
+    <w:lvl w:ilvl="0">
+      <w:start w:val="1"/>
+      <w:numFmt w:val="decimal"/>
+      <w:lvlText w:val="%1."/>
+      <w:lvlJc w:val="left"/>
+      <w:pPr>
+        <w:tabs>
+          <w:tab w:val="num" w:pos="720"/>
+        </w:tabs>
+        <w:ind w:left="720" w:hanging="360"/>
+      </w:pPr>
+    </w:lvl>
+    <w:lvl w:ilvl="1" w:tentative="1">
+      <w:start w:val="1"/>
+      <w:numFmt w:val="decimal"/>
+      <w:lvlText w:val="%2."/>
+      <w:lvlJc w:val="left"/>
+      <w:pPr>
+        <w:tabs>
+          <w:tab w:val="num" w:pos="1440"/>
+        </w:tabs>
+        <w:ind w:left="1440" w:hanging="360"/>
+      </w:pPr>
+    </w:lvl>
+    <w:lvl w:ilvl="2" w:tentative="1">
+      <w:start w:val="1"/>
+      <w:numFmt w:val="decimal"/>
+      <w:lvlText w:val="%3."/>
+      <w:lvlJc w:val="left"/>
+      <w:pPr>
+        <w:tabs>
+          <w:tab w:val="num" w:pos="2160"/>
+        </w:tabs>
+        <w:ind w:left="2160" w:hanging="360"/>
+      </w:pPr>
+    </w:lvl>
+    <w:lvl w:ilvl="3" w:tentative="1">
+      <w:start w:val="1"/>
+      <w:numFmt w:val="decimal"/>
+      <w:lvlText w:val="%4."/>
+      <w:lvlJc w:val="left"/>
+      <w:pPr>
+        <w:tabs>
+          <w:tab w:val="num" w:pos="2880"/>
+        </w:tabs>
+        <w:ind w:left="2880" w:hanging="360"/>
+      </w:pPr>
+    </w:lvl>
+    <w:lvl w:ilvl="4" w:tentative="1">
+      <w:start w:val="1"/>
+      <w:numFmt w:val="decimal"/>
+      <w:lvlText w:val="%5."/>
+      <w:lvlJc w:val="left"/>
+      <w:pPr>
+        <w:tabs>
+          <w:tab w:val="num" w:pos="3600"/>
+        </w:tabs>
+        <w:ind w:left="3600" w:hanging="360"/>
+      </w:pPr>
+    </w:lvl>
+    <w:lvl w:ilvl="5" w:tentative="1">
+      <w:start w:val="1"/>
+      <w:numFmt w:val="decimal"/>
+      <w:lvlText w:val="%6."/>
+      <w:lvlJc w:val="left"/>
+      <w:pPr>
+        <w:tabs>
+          <w:tab w:val="num" w:pos="4320"/>
+        </w:tabs>
+        <w:ind w:left="4320" w:hanging="360"/>
+      </w:pPr>
+    </w:lvl>
+    <w:lvl w:ilvl="6" w:tentative="1">
+      <w:start w:val="1"/>
+      <w:numFmt w:val="decimal"/>
+      <w:lvlText w:val="%7."/>
+      <w:lvlJc w:val="left"/>
+      <w:pPr>
+        <w:tabs>
+          <w:tab w:val="num" w:pos="5040"/>
+        </w:tabs>
+        <w:ind w:left="5040" w:hanging="360"/>
+      </w:pPr>
+    </w:lvl>
+    <w:lvl w:ilvl="7" w:tentative="1">
+      <w:start w:val="1"/>
+      <w:numFmt w:val="decimal"/>
+      <w:lvlText w:val="%8."/>
+      <w:lvlJc w:val="left"/>
+      <w:pPr>
+        <w:tabs>
+          <w:tab w:val="num" w:pos="5760"/>
+        </w:tabs>
+        <w:ind w:left="5760" w:hanging="360"/>
+      </w:pPr>
+    </w:lvl>
+    <w:lvl w:ilvl="8" w:tentative="1">
+      <w:start w:val="1"/>
+      <w:numFmt w:val="decimal"/>
+      <w:lvlText w:val="%9."/>
+      <w:lvlJc w:val="left"/>
+      <w:pPr>
+        <w:tabs>
+          <w:tab w:val="num" w:pos="6480"/>
+        </w:tabs>
+        <w:ind w:left="6480" w:hanging="360"/>
+      </w:pPr>
+    </w:lvl>
+  </w:abstractNum>
+  <w:abstractNum w:abstractNumId="10" w15:restartNumberingAfterBreak="0">
     <w:nsid w:val="0B45758C"/>
     <w:multiLevelType w:val="multilevel"/>
     <w:tmpl w:val="832C8E70"/>
@@ -6652,7 +5827,7 @@
       </w:rPr>
     </w:lvl>
   </w:abstractNum>
-  <w:abstractNum w:abstractNumId="9" w15:restartNumberingAfterBreak="0">
+  <w:abstractNum w:abstractNumId="11" w15:restartNumberingAfterBreak="0">
     <w:nsid w:val="0C0262B0"/>
     <w:multiLevelType w:val="multilevel"/>
     <w:tmpl w:val="6B24CE40"/>
@@ -6765,7 +5940,7 @@
       </w:pPr>
     </w:lvl>
   </w:abstractNum>
-  <w:abstractNum w:abstractNumId="10" w15:restartNumberingAfterBreak="0">
+  <w:abstractNum w:abstractNumId="12" w15:restartNumberingAfterBreak="0">
     <w:nsid w:val="0CE44809"/>
     <w:multiLevelType w:val="multilevel"/>
     <w:tmpl w:val="9FE6D1E8"/>
@@ -6878,7 +6053,7 @@
       </w:pPr>
     </w:lvl>
   </w:abstractNum>
-  <w:abstractNum w:abstractNumId="11" w15:restartNumberingAfterBreak="0">
+  <w:abstractNum w:abstractNumId="13" w15:restartNumberingAfterBreak="0">
     <w:nsid w:val="0FFF52F2"/>
     <w:multiLevelType w:val="multilevel"/>
     <w:tmpl w:val="97FABA1A"/>
@@ -7027,7 +6202,120 @@
       </w:rPr>
     </w:lvl>
   </w:abstractNum>
-  <w:abstractNum w:abstractNumId="12" w15:restartNumberingAfterBreak="0">
+  <w:abstractNum w:abstractNumId="14" w15:restartNumberingAfterBreak="0">
+    <w:nsid w:val="116B6D9B"/>
+    <w:multiLevelType w:val="multilevel"/>
+    <w:tmpl w:val="25E8AD30"/>
+    <w:lvl w:ilvl="0">
+      <w:start w:val="1"/>
+      <w:numFmt w:val="decimal"/>
+      <w:lvlText w:val="%1."/>
+      <w:lvlJc w:val="left"/>
+      <w:pPr>
+        <w:tabs>
+          <w:tab w:val="num" w:pos="720"/>
+        </w:tabs>
+        <w:ind w:left="720" w:hanging="360"/>
+      </w:pPr>
+    </w:lvl>
+    <w:lvl w:ilvl="1" w:tentative="1">
+      <w:start w:val="1"/>
+      <w:numFmt w:val="decimal"/>
+      <w:lvlText w:val="%2."/>
+      <w:lvlJc w:val="left"/>
+      <w:pPr>
+        <w:tabs>
+          <w:tab w:val="num" w:pos="1440"/>
+        </w:tabs>
+        <w:ind w:left="1440" w:hanging="360"/>
+      </w:pPr>
+    </w:lvl>
+    <w:lvl w:ilvl="2" w:tentative="1">
+      <w:start w:val="1"/>
+      <w:numFmt w:val="decimal"/>
+      <w:lvlText w:val="%3."/>
+      <w:lvlJc w:val="left"/>
+      <w:pPr>
+        <w:tabs>
+          <w:tab w:val="num" w:pos="2160"/>
+        </w:tabs>
+        <w:ind w:left="2160" w:hanging="360"/>
+      </w:pPr>
+    </w:lvl>
+    <w:lvl w:ilvl="3" w:tentative="1">
+      <w:start w:val="1"/>
+      <w:numFmt w:val="decimal"/>
+      <w:lvlText w:val="%4."/>
+      <w:lvlJc w:val="left"/>
+      <w:pPr>
+        <w:tabs>
+          <w:tab w:val="num" w:pos="2880"/>
+        </w:tabs>
+        <w:ind w:left="2880" w:hanging="360"/>
+      </w:pPr>
+    </w:lvl>
+    <w:lvl w:ilvl="4" w:tentative="1">
+      <w:start w:val="1"/>
+      <w:numFmt w:val="decimal"/>
+      <w:lvlText w:val="%5."/>
+      <w:lvlJc w:val="left"/>
+      <w:pPr>
+        <w:tabs>
+          <w:tab w:val="num" w:pos="3600"/>
+        </w:tabs>
+        <w:ind w:left="3600" w:hanging="360"/>
+      </w:pPr>
+    </w:lvl>
+    <w:lvl w:ilvl="5" w:tentative="1">
+      <w:start w:val="1"/>
+      <w:numFmt w:val="decimal"/>
+      <w:lvlText w:val="%6."/>
+      <w:lvlJc w:val="left"/>
+      <w:pPr>
+        <w:tabs>
+          <w:tab w:val="num" w:pos="4320"/>
+        </w:tabs>
+        <w:ind w:left="4320" w:hanging="360"/>
+      </w:pPr>
+    </w:lvl>
+    <w:lvl w:ilvl="6" w:tentative="1">
+      <w:start w:val="1"/>
+      <w:numFmt w:val="decimal"/>
+      <w:lvlText w:val="%7."/>
+      <w:lvlJc w:val="left"/>
+      <w:pPr>
+        <w:tabs>
+          <w:tab w:val="num" w:pos="5040"/>
+        </w:tabs>
+        <w:ind w:left="5040" w:hanging="360"/>
+      </w:pPr>
+    </w:lvl>
+    <w:lvl w:ilvl="7" w:tentative="1">
+      <w:start w:val="1"/>
+      <w:numFmt w:val="decimal"/>
+      <w:lvlText w:val="%8."/>
+      <w:lvlJc w:val="left"/>
+      <w:pPr>
+        <w:tabs>
+          <w:tab w:val="num" w:pos="5760"/>
+        </w:tabs>
+        <w:ind w:left="5760" w:hanging="360"/>
+      </w:pPr>
+    </w:lvl>
+    <w:lvl w:ilvl="8" w:tentative="1">
+      <w:start w:val="1"/>
+      <w:numFmt w:val="decimal"/>
+      <w:lvlText w:val="%9."/>
+      <w:lvlJc w:val="left"/>
+      <w:pPr>
+        <w:tabs>
+          <w:tab w:val="num" w:pos="6480"/>
+        </w:tabs>
+        <w:ind w:left="6480" w:hanging="360"/>
+      </w:pPr>
+    </w:lvl>
+  </w:abstractNum>
+  <w:abstractNum w:abstractNumId="15" w15:restartNumberingAfterBreak="0">
     <w:nsid w:val="12A73F6B"/>
     <w:multiLevelType w:val="multilevel"/>
     <w:tmpl w:val="3DA0B6B4"/>
@@ -7176,7 +6464,7 @@
       </w:rPr>
     </w:lvl>
   </w:abstractNum>
-  <w:abstractNum w:abstractNumId="13" w15:restartNumberingAfterBreak="0">
+  <w:abstractNum w:abstractNumId="16" w15:restartNumberingAfterBreak="0">
     <w:nsid w:val="139573E8"/>
     <w:multiLevelType w:val="multilevel"/>
     <w:tmpl w:val="DE72521A"/>
@@ -7325,7 +6613,7 @@
       </w:rPr>
     </w:lvl>
   </w:abstractNum>
-  <w:abstractNum w:abstractNumId="14" w15:restartNumberingAfterBreak="0">
+  <w:abstractNum w:abstractNumId="17" w15:restartNumberingAfterBreak="0">
     <w:nsid w:val="13C51965"/>
     <w:multiLevelType w:val="multilevel"/>
     <w:tmpl w:val="C554C862"/>
@@ -7474,7 +6762,7 @@
       </w:rPr>
     </w:lvl>
   </w:abstractNum>
-  <w:abstractNum w:abstractNumId="15" w15:restartNumberingAfterBreak="0">
+  <w:abstractNum w:abstractNumId="18" w15:restartNumberingAfterBreak="0">
     <w:nsid w:val="145C30CB"/>
     <w:multiLevelType w:val="multilevel"/>
     <w:tmpl w:val="2690B234"/>
@@ -7623,7 +6911,7 @@
       </w:rPr>
     </w:lvl>
   </w:abstractNum>
-  <w:abstractNum w:abstractNumId="16" w15:restartNumberingAfterBreak="0">
+  <w:abstractNum w:abstractNumId="19" w15:restartNumberingAfterBreak="0">
     <w:nsid w:val="149C6BF4"/>
     <w:multiLevelType w:val="multilevel"/>
     <w:tmpl w:val="71007B3E"/>
@@ -7740,7 +7028,7 @@
       </w:pPr>
     </w:lvl>
   </w:abstractNum>
-  <w:abstractNum w:abstractNumId="17" w15:restartNumberingAfterBreak="0">
+  <w:abstractNum w:abstractNumId="20" w15:restartNumberingAfterBreak="0">
     <w:nsid w:val="14FE7CAB"/>
     <w:multiLevelType w:val="multilevel"/>
     <w:tmpl w:val="0E74DCB8"/>
@@ -7889,7 +7177,7 @@
       </w:rPr>
     </w:lvl>
   </w:abstractNum>
-  <w:abstractNum w:abstractNumId="18" w15:restartNumberingAfterBreak="0">
+  <w:abstractNum w:abstractNumId="21" w15:restartNumberingAfterBreak="0">
     <w:nsid w:val="1567431D"/>
     <w:multiLevelType w:val="multilevel"/>
     <w:tmpl w:val="C7082A44"/>
@@ -8038,7 +7326,7 @@
       </w:rPr>
     </w:lvl>
   </w:abstractNum>
-  <w:abstractNum w:abstractNumId="19" w15:restartNumberingAfterBreak="0">
+  <w:abstractNum w:abstractNumId="22" w15:restartNumberingAfterBreak="0">
     <w:nsid w:val="164875F5"/>
     <w:multiLevelType w:val="multilevel"/>
     <w:tmpl w:val="22A0D990"/>
@@ -8187,7 +7475,7 @@
       </w:rPr>
     </w:lvl>
   </w:abstractNum>
-  <w:abstractNum w:abstractNumId="20" w15:restartNumberingAfterBreak="0">
+  <w:abstractNum w:abstractNumId="23" w15:restartNumberingAfterBreak="0">
     <w:nsid w:val="1A876B08"/>
     <w:multiLevelType w:val="multilevel"/>
     <w:tmpl w:val="B4022C90"/>
@@ -8336,7 +7624,7 @@
       </w:rPr>
     </w:lvl>
   </w:abstractNum>
-  <w:abstractNum w:abstractNumId="21" w15:restartNumberingAfterBreak="0">
+  <w:abstractNum w:abstractNumId="24" w15:restartNumberingAfterBreak="0">
     <w:nsid w:val="1C3B37C9"/>
     <w:multiLevelType w:val="multilevel"/>
     <w:tmpl w:val="A91C0108"/>
@@ -8449,7 +7737,7 @@
       </w:pPr>
     </w:lvl>
   </w:abstractNum>
-  <w:abstractNum w:abstractNumId="22" w15:restartNumberingAfterBreak="0">
+  <w:abstractNum w:abstractNumId="25" w15:restartNumberingAfterBreak="0">
     <w:nsid w:val="1D765D70"/>
     <w:multiLevelType w:val="multilevel"/>
     <w:tmpl w:val="BE80BFBE"/>
@@ -8598,7 +7886,7 @@
       </w:rPr>
     </w:lvl>
   </w:abstractNum>
-  <w:abstractNum w:abstractNumId="23" w15:restartNumberingAfterBreak="0">
+  <w:abstractNum w:abstractNumId="26" w15:restartNumberingAfterBreak="0">
     <w:nsid w:val="1E8177E8"/>
     <w:multiLevelType w:val="multilevel"/>
     <w:tmpl w:val="7FECEB46"/>
@@ -8711,7 +7999,7 @@
       </w:pPr>
     </w:lvl>
   </w:abstractNum>
-  <w:abstractNum w:abstractNumId="24" w15:restartNumberingAfterBreak="0">
+  <w:abstractNum w:abstractNumId="27" w15:restartNumberingAfterBreak="0">
     <w:nsid w:val="2072008D"/>
     <w:multiLevelType w:val="multilevel"/>
     <w:tmpl w:val="83B64B8E"/>
@@ -8824,7 +8112,7 @@
       </w:pPr>
     </w:lvl>
   </w:abstractNum>
-  <w:abstractNum w:abstractNumId="25" w15:restartNumberingAfterBreak="0">
+  <w:abstractNum w:abstractNumId="28" w15:restartNumberingAfterBreak="0">
     <w:nsid w:val="21A27809"/>
     <w:multiLevelType w:val="multilevel"/>
     <w:tmpl w:val="9D1CA748"/>
@@ -8937,7 +8225,269 @@
       </w:pPr>
     </w:lvl>
   </w:abstractNum>
-  <w:abstractNum w:abstractNumId="26" w15:restartNumberingAfterBreak="0">
+  <w:abstractNum w:abstractNumId="29" w15:restartNumberingAfterBreak="0">
+    <w:nsid w:val="22863A32"/>
+    <w:multiLevelType w:val="multilevel"/>
+    <w:tmpl w:val="A9721F7A"/>
+    <w:lvl w:ilvl="0">
+      <w:start w:val="1"/>
+      <w:numFmt w:val="bullet"/>
+      <w:lvlText w:val=""/>
+      <w:lvlJc w:val="left"/>
+      <w:pPr>
+        <w:tabs>
+          <w:tab w:val="num" w:pos="720"/>
+        </w:tabs>
+        <w:ind w:left="720" w:hanging="360"/>
+      </w:pPr>
+      <w:rPr>
+        <w:rFonts w:ascii="Symbol" w:hAnsi="Symbol" w:hint="default"/>
+        <w:sz w:val="20"/>
+      </w:rPr>
+    </w:lvl>
+    <w:lvl w:ilvl="1" w:tentative="1">
+      <w:start w:val="1"/>
+      <w:numFmt w:val="bullet"/>
+      <w:lvlText w:val="o"/>
+      <w:lvlJc w:val="left"/>
+      <w:pPr>
+        <w:tabs>
+          <w:tab w:val="num" w:pos="1440"/>
+        </w:tabs>
+        <w:ind w:left="1440" w:hanging="360"/>
+      </w:pPr>
+      <w:rPr>
+        <w:rFonts w:ascii="Courier New" w:hAnsi="Courier New" w:hint="default"/>
+        <w:sz w:val="20"/>
+      </w:rPr>
+    </w:lvl>
+    <w:lvl w:ilvl="2" w:tentative="1">
+      <w:start w:val="1"/>
+      <w:numFmt w:val="bullet"/>
+      <w:lvlText w:val=""/>
+      <w:lvlJc w:val="left"/>
+      <w:pPr>
+        <w:tabs>
+          <w:tab w:val="num" w:pos="2160"/>
+        </w:tabs>
+        <w:ind w:left="2160" w:hanging="360"/>
+      </w:pPr>
+      <w:rPr>
+        <w:rFonts w:ascii="Wingdings" w:hAnsi="Wingdings" w:hint="default"/>
+        <w:sz w:val="20"/>
+      </w:rPr>
+    </w:lvl>
+    <w:lvl w:ilvl="3" w:tentative="1">
+      <w:start w:val="1"/>
+      <w:numFmt w:val="bullet"/>
+      <w:lvlText w:val=""/>
+      <w:lvlJc w:val="left"/>
+      <w:pPr>
+        <w:tabs>
+          <w:tab w:val="num" w:pos="2880"/>
+        </w:tabs>
+        <w:ind w:left="2880" w:hanging="360"/>
+      </w:pPr>
+      <w:rPr>
+        <w:rFonts w:ascii="Wingdings" w:hAnsi="Wingdings" w:hint="default"/>
+        <w:sz w:val="20"/>
+      </w:rPr>
+    </w:lvl>
+    <w:lvl w:ilvl="4" w:tentative="1">
+      <w:start w:val="1"/>
+      <w:numFmt w:val="bullet"/>
+      <w:lvlText w:val=""/>
+      <w:lvlJc w:val="left"/>
+      <w:pPr>
+        <w:tabs>
+          <w:tab w:val="num" w:pos="3600"/>
+        </w:tabs>
+        <w:ind w:left="3600" w:hanging="360"/>
+      </w:pPr>
+      <w:rPr>
+        <w:rFonts w:ascii="Wingdings" w:hAnsi="Wingdings" w:hint="default"/>
+        <w:sz w:val="20"/>
+      </w:rPr>
+    </w:lvl>
+    <w:lvl w:ilvl="5" w:tentative="1">
+      <w:start w:val="1"/>
+      <w:numFmt w:val="bullet"/>
+      <w:lvlText w:val=""/>
+      <w:lvlJc w:val="left"/>
+      <w:pPr>
+        <w:tabs>
+          <w:tab w:val="num" w:pos="4320"/>
+        </w:tabs>
+        <w:ind w:left="4320" w:hanging="360"/>
+      </w:pPr>
+      <w:rPr>
+        <w:rFonts w:ascii="Wingdings" w:hAnsi="Wingdings" w:hint="default"/>
+        <w:sz w:val="20"/>
+      </w:rPr>
+    </w:lvl>
+    <w:lvl w:ilvl="6" w:tentative="1">
+      <w:start w:val="1"/>
+      <w:numFmt w:val="bullet"/>
+      <w:lvlText w:val=""/>
+      <w:lvlJc w:val="left"/>
+      <w:pPr>
+        <w:tabs>
+          <w:tab w:val="num" w:pos="5040"/>
+        </w:tabs>
+        <w:ind w:left="5040" w:hanging="360"/>
+      </w:pPr>
+      <w:rPr>
+        <w:rFonts w:ascii="Wingdings" w:hAnsi="Wingdings" w:hint="default"/>
+        <w:sz w:val="20"/>
+      </w:rPr>
+    </w:lvl>
+    <w:lvl w:ilvl="7" w:tentative="1">
+      <w:start w:val="1"/>
+      <w:numFmt w:val="bullet"/>
+      <w:lvlText w:val=""/>
+      <w:lvlJc w:val="left"/>
+      <w:pPr>
+        <w:tabs>
+          <w:tab w:val="num" w:pos="5760"/>
+        </w:tabs>
+        <w:ind w:left="5760" w:hanging="360"/>
+      </w:pPr>
+      <w:rPr>
+        <w:rFonts w:ascii="Wingdings" w:hAnsi="Wingdings" w:hint="default"/>
+        <w:sz w:val="20"/>
+      </w:rPr>
+    </w:lvl>
+    <w:lvl w:ilvl="8" w:tentative="1">
+      <w:start w:val="1"/>
+      <w:numFmt w:val="bullet"/>
+      <w:lvlText w:val=""/>
+      <w:lvlJc w:val="left"/>
+      <w:pPr>
+        <w:tabs>
+          <w:tab w:val="num" w:pos="6480"/>
+        </w:tabs>
+        <w:ind w:left="6480" w:hanging="360"/>
+      </w:pPr>
+      <w:rPr>
+        <w:rFonts w:ascii="Wingdings" w:hAnsi="Wingdings" w:hint="default"/>
+        <w:sz w:val="20"/>
+      </w:rPr>
+    </w:lvl>
+  </w:abstractNum>
+  <w:abstractNum w:abstractNumId="30" w15:restartNumberingAfterBreak="0">
+    <w:nsid w:val="22A30E97"/>
+    <w:multiLevelType w:val="multilevel"/>
+    <w:tmpl w:val="DA628C06"/>
+    <w:lvl w:ilvl="0">
+      <w:start w:val="1"/>
+      <w:numFmt w:val="decimal"/>
+      <w:lvlText w:val="%1."/>
+      <w:lvlJc w:val="left"/>
+      <w:pPr>
+        <w:tabs>
+          <w:tab w:val="num" w:pos="720"/>
+        </w:tabs>
+        <w:ind w:left="720" w:hanging="360"/>
+      </w:pPr>
+    </w:lvl>
+    <w:lvl w:ilvl="1" w:tentative="1">
+      <w:start w:val="1"/>
+      <w:numFmt w:val="decimal"/>
+      <w:lvlText w:val="%2."/>
+      <w:lvlJc w:val="left"/>
+      <w:pPr>
+        <w:tabs>
+          <w:tab w:val="num" w:pos="1440"/>
+        </w:tabs>
+        <w:ind w:left="1440" w:hanging="360"/>
+      </w:pPr>
+    </w:lvl>
+    <w:lvl w:ilvl="2" w:tentative="1">
+      <w:start w:val="1"/>
+      <w:numFmt w:val="decimal"/>
+      <w:lvlText w:val="%3."/>
+      <w:lvlJc w:val="left"/>
+      <w:pPr>
+        <w:tabs>
+          <w:tab w:val="num" w:pos="2160"/>
+        </w:tabs>
+        <w:ind w:left="2160" w:hanging="360"/>
+      </w:pPr>
+    </w:lvl>
+    <w:lvl w:ilvl="3" w:tentative="1">
+      <w:start w:val="1"/>
+      <w:numFmt w:val="decimal"/>
+      <w:lvlText w:val="%4."/>
+      <w:lvlJc w:val="left"/>
+      <w:pPr>
+        <w:tabs>
+          <w:tab w:val="num" w:pos="2880"/>
+        </w:tabs>
+        <w:ind w:left="2880" w:hanging="360"/>
+      </w:pPr>
+    </w:lvl>
+    <w:lvl w:ilvl="4" w:tentative="1">
+      <w:start w:val="1"/>
+      <w:numFmt w:val="decimal"/>
+      <w:lvlText w:val="%5."/>
+      <w:lvlJc w:val="left"/>
+      <w:pPr>
+        <w:tabs>
+          <w:tab w:val="num" w:pos="3600"/>
+        </w:tabs>
+        <w:ind w:left="3600" w:hanging="360"/>
+      </w:pPr>
+    </w:lvl>
+    <w:lvl w:ilvl="5" w:tentative="1">
+      <w:start w:val="1"/>
+      <w:numFmt w:val="decimal"/>
+      <w:lvlText w:val="%6."/>
+      <w:lvlJc w:val="left"/>
+      <w:pPr>
+        <w:tabs>
+          <w:tab w:val="num" w:pos="4320"/>
+        </w:tabs>
+        <w:ind w:left="4320" w:hanging="360"/>
+      </w:pPr>
+    </w:lvl>
+    <w:lvl w:ilvl="6" w:tentative="1">
+      <w:start w:val="1"/>
+      <w:numFmt w:val="decimal"/>
+      <w:lvlText w:val="%7."/>
+      <w:lvlJc w:val="left"/>
+      <w:pPr>
+        <w:tabs>
+          <w:tab w:val="num" w:pos="5040"/>
+        </w:tabs>
+        <w:ind w:left="5040" w:hanging="360"/>
+      </w:pPr>
+    </w:lvl>
+    <w:lvl w:ilvl="7" w:tentative="1">
+      <w:start w:val="1"/>
+      <w:numFmt w:val="decimal"/>
+      <w:lvlText w:val="%8."/>
+      <w:lvlJc w:val="left"/>
+      <w:pPr>
+        <w:tabs>
+          <w:tab w:val="num" w:pos="5760"/>
+        </w:tabs>
+        <w:ind w:left="5760" w:hanging="360"/>
+      </w:pPr>
+    </w:lvl>
+    <w:lvl w:ilvl="8" w:tentative="1">
+      <w:start w:val="1"/>
+      <w:numFmt w:val="decimal"/>
+      <w:lvlText w:val="%9."/>
+      <w:lvlJc w:val="left"/>
+      <w:pPr>
+        <w:tabs>
+          <w:tab w:val="num" w:pos="6480"/>
+        </w:tabs>
+        <w:ind w:left="6480" w:hanging="360"/>
+      </w:pPr>
+    </w:lvl>
+  </w:abstractNum>
+  <w:abstractNum w:abstractNumId="31" w15:restartNumberingAfterBreak="0">
     <w:nsid w:val="24964A0D"/>
     <w:multiLevelType w:val="multilevel"/>
     <w:tmpl w:val="22128666"/>
@@ -9050,7 +8600,7 @@
       </w:pPr>
     </w:lvl>
   </w:abstractNum>
-  <w:abstractNum w:abstractNumId="27" w15:restartNumberingAfterBreak="0">
+  <w:abstractNum w:abstractNumId="32" w15:restartNumberingAfterBreak="0">
     <w:nsid w:val="24CA0AE8"/>
     <w:multiLevelType w:val="multilevel"/>
     <w:tmpl w:val="47481B4A"/>
@@ -9199,7 +8749,7 @@
       </w:rPr>
     </w:lvl>
   </w:abstractNum>
-  <w:abstractNum w:abstractNumId="28" w15:restartNumberingAfterBreak="0">
+  <w:abstractNum w:abstractNumId="33" w15:restartNumberingAfterBreak="0">
     <w:nsid w:val="28027CC8"/>
     <w:multiLevelType w:val="multilevel"/>
     <w:tmpl w:val="C11280FA"/>
@@ -9348,7 +8898,7 @@
       </w:rPr>
     </w:lvl>
   </w:abstractNum>
-  <w:abstractNum w:abstractNumId="29" w15:restartNumberingAfterBreak="0">
+  <w:abstractNum w:abstractNumId="34" w15:restartNumberingAfterBreak="0">
     <w:nsid w:val="280D3BBD"/>
     <w:multiLevelType w:val="multilevel"/>
     <w:tmpl w:val="0EA4FC3C"/>
@@ -9497,7 +9047,7 @@
       </w:rPr>
     </w:lvl>
   </w:abstractNum>
-  <w:abstractNum w:abstractNumId="30" w15:restartNumberingAfterBreak="0">
+  <w:abstractNum w:abstractNumId="35" w15:restartNumberingAfterBreak="0">
     <w:nsid w:val="2891780E"/>
     <w:multiLevelType w:val="multilevel"/>
     <w:tmpl w:val="F6F26028"/>
@@ -9646,7 +9196,7 @@
       </w:rPr>
     </w:lvl>
   </w:abstractNum>
-  <w:abstractNum w:abstractNumId="31" w15:restartNumberingAfterBreak="0">
+  <w:abstractNum w:abstractNumId="36" w15:restartNumberingAfterBreak="0">
     <w:nsid w:val="2BE0743A"/>
     <w:multiLevelType w:val="multilevel"/>
     <w:tmpl w:val="2FB0F9F0"/>
@@ -9795,7 +9345,7 @@
       </w:rPr>
     </w:lvl>
   </w:abstractNum>
-  <w:abstractNum w:abstractNumId="32" w15:restartNumberingAfterBreak="0">
+  <w:abstractNum w:abstractNumId="37" w15:restartNumberingAfterBreak="0">
     <w:nsid w:val="2BE24205"/>
     <w:multiLevelType w:val="multilevel"/>
     <w:tmpl w:val="1DD6F9C0"/>
@@ -9944,7 +9494,7 @@
       </w:rPr>
     </w:lvl>
   </w:abstractNum>
-  <w:abstractNum w:abstractNumId="33" w15:restartNumberingAfterBreak="0">
+  <w:abstractNum w:abstractNumId="38" w15:restartNumberingAfterBreak="0">
     <w:nsid w:val="2C100F98"/>
     <w:multiLevelType w:val="multilevel"/>
     <w:tmpl w:val="B452436A"/>
@@ -10093,7 +9643,7 @@
       </w:rPr>
     </w:lvl>
   </w:abstractNum>
-  <w:abstractNum w:abstractNumId="34" w15:restartNumberingAfterBreak="0">
+  <w:abstractNum w:abstractNumId="39" w15:restartNumberingAfterBreak="0">
     <w:nsid w:val="2D5C69FF"/>
     <w:multiLevelType w:val="multilevel"/>
     <w:tmpl w:val="3E3618BE"/>
@@ -10242,7 +9792,7 @@
       </w:rPr>
     </w:lvl>
   </w:abstractNum>
-  <w:abstractNum w:abstractNumId="35" w15:restartNumberingAfterBreak="0">
+  <w:abstractNum w:abstractNumId="40" w15:restartNumberingAfterBreak="0">
     <w:nsid w:val="2D6238BC"/>
     <w:multiLevelType w:val="multilevel"/>
     <w:tmpl w:val="89422AEE"/>
@@ -10391,7 +9941,7 @@
       </w:rPr>
     </w:lvl>
   </w:abstractNum>
-  <w:abstractNum w:abstractNumId="36" w15:restartNumberingAfterBreak="0">
+  <w:abstractNum w:abstractNumId="41" w15:restartNumberingAfterBreak="0">
     <w:nsid w:val="31455B98"/>
     <w:multiLevelType w:val="multilevel"/>
     <w:tmpl w:val="4050D2DC"/>
@@ -10540,7 +10090,7 @@
       </w:rPr>
     </w:lvl>
   </w:abstractNum>
-  <w:abstractNum w:abstractNumId="37" w15:restartNumberingAfterBreak="0">
+  <w:abstractNum w:abstractNumId="42" w15:restartNumberingAfterBreak="0">
     <w:nsid w:val="33156303"/>
     <w:multiLevelType w:val="multilevel"/>
     <w:tmpl w:val="863C447E"/>
@@ -10689,7 +10239,7 @@
       </w:rPr>
     </w:lvl>
   </w:abstractNum>
-  <w:abstractNum w:abstractNumId="38" w15:restartNumberingAfterBreak="0">
+  <w:abstractNum w:abstractNumId="43" w15:restartNumberingAfterBreak="0">
     <w:nsid w:val="344037F4"/>
     <w:multiLevelType w:val="multilevel"/>
     <w:tmpl w:val="90385696"/>
@@ -10838,7 +10388,7 @@
       </w:rPr>
     </w:lvl>
   </w:abstractNum>
-  <w:abstractNum w:abstractNumId="39" w15:restartNumberingAfterBreak="0">
+  <w:abstractNum w:abstractNumId="44" w15:restartNumberingAfterBreak="0">
     <w:nsid w:val="34514147"/>
     <w:multiLevelType w:val="multilevel"/>
     <w:tmpl w:val="20F6D1E4"/>
@@ -10987,7 +10537,7 @@
       </w:rPr>
     </w:lvl>
   </w:abstractNum>
-  <w:abstractNum w:abstractNumId="40" w15:restartNumberingAfterBreak="0">
+  <w:abstractNum w:abstractNumId="45" w15:restartNumberingAfterBreak="0">
     <w:nsid w:val="345841ED"/>
     <w:multiLevelType w:val="multilevel"/>
     <w:tmpl w:val="E0EA0290"/>
@@ -11104,7 +10654,7 @@
       </w:pPr>
     </w:lvl>
   </w:abstractNum>
-  <w:abstractNum w:abstractNumId="41" w15:restartNumberingAfterBreak="0">
+  <w:abstractNum w:abstractNumId="46" w15:restartNumberingAfterBreak="0">
     <w:nsid w:val="34990CF3"/>
     <w:multiLevelType w:val="multilevel"/>
     <w:tmpl w:val="DDC69218"/>
@@ -11217,7 +10767,156 @@
       </w:pPr>
     </w:lvl>
   </w:abstractNum>
-  <w:abstractNum w:abstractNumId="42" w15:restartNumberingAfterBreak="0">
+  <w:abstractNum w:abstractNumId="47" w15:restartNumberingAfterBreak="0">
+    <w:nsid w:val="34C52BB7"/>
+    <w:multiLevelType w:val="multilevel"/>
+    <w:tmpl w:val="A5705A3E"/>
+    <w:lvl w:ilvl="0">
+      <w:start w:val="1"/>
+      <w:numFmt w:val="bullet"/>
+      <w:lvlText w:val=""/>
+      <w:lvlJc w:val="left"/>
+      <w:pPr>
+        <w:tabs>
+          <w:tab w:val="num" w:pos="720"/>
+        </w:tabs>
+        <w:ind w:left="720" w:hanging="360"/>
+      </w:pPr>
+      <w:rPr>
+        <w:rFonts w:ascii="Symbol" w:hAnsi="Symbol" w:hint="default"/>
+        <w:sz w:val="20"/>
+      </w:rPr>
+    </w:lvl>
+    <w:lvl w:ilvl="1" w:tentative="1">
+      <w:start w:val="1"/>
+      <w:numFmt w:val="bullet"/>
+      <w:lvlText w:val="o"/>
+      <w:lvlJc w:val="left"/>
+      <w:pPr>
+        <w:tabs>
+          <w:tab w:val="num" w:pos="1440"/>
+        </w:tabs>
+        <w:ind w:left="1440" w:hanging="360"/>
+      </w:pPr>
+      <w:rPr>
+        <w:rFonts w:ascii="Courier New" w:hAnsi="Courier New" w:hint="default"/>
+        <w:sz w:val="20"/>
+      </w:rPr>
+    </w:lvl>
+    <w:lvl w:ilvl="2" w:tentative="1">
+      <w:start w:val="1"/>
+      <w:numFmt w:val="bullet"/>
+      <w:lvlText w:val=""/>
+      <w:lvlJc w:val="left"/>
+      <w:pPr>
+        <w:tabs>
+          <w:tab w:val="num" w:pos="2160"/>
+        </w:tabs>
+        <w:ind w:left="2160" w:hanging="360"/>
+      </w:pPr>
+      <w:rPr>
+        <w:rFonts w:ascii="Wingdings" w:hAnsi="Wingdings" w:hint="default"/>
+        <w:sz w:val="20"/>
+      </w:rPr>
+    </w:lvl>
+    <w:lvl w:ilvl="3" w:tentative="1">
+      <w:start w:val="1"/>
+      <w:numFmt w:val="bullet"/>
+      <w:lvlText w:val=""/>
+      <w:lvlJc w:val="left"/>
+      <w:pPr>
+        <w:tabs>
+          <w:tab w:val="num" w:pos="2880"/>
+        </w:tabs>
+        <w:ind w:left="2880" w:hanging="360"/>
+      </w:pPr>
+      <w:rPr>
+        <w:rFonts w:ascii="Wingdings" w:hAnsi="Wingdings" w:hint="default"/>
+        <w:sz w:val="20"/>
+      </w:rPr>
+    </w:lvl>
+    <w:lvl w:ilvl="4" w:tentative="1">
+      <w:start w:val="1"/>
+      <w:numFmt w:val="bullet"/>
+      <w:lvlText w:val=""/>
+      <w:lvlJc w:val="left"/>
+      <w:pPr>
+        <w:tabs>
+          <w:tab w:val="num" w:pos="3600"/>
+        </w:tabs>
+        <w:ind w:left="3600" w:hanging="360"/>
+      </w:pPr>
+      <w:rPr>
+        <w:rFonts w:ascii="Wingdings" w:hAnsi="Wingdings" w:hint="default"/>
+        <w:sz w:val="20"/>
+      </w:rPr>
+    </w:lvl>
+    <w:lvl w:ilvl="5" w:tentative="1">
+      <w:start w:val="1"/>
+      <w:numFmt w:val="bullet"/>
+      <w:lvlText w:val=""/>
+      <w:lvlJc w:val="left"/>
+      <w:pPr>
+        <w:tabs>
+          <w:tab w:val="num" w:pos="4320"/>
+        </w:tabs>
+        <w:ind w:left="4320" w:hanging="360"/>
+      </w:pPr>
+      <w:rPr>
+        <w:rFonts w:ascii="Wingdings" w:hAnsi="Wingdings" w:hint="default"/>
+        <w:sz w:val="20"/>
+      </w:rPr>
+    </w:lvl>
+    <w:lvl w:ilvl="6" w:tentative="1">
+      <w:start w:val="1"/>
+      <w:numFmt w:val="bullet"/>
+      <w:lvlText w:val=""/>
+      <w:lvlJc w:val="left"/>
+      <w:pPr>
+        <w:tabs>
+          <w:tab w:val="num" w:pos="5040"/>
+        </w:tabs>
+        <w:ind w:left="5040" w:hanging="360"/>
+      </w:pPr>
+      <w:rPr>
+        <w:rFonts w:ascii="Wingdings" w:hAnsi="Wingdings" w:hint="default"/>
+        <w:sz w:val="20"/>
+      </w:rPr>
+    </w:lvl>
+    <w:lvl w:ilvl="7" w:tentative="1">
+      <w:start w:val="1"/>
+      <w:numFmt w:val="bullet"/>
+      <w:lvlText w:val=""/>
+      <w:lvlJc w:val="left"/>
+      <w:pPr>
+        <w:tabs>
+          <w:tab w:val="num" w:pos="5760"/>
+        </w:tabs>
+        <w:ind w:left="5760" w:hanging="360"/>
+      </w:pPr>
+      <w:rPr>
+        <w:rFonts w:ascii="Wingdings" w:hAnsi="Wingdings" w:hint="default"/>
+        <w:sz w:val="20"/>
+      </w:rPr>
+    </w:lvl>
+    <w:lvl w:ilvl="8" w:tentative="1">
+      <w:start w:val="1"/>
+      <w:numFmt w:val="bullet"/>
+      <w:lvlText w:val=""/>
+      <w:lvlJc w:val="left"/>
+      <w:pPr>
+        <w:tabs>
+          <w:tab w:val="num" w:pos="6480"/>
+        </w:tabs>
+        <w:ind w:left="6480" w:hanging="360"/>
+      </w:pPr>
+      <w:rPr>
+        <w:rFonts w:ascii="Wingdings" w:hAnsi="Wingdings" w:hint="default"/>
+        <w:sz w:val="20"/>
+      </w:rPr>
+    </w:lvl>
+  </w:abstractNum>
+  <w:abstractNum w:abstractNumId="48" w15:restartNumberingAfterBreak="0">
     <w:nsid w:val="35B813DB"/>
     <w:multiLevelType w:val="multilevel"/>
     <w:tmpl w:val="C290C174"/>
@@ -11366,7 +11065,7 @@
       </w:rPr>
     </w:lvl>
   </w:abstractNum>
-  <w:abstractNum w:abstractNumId="43" w15:restartNumberingAfterBreak="0">
+  <w:abstractNum w:abstractNumId="49" w15:restartNumberingAfterBreak="0">
     <w:nsid w:val="35D27BFC"/>
     <w:multiLevelType w:val="multilevel"/>
     <w:tmpl w:val="8B106550"/>
@@ -11515,7 +11214,7 @@
       </w:rPr>
     </w:lvl>
   </w:abstractNum>
-  <w:abstractNum w:abstractNumId="44" w15:restartNumberingAfterBreak="0">
+  <w:abstractNum w:abstractNumId="50" w15:restartNumberingAfterBreak="0">
     <w:nsid w:val="35D60CBF"/>
     <w:multiLevelType w:val="multilevel"/>
     <w:tmpl w:val="57CC9208"/>
@@ -11664,7 +11363,7 @@
       </w:rPr>
     </w:lvl>
   </w:abstractNum>
-  <w:abstractNum w:abstractNumId="45" w15:restartNumberingAfterBreak="0">
+  <w:abstractNum w:abstractNumId="51" w15:restartNumberingAfterBreak="0">
     <w:nsid w:val="35DE396F"/>
     <w:multiLevelType w:val="multilevel"/>
     <w:tmpl w:val="2528E1FA"/>
@@ -11777,7 +11476,7 @@
       </w:pPr>
     </w:lvl>
   </w:abstractNum>
-  <w:abstractNum w:abstractNumId="46" w15:restartNumberingAfterBreak="0">
+  <w:abstractNum w:abstractNumId="52" w15:restartNumberingAfterBreak="0">
     <w:nsid w:val="37F1451C"/>
     <w:multiLevelType w:val="multilevel"/>
     <w:tmpl w:val="2D7C69E0"/>
@@ -11890,7 +11589,7 @@
       </w:pPr>
     </w:lvl>
   </w:abstractNum>
-  <w:abstractNum w:abstractNumId="47" w15:restartNumberingAfterBreak="0">
+  <w:abstractNum w:abstractNumId="53" w15:restartNumberingAfterBreak="0">
     <w:nsid w:val="38A66902"/>
     <w:multiLevelType w:val="multilevel"/>
     <w:tmpl w:val="9822EBF8"/>
@@ -12039,7 +11738,7 @@
       </w:rPr>
     </w:lvl>
   </w:abstractNum>
-  <w:abstractNum w:abstractNumId="48" w15:restartNumberingAfterBreak="0">
+  <w:abstractNum w:abstractNumId="54" w15:restartNumberingAfterBreak="0">
     <w:nsid w:val="39CB6D99"/>
     <w:multiLevelType w:val="multilevel"/>
     <w:tmpl w:val="BA1EA4F6"/>
@@ -12188,7 +11887,7 @@
       </w:rPr>
     </w:lvl>
   </w:abstractNum>
-  <w:abstractNum w:abstractNumId="49" w15:restartNumberingAfterBreak="0">
+  <w:abstractNum w:abstractNumId="55" w15:restartNumberingAfterBreak="0">
     <w:nsid w:val="3A3E0D5E"/>
     <w:multiLevelType w:val="multilevel"/>
     <w:tmpl w:val="EF923A98"/>
@@ -12337,7 +12036,7 @@
       </w:rPr>
     </w:lvl>
   </w:abstractNum>
-  <w:abstractNum w:abstractNumId="50" w15:restartNumberingAfterBreak="0">
+  <w:abstractNum w:abstractNumId="56" w15:restartNumberingAfterBreak="0">
     <w:nsid w:val="3B2C45F3"/>
     <w:multiLevelType w:val="multilevel"/>
     <w:tmpl w:val="661834A4"/>
@@ -12450,7 +12149,7 @@
       </w:pPr>
     </w:lvl>
   </w:abstractNum>
-  <w:abstractNum w:abstractNumId="51" w15:restartNumberingAfterBreak="0">
+  <w:abstractNum w:abstractNumId="57" w15:restartNumberingAfterBreak="0">
     <w:nsid w:val="3CB06FAC"/>
     <w:multiLevelType w:val="multilevel"/>
     <w:tmpl w:val="EAE28F22"/>
@@ -12599,7 +12298,7 @@
       </w:rPr>
     </w:lvl>
   </w:abstractNum>
-  <w:abstractNum w:abstractNumId="52" w15:restartNumberingAfterBreak="0">
+  <w:abstractNum w:abstractNumId="58" w15:restartNumberingAfterBreak="0">
     <w:nsid w:val="3DAD460F"/>
     <w:multiLevelType w:val="multilevel"/>
     <w:tmpl w:val="D0108A16"/>
@@ -12748,7 +12447,7 @@
       </w:rPr>
     </w:lvl>
   </w:abstractNum>
-  <w:abstractNum w:abstractNumId="53" w15:restartNumberingAfterBreak="0">
+  <w:abstractNum w:abstractNumId="59" w15:restartNumberingAfterBreak="0">
     <w:nsid w:val="3DEB1296"/>
     <w:multiLevelType w:val="multilevel"/>
     <w:tmpl w:val="87CE8590"/>
@@ -12897,7 +12596,7 @@
       </w:rPr>
     </w:lvl>
   </w:abstractNum>
-  <w:abstractNum w:abstractNumId="54" w15:restartNumberingAfterBreak="0">
+  <w:abstractNum w:abstractNumId="60" w15:restartNumberingAfterBreak="0">
     <w:nsid w:val="421733DF"/>
     <w:multiLevelType w:val="multilevel"/>
     <w:tmpl w:val="743CAAD4"/>
@@ -13046,7 +12745,7 @@
       </w:rPr>
     </w:lvl>
   </w:abstractNum>
-  <w:abstractNum w:abstractNumId="55" w15:restartNumberingAfterBreak="0">
+  <w:abstractNum w:abstractNumId="61" w15:restartNumberingAfterBreak="0">
     <w:nsid w:val="42724DDF"/>
     <w:multiLevelType w:val="multilevel"/>
     <w:tmpl w:val="3AA42E86"/>
@@ -13195,7 +12894,7 @@
       </w:rPr>
     </w:lvl>
   </w:abstractNum>
-  <w:abstractNum w:abstractNumId="56" w15:restartNumberingAfterBreak="0">
+  <w:abstractNum w:abstractNumId="62" w15:restartNumberingAfterBreak="0">
     <w:nsid w:val="43985953"/>
     <w:multiLevelType w:val="multilevel"/>
     <w:tmpl w:val="33B8A658"/>
@@ -13344,7 +13043,7 @@
       </w:rPr>
     </w:lvl>
   </w:abstractNum>
-  <w:abstractNum w:abstractNumId="57" w15:restartNumberingAfterBreak="0">
+  <w:abstractNum w:abstractNumId="63" w15:restartNumberingAfterBreak="0">
     <w:nsid w:val="45EB1B1F"/>
     <w:multiLevelType w:val="multilevel"/>
     <w:tmpl w:val="6786DC92"/>
@@ -13493,7 +13192,7 @@
       </w:rPr>
     </w:lvl>
   </w:abstractNum>
-  <w:abstractNum w:abstractNumId="58" w15:restartNumberingAfterBreak="0">
+  <w:abstractNum w:abstractNumId="64" w15:restartNumberingAfterBreak="0">
     <w:nsid w:val="46404556"/>
     <w:multiLevelType w:val="multilevel"/>
     <w:tmpl w:val="5554C810"/>
@@ -13610,7 +13309,7 @@
       </w:pPr>
     </w:lvl>
   </w:abstractNum>
-  <w:abstractNum w:abstractNumId="59" w15:restartNumberingAfterBreak="0">
+  <w:abstractNum w:abstractNumId="65" w15:restartNumberingAfterBreak="0">
     <w:nsid w:val="46457DD9"/>
     <w:multiLevelType w:val="multilevel"/>
     <w:tmpl w:val="A7EA436A"/>
@@ -13759,7 +13458,7 @@
       </w:rPr>
     </w:lvl>
   </w:abstractNum>
-  <w:abstractNum w:abstractNumId="60" w15:restartNumberingAfterBreak="0">
+  <w:abstractNum w:abstractNumId="66" w15:restartNumberingAfterBreak="0">
     <w:nsid w:val="47A82A3C"/>
     <w:multiLevelType w:val="multilevel"/>
     <w:tmpl w:val="D0981624"/>
@@ -13908,7 +13607,7 @@
       </w:rPr>
     </w:lvl>
   </w:abstractNum>
-  <w:abstractNum w:abstractNumId="61" w15:restartNumberingAfterBreak="0">
+  <w:abstractNum w:abstractNumId="67" w15:restartNumberingAfterBreak="0">
     <w:nsid w:val="489948EB"/>
     <w:multiLevelType w:val="multilevel"/>
     <w:tmpl w:val="510EE482"/>
@@ -14057,7 +13756,7 @@
       </w:rPr>
     </w:lvl>
   </w:abstractNum>
-  <w:abstractNum w:abstractNumId="62" w15:restartNumberingAfterBreak="0">
+  <w:abstractNum w:abstractNumId="68" w15:restartNumberingAfterBreak="0">
     <w:nsid w:val="4C3B2FE1"/>
     <w:multiLevelType w:val="multilevel"/>
     <w:tmpl w:val="072801E2"/>
@@ -14170,7 +13869,7 @@
       </w:pPr>
     </w:lvl>
   </w:abstractNum>
-  <w:abstractNum w:abstractNumId="63" w15:restartNumberingAfterBreak="0">
+  <w:abstractNum w:abstractNumId="69" w15:restartNumberingAfterBreak="0">
     <w:nsid w:val="4D1E35D8"/>
     <w:multiLevelType w:val="multilevel"/>
     <w:tmpl w:val="B1E2BB90"/>
@@ -14319,7 +14018,7 @@
       </w:rPr>
     </w:lvl>
   </w:abstractNum>
-  <w:abstractNum w:abstractNumId="64" w15:restartNumberingAfterBreak="0">
+  <w:abstractNum w:abstractNumId="70" w15:restartNumberingAfterBreak="0">
     <w:nsid w:val="4EAB3820"/>
     <w:multiLevelType w:val="multilevel"/>
     <w:tmpl w:val="E488D202"/>
@@ -14468,7 +14167,7 @@
       </w:rPr>
     </w:lvl>
   </w:abstractNum>
-  <w:abstractNum w:abstractNumId="65" w15:restartNumberingAfterBreak="0">
+  <w:abstractNum w:abstractNumId="71" w15:restartNumberingAfterBreak="0">
     <w:nsid w:val="4EFE25D3"/>
     <w:multiLevelType w:val="multilevel"/>
     <w:tmpl w:val="A7EEC968"/>
@@ -14617,7 +14316,7 @@
       </w:rPr>
     </w:lvl>
   </w:abstractNum>
-  <w:abstractNum w:abstractNumId="66" w15:restartNumberingAfterBreak="0">
+  <w:abstractNum w:abstractNumId="72" w15:restartNumberingAfterBreak="0">
     <w:nsid w:val="512A043C"/>
     <w:multiLevelType w:val="multilevel"/>
     <w:tmpl w:val="1D9647B4"/>
@@ -14730,7 +14429,7 @@
       </w:pPr>
     </w:lvl>
   </w:abstractNum>
-  <w:abstractNum w:abstractNumId="67" w15:restartNumberingAfterBreak="0">
+  <w:abstractNum w:abstractNumId="73" w15:restartNumberingAfterBreak="0">
     <w:nsid w:val="535B0949"/>
     <w:multiLevelType w:val="multilevel"/>
     <w:tmpl w:val="C0B442BE"/>
@@ -14879,7 +14578,7 @@
       </w:rPr>
     </w:lvl>
   </w:abstractNum>
-  <w:abstractNum w:abstractNumId="68" w15:restartNumberingAfterBreak="0">
+  <w:abstractNum w:abstractNumId="74" w15:restartNumberingAfterBreak="0">
     <w:nsid w:val="556D056E"/>
     <w:multiLevelType w:val="multilevel"/>
     <w:tmpl w:val="EAEE2C7C"/>
@@ -15028,7 +14727,7 @@
       </w:rPr>
     </w:lvl>
   </w:abstractNum>
-  <w:abstractNum w:abstractNumId="69" w15:restartNumberingAfterBreak="0">
+  <w:abstractNum w:abstractNumId="75" w15:restartNumberingAfterBreak="0">
     <w:nsid w:val="581E2DF2"/>
     <w:multiLevelType w:val="multilevel"/>
     <w:tmpl w:val="AD6229DE"/>
@@ -15177,7 +14876,7 @@
       </w:rPr>
     </w:lvl>
   </w:abstractNum>
-  <w:abstractNum w:abstractNumId="70" w15:restartNumberingAfterBreak="0">
+  <w:abstractNum w:abstractNumId="76" w15:restartNumberingAfterBreak="0">
     <w:nsid w:val="58FB6FAF"/>
     <w:multiLevelType w:val="multilevel"/>
     <w:tmpl w:val="9B72D868"/>
@@ -15294,7 +14993,156 @@
       </w:pPr>
     </w:lvl>
   </w:abstractNum>
-  <w:abstractNum w:abstractNumId="71" w15:restartNumberingAfterBreak="0">
+  <w:abstractNum w:abstractNumId="77" w15:restartNumberingAfterBreak="0">
+    <w:nsid w:val="59276F6C"/>
+    <w:multiLevelType w:val="multilevel"/>
+    <w:tmpl w:val="B22E217E"/>
+    <w:lvl w:ilvl="0">
+      <w:start w:val="1"/>
+      <w:numFmt w:val="bullet"/>
+      <w:lvlText w:val=""/>
+      <w:lvlJc w:val="left"/>
+      <w:pPr>
+        <w:tabs>
+          <w:tab w:val="num" w:pos="720"/>
+        </w:tabs>
+        <w:ind w:left="720" w:hanging="360"/>
+      </w:pPr>
+      <w:rPr>
+        <w:rFonts w:ascii="Symbol" w:hAnsi="Symbol" w:hint="default"/>
+        <w:sz w:val="20"/>
+      </w:rPr>
+    </w:lvl>
+    <w:lvl w:ilvl="1" w:tentative="1">
+      <w:start w:val="1"/>
+      <w:numFmt w:val="bullet"/>
+      <w:lvlText w:val="o"/>
+      <w:lvlJc w:val="left"/>
+      <w:pPr>
+        <w:tabs>
+          <w:tab w:val="num" w:pos="1440"/>
+        </w:tabs>
+        <w:ind w:left="1440" w:hanging="360"/>
+      </w:pPr>
+      <w:rPr>
+        <w:rFonts w:ascii="Courier New" w:hAnsi="Courier New" w:hint="default"/>
+        <w:sz w:val="20"/>
+      </w:rPr>
+    </w:lvl>
+    <w:lvl w:ilvl="2" w:tentative="1">
+      <w:start w:val="1"/>
+      <w:numFmt w:val="bullet"/>
+      <w:lvlText w:val=""/>
+      <w:lvlJc w:val="left"/>
+      <w:pPr>
+        <w:tabs>
+          <w:tab w:val="num" w:pos="2160"/>
+        </w:tabs>
+        <w:ind w:left="2160" w:hanging="360"/>
+      </w:pPr>
+      <w:rPr>
+        <w:rFonts w:ascii="Wingdings" w:hAnsi="Wingdings" w:hint="default"/>
+        <w:sz w:val="20"/>
+      </w:rPr>
+    </w:lvl>
+    <w:lvl w:ilvl="3" w:tentative="1">
+      <w:start w:val="1"/>
+      <w:numFmt w:val="bullet"/>
+      <w:lvlText w:val=""/>
+      <w:lvlJc w:val="left"/>
+      <w:pPr>
+        <w:tabs>
+          <w:tab w:val="num" w:pos="2880"/>
+        </w:tabs>
+        <w:ind w:left="2880" w:hanging="360"/>
+      </w:pPr>
+      <w:rPr>
+        <w:rFonts w:ascii="Wingdings" w:hAnsi="Wingdings" w:hint="default"/>
+        <w:sz w:val="20"/>
+      </w:rPr>
+    </w:lvl>
+    <w:lvl w:ilvl="4" w:tentative="1">
+      <w:start w:val="1"/>
+      <w:numFmt w:val="bullet"/>
+      <w:lvlText w:val=""/>
+      <w:lvlJc w:val="left"/>
+      <w:pPr>
+        <w:tabs>
+          <w:tab w:val="num" w:pos="3600"/>
+        </w:tabs>
+        <w:ind w:left="3600" w:hanging="360"/>
+      </w:pPr>
+      <w:rPr>
+        <w:rFonts w:ascii="Wingdings" w:hAnsi="Wingdings" w:hint="default"/>
+        <w:sz w:val="20"/>
+      </w:rPr>
+    </w:lvl>
+    <w:lvl w:ilvl="5" w:tentative="1">
+      <w:start w:val="1"/>
+      <w:numFmt w:val="bullet"/>
+      <w:lvlText w:val=""/>
+      <w:lvlJc w:val="left"/>
+      <w:pPr>
+        <w:tabs>
+          <w:tab w:val="num" w:pos="4320"/>
+        </w:tabs>
+        <w:ind w:left="4320" w:hanging="360"/>
+      </w:pPr>
+      <w:rPr>
+        <w:rFonts w:ascii="Wingdings" w:hAnsi="Wingdings" w:hint="default"/>
+        <w:sz w:val="20"/>
+      </w:rPr>
+    </w:lvl>
+    <w:lvl w:ilvl="6" w:tentative="1">
+      <w:start w:val="1"/>
+      <w:numFmt w:val="bullet"/>
+      <w:lvlText w:val=""/>
+      <w:lvlJc w:val="left"/>
+      <w:pPr>
+        <w:tabs>
+          <w:tab w:val="num" w:pos="5040"/>
+        </w:tabs>
+        <w:ind w:left="5040" w:hanging="360"/>
+      </w:pPr>
+      <w:rPr>
+        <w:rFonts w:ascii="Wingdings" w:hAnsi="Wingdings" w:hint="default"/>
+        <w:sz w:val="20"/>
+      </w:rPr>
+    </w:lvl>
+    <w:lvl w:ilvl="7" w:tentative="1">
+      <w:start w:val="1"/>
+      <w:numFmt w:val="bullet"/>
+      <w:lvlText w:val=""/>
+      <w:lvlJc w:val="left"/>
+      <w:pPr>
+        <w:tabs>
+          <w:tab w:val="num" w:pos="5760"/>
+        </w:tabs>
+        <w:ind w:left="5760" w:hanging="360"/>
+      </w:pPr>
+      <w:rPr>
+        <w:rFonts w:ascii="Wingdings" w:hAnsi="Wingdings" w:hint="default"/>
+        <w:sz w:val="20"/>
+      </w:rPr>
+    </w:lvl>
+    <w:lvl w:ilvl="8" w:tentative="1">
+      <w:start w:val="1"/>
+      <w:numFmt w:val="bullet"/>
+      <w:lvlText w:val=""/>
+      <w:lvlJc w:val="left"/>
+      <w:pPr>
+        <w:tabs>
+          <w:tab w:val="num" w:pos="6480"/>
+        </w:tabs>
+        <w:ind w:left="6480" w:hanging="360"/>
+      </w:pPr>
+      <w:rPr>
+        <w:rFonts w:ascii="Wingdings" w:hAnsi="Wingdings" w:hint="default"/>
+        <w:sz w:val="20"/>
+      </w:rPr>
+    </w:lvl>
+  </w:abstractNum>
+  <w:abstractNum w:abstractNumId="78" w15:restartNumberingAfterBreak="0">
     <w:nsid w:val="5BEA647B"/>
     <w:multiLevelType w:val="multilevel"/>
     <w:tmpl w:val="2E3C02F8"/>
@@ -15443,7 +15291,7 @@
       </w:rPr>
     </w:lvl>
   </w:abstractNum>
-  <w:abstractNum w:abstractNumId="72" w15:restartNumberingAfterBreak="0">
+  <w:abstractNum w:abstractNumId="79" w15:restartNumberingAfterBreak="0">
     <w:nsid w:val="5EC04217"/>
     <w:multiLevelType w:val="multilevel"/>
     <w:tmpl w:val="3DF65134"/>
@@ -15556,7 +15404,7 @@
       </w:pPr>
     </w:lvl>
   </w:abstractNum>
-  <w:abstractNum w:abstractNumId="73" w15:restartNumberingAfterBreak="0">
+  <w:abstractNum w:abstractNumId="80" w15:restartNumberingAfterBreak="0">
     <w:nsid w:val="5F5C186E"/>
     <w:multiLevelType w:val="multilevel"/>
     <w:tmpl w:val="B9BC1162"/>
@@ -15705,7 +15553,7 @@
       </w:rPr>
     </w:lvl>
   </w:abstractNum>
-  <w:abstractNum w:abstractNumId="74" w15:restartNumberingAfterBreak="0">
+  <w:abstractNum w:abstractNumId="81" w15:restartNumberingAfterBreak="0">
     <w:nsid w:val="60527966"/>
     <w:multiLevelType w:val="multilevel"/>
     <w:tmpl w:val="15A6C95A"/>
@@ -15854,7 +15702,7 @@
       </w:rPr>
     </w:lvl>
   </w:abstractNum>
-  <w:abstractNum w:abstractNumId="75" w15:restartNumberingAfterBreak="0">
+  <w:abstractNum w:abstractNumId="82" w15:restartNumberingAfterBreak="0">
     <w:nsid w:val="60B4252D"/>
     <w:multiLevelType w:val="multilevel"/>
     <w:tmpl w:val="ED14D368"/>
@@ -15971,7 +15819,7 @@
       </w:pPr>
     </w:lvl>
   </w:abstractNum>
-  <w:abstractNum w:abstractNumId="76" w15:restartNumberingAfterBreak="0">
+  <w:abstractNum w:abstractNumId="83" w15:restartNumberingAfterBreak="0">
     <w:nsid w:val="62CD2CBA"/>
     <w:multiLevelType w:val="multilevel"/>
     <w:tmpl w:val="35EE6492"/>
@@ -16120,7 +15968,7 @@
       </w:rPr>
     </w:lvl>
   </w:abstractNum>
-  <w:abstractNum w:abstractNumId="77" w15:restartNumberingAfterBreak="0">
+  <w:abstractNum w:abstractNumId="84" w15:restartNumberingAfterBreak="0">
     <w:nsid w:val="63D7770F"/>
     <w:multiLevelType w:val="multilevel"/>
     <w:tmpl w:val="AC5CC920"/>
@@ -16269,7 +16117,7 @@
       </w:rPr>
     </w:lvl>
   </w:abstractNum>
-  <w:abstractNum w:abstractNumId="78" w15:restartNumberingAfterBreak="0">
+  <w:abstractNum w:abstractNumId="85" w15:restartNumberingAfterBreak="0">
     <w:nsid w:val="64002E5D"/>
     <w:multiLevelType w:val="multilevel"/>
     <w:tmpl w:val="C82E3D24"/>
@@ -16418,7 +16266,7 @@
       </w:rPr>
     </w:lvl>
   </w:abstractNum>
-  <w:abstractNum w:abstractNumId="79" w15:restartNumberingAfterBreak="0">
+  <w:abstractNum w:abstractNumId="86" w15:restartNumberingAfterBreak="0">
     <w:nsid w:val="64F71FA7"/>
     <w:multiLevelType w:val="multilevel"/>
     <w:tmpl w:val="DEB42D14"/>
@@ -16531,7 +16379,7 @@
       </w:pPr>
     </w:lvl>
   </w:abstractNum>
-  <w:abstractNum w:abstractNumId="80" w15:restartNumberingAfterBreak="0">
+  <w:abstractNum w:abstractNumId="87" w15:restartNumberingAfterBreak="0">
     <w:nsid w:val="65E95E97"/>
     <w:multiLevelType w:val="multilevel"/>
     <w:tmpl w:val="25D22E30"/>
@@ -16644,7 +16492,7 @@
       </w:pPr>
     </w:lvl>
   </w:abstractNum>
-  <w:abstractNum w:abstractNumId="81" w15:restartNumberingAfterBreak="0">
+  <w:abstractNum w:abstractNumId="88" w15:restartNumberingAfterBreak="0">
     <w:nsid w:val="66580A34"/>
     <w:multiLevelType w:val="multilevel"/>
     <w:tmpl w:val="3F4CCC6E"/>
@@ -16793,7 +16641,7 @@
       </w:rPr>
     </w:lvl>
   </w:abstractNum>
-  <w:abstractNum w:abstractNumId="82" w15:restartNumberingAfterBreak="0">
+  <w:abstractNum w:abstractNumId="89" w15:restartNumberingAfterBreak="0">
     <w:nsid w:val="67F27591"/>
     <w:multiLevelType w:val="multilevel"/>
     <w:tmpl w:val="1616C8EA"/>
@@ -16942,7 +16790,7 @@
       </w:rPr>
     </w:lvl>
   </w:abstractNum>
-  <w:abstractNum w:abstractNumId="83" w15:restartNumberingAfterBreak="0">
+  <w:abstractNum w:abstractNumId="90" w15:restartNumberingAfterBreak="0">
     <w:nsid w:val="6B9E664D"/>
     <w:multiLevelType w:val="multilevel"/>
     <w:tmpl w:val="EC783690"/>
@@ -17091,7 +16939,7 @@
       </w:rPr>
     </w:lvl>
   </w:abstractNum>
-  <w:abstractNum w:abstractNumId="84" w15:restartNumberingAfterBreak="0">
+  <w:abstractNum w:abstractNumId="91" w15:restartNumberingAfterBreak="0">
     <w:nsid w:val="6BF01D3F"/>
     <w:multiLevelType w:val="multilevel"/>
     <w:tmpl w:val="612ADF74"/>
@@ -17204,7 +17052,120 @@
       </w:pPr>
     </w:lvl>
   </w:abstractNum>
-  <w:abstractNum w:abstractNumId="85" w15:restartNumberingAfterBreak="0">
+  <w:abstractNum w:abstractNumId="92" w15:restartNumberingAfterBreak="0">
+    <w:nsid w:val="6D9826BE"/>
+    <w:multiLevelType w:val="multilevel"/>
+    <w:tmpl w:val="27C04ECA"/>
+    <w:lvl w:ilvl="0">
+      <w:start w:val="1"/>
+      <w:numFmt w:val="decimal"/>
+      <w:lvlText w:val="%1."/>
+      <w:lvlJc w:val="left"/>
+      <w:pPr>
+        <w:tabs>
+          <w:tab w:val="num" w:pos="720"/>
+        </w:tabs>
+        <w:ind w:left="720" w:hanging="360"/>
+      </w:pPr>
+    </w:lvl>
+    <w:lvl w:ilvl="1" w:tentative="1">
+      <w:start w:val="1"/>
+      <w:numFmt w:val="decimal"/>
+      <w:lvlText w:val="%2."/>
+      <w:lvlJc w:val="left"/>
+      <w:pPr>
+        <w:tabs>
+          <w:tab w:val="num" w:pos="1440"/>
+        </w:tabs>
+        <w:ind w:left="1440" w:hanging="360"/>
+      </w:pPr>
+    </w:lvl>
+    <w:lvl w:ilvl="2" w:tentative="1">
+      <w:start w:val="1"/>
+      <w:numFmt w:val="decimal"/>
+      <w:lvlText w:val="%3."/>
+      <w:lvlJc w:val="left"/>
+      <w:pPr>
+        <w:tabs>
+          <w:tab w:val="num" w:pos="2160"/>
+        </w:tabs>
+        <w:ind w:left="2160" w:hanging="360"/>
+      </w:pPr>
+    </w:lvl>
+    <w:lvl w:ilvl="3" w:tentative="1">
+      <w:start w:val="1"/>
+      <w:numFmt w:val="decimal"/>
+      <w:lvlText w:val="%4."/>
+      <w:lvlJc w:val="left"/>
+      <w:pPr>
+        <w:tabs>
+          <w:tab w:val="num" w:pos="2880"/>
+        </w:tabs>
+        <w:ind w:left="2880" w:hanging="360"/>
+      </w:pPr>
+    </w:lvl>
+    <w:lvl w:ilvl="4" w:tentative="1">
+      <w:start w:val="1"/>
+      <w:numFmt w:val="decimal"/>
+      <w:lvlText w:val="%5."/>
+      <w:lvlJc w:val="left"/>
+      <w:pPr>
+        <w:tabs>
+          <w:tab w:val="num" w:pos="3600"/>
+        </w:tabs>
+        <w:ind w:left="3600" w:hanging="360"/>
+      </w:pPr>
+    </w:lvl>
+    <w:lvl w:ilvl="5" w:tentative="1">
+      <w:start w:val="1"/>
+      <w:numFmt w:val="decimal"/>
+      <w:lvlText w:val="%6."/>
+      <w:lvlJc w:val="left"/>
+      <w:pPr>
+        <w:tabs>
+          <w:tab w:val="num" w:pos="4320"/>
+        </w:tabs>
+        <w:ind w:left="4320" w:hanging="360"/>
+      </w:pPr>
+    </w:lvl>
+    <w:lvl w:ilvl="6" w:tentative="1">
+      <w:start w:val="1"/>
+      <w:numFmt w:val="decimal"/>
+      <w:lvlText w:val="%7."/>
+      <w:lvlJc w:val="left"/>
+      <w:pPr>
+        <w:tabs>
+          <w:tab w:val="num" w:pos="5040"/>
+        </w:tabs>
+        <w:ind w:left="5040" w:hanging="360"/>
+      </w:pPr>
+    </w:lvl>
+    <w:lvl w:ilvl="7" w:tentative="1">
+      <w:start w:val="1"/>
+      <w:numFmt w:val="decimal"/>
+      <w:lvlText w:val="%8."/>
+      <w:lvlJc w:val="left"/>
+      <w:pPr>
+        <w:tabs>
+          <w:tab w:val="num" w:pos="5760"/>
+        </w:tabs>
+        <w:ind w:left="5760" w:hanging="360"/>
+      </w:pPr>
+    </w:lvl>
+    <w:lvl w:ilvl="8" w:tentative="1">
+      <w:start w:val="1"/>
+      <w:numFmt w:val="decimal"/>
+      <w:lvlText w:val="%9."/>
+      <w:lvlJc w:val="left"/>
+      <w:pPr>
+        <w:tabs>
+          <w:tab w:val="num" w:pos="6480"/>
+        </w:tabs>
+        <w:ind w:left="6480" w:hanging="360"/>
+      </w:pPr>
+    </w:lvl>
+  </w:abstractNum>
+  <w:abstractNum w:abstractNumId="93" w15:restartNumberingAfterBreak="0">
     <w:nsid w:val="6EF15196"/>
     <w:multiLevelType w:val="multilevel"/>
     <w:tmpl w:val="4CCEFC8C"/>
@@ -17353,7 +17314,7 @@
       </w:rPr>
     </w:lvl>
   </w:abstractNum>
-  <w:abstractNum w:abstractNumId="86" w15:restartNumberingAfterBreak="0">
+  <w:abstractNum w:abstractNumId="94" w15:restartNumberingAfterBreak="0">
     <w:nsid w:val="6F6B18F4"/>
     <w:multiLevelType w:val="multilevel"/>
     <w:tmpl w:val="1EF88164"/>
@@ -17502,7 +17463,7 @@
       </w:rPr>
     </w:lvl>
   </w:abstractNum>
-  <w:abstractNum w:abstractNumId="87" w15:restartNumberingAfterBreak="0">
+  <w:abstractNum w:abstractNumId="95" w15:restartNumberingAfterBreak="0">
     <w:nsid w:val="70565B9F"/>
     <w:multiLevelType w:val="multilevel"/>
     <w:tmpl w:val="61EACFE0"/>
@@ -17651,7 +17612,7 @@
       </w:rPr>
     </w:lvl>
   </w:abstractNum>
-  <w:abstractNum w:abstractNumId="88" w15:restartNumberingAfterBreak="0">
+  <w:abstractNum w:abstractNumId="96" w15:restartNumberingAfterBreak="0">
     <w:nsid w:val="71E95948"/>
     <w:multiLevelType w:val="multilevel"/>
     <w:tmpl w:val="BED6AA2C"/>
@@ -17800,7 +17761,7 @@
       </w:rPr>
     </w:lvl>
   </w:abstractNum>
-  <w:abstractNum w:abstractNumId="89" w15:restartNumberingAfterBreak="0">
+  <w:abstractNum w:abstractNumId="97" w15:restartNumberingAfterBreak="0">
     <w:nsid w:val="750B7A1D"/>
     <w:multiLevelType w:val="multilevel"/>
     <w:tmpl w:val="E9AE59D6"/>
@@ -17913,7 +17874,7 @@
       </w:pPr>
     </w:lvl>
   </w:abstractNum>
-  <w:abstractNum w:abstractNumId="90" w15:restartNumberingAfterBreak="0">
+  <w:abstractNum w:abstractNumId="98" w15:restartNumberingAfterBreak="0">
     <w:nsid w:val="759F22AE"/>
     <w:multiLevelType w:val="multilevel"/>
     <w:tmpl w:val="2C3A2C54"/>
@@ -18062,7 +18023,7 @@
       </w:rPr>
     </w:lvl>
   </w:abstractNum>
-  <w:abstractNum w:abstractNumId="91" w15:restartNumberingAfterBreak="0">
+  <w:abstractNum w:abstractNumId="99" w15:restartNumberingAfterBreak="0">
     <w:nsid w:val="768355D9"/>
     <w:multiLevelType w:val="multilevel"/>
     <w:tmpl w:val="75AA71AC"/>
@@ -18211,7 +18172,7 @@
       </w:rPr>
     </w:lvl>
   </w:abstractNum>
-  <w:abstractNum w:abstractNumId="92" w15:restartNumberingAfterBreak="0">
+  <w:abstractNum w:abstractNumId="100" w15:restartNumberingAfterBreak="0">
     <w:nsid w:val="78094B20"/>
     <w:multiLevelType w:val="multilevel"/>
     <w:tmpl w:val="BFD6ECCC"/>
@@ -18360,7 +18321,7 @@
       </w:rPr>
     </w:lvl>
   </w:abstractNum>
-  <w:abstractNum w:abstractNumId="93" w15:restartNumberingAfterBreak="0">
+  <w:abstractNum w:abstractNumId="101" w15:restartNumberingAfterBreak="0">
     <w:nsid w:val="7859401D"/>
     <w:multiLevelType w:val="multilevel"/>
     <w:tmpl w:val="CACEF974"/>
@@ -18509,7 +18470,7 @@
       </w:rPr>
     </w:lvl>
   </w:abstractNum>
-  <w:abstractNum w:abstractNumId="94" w15:restartNumberingAfterBreak="0">
+  <w:abstractNum w:abstractNumId="102" w15:restartNumberingAfterBreak="0">
     <w:nsid w:val="7888502B"/>
     <w:multiLevelType w:val="multilevel"/>
     <w:tmpl w:val="72BCF356"/>
@@ -18658,7 +18619,7 @@
       </w:rPr>
     </w:lvl>
   </w:abstractNum>
-  <w:abstractNum w:abstractNumId="95" w15:restartNumberingAfterBreak="0">
+  <w:abstractNum w:abstractNumId="103" w15:restartNumberingAfterBreak="0">
     <w:nsid w:val="79224E3D"/>
     <w:multiLevelType w:val="multilevel"/>
     <w:tmpl w:val="6EFE7C0A"/>
@@ -18807,7 +18768,7 @@
       </w:rPr>
     </w:lvl>
   </w:abstractNum>
-  <w:abstractNum w:abstractNumId="96" w15:restartNumberingAfterBreak="0">
+  <w:abstractNum w:abstractNumId="104" w15:restartNumberingAfterBreak="0">
     <w:nsid w:val="793B298A"/>
     <w:multiLevelType w:val="multilevel"/>
     <w:tmpl w:val="9B8CDECC"/>
@@ -18956,7 +18917,7 @@
       </w:rPr>
     </w:lvl>
   </w:abstractNum>
-  <w:abstractNum w:abstractNumId="97" w15:restartNumberingAfterBreak="0">
+  <w:abstractNum w:abstractNumId="105" w15:restartNumberingAfterBreak="0">
     <w:nsid w:val="79516079"/>
     <w:multiLevelType w:val="multilevel"/>
     <w:tmpl w:val="9342CD16"/>
@@ -19069,7 +19030,7 @@
       </w:pPr>
     </w:lvl>
   </w:abstractNum>
-  <w:abstractNum w:abstractNumId="98" w15:restartNumberingAfterBreak="0">
+  <w:abstractNum w:abstractNumId="106" w15:restartNumberingAfterBreak="0">
     <w:nsid w:val="7A9618AF"/>
     <w:multiLevelType w:val="multilevel"/>
     <w:tmpl w:val="46EE79DC"/>
@@ -19218,7 +19179,7 @@
       </w:rPr>
     </w:lvl>
   </w:abstractNum>
-  <w:abstractNum w:abstractNumId="99" w15:restartNumberingAfterBreak="0">
+  <w:abstractNum w:abstractNumId="107" w15:restartNumberingAfterBreak="0">
     <w:nsid w:val="7BB072C1"/>
     <w:multiLevelType w:val="multilevel"/>
     <w:tmpl w:val="50F41C7C"/>
@@ -19367,7 +19328,7 @@
       </w:rPr>
     </w:lvl>
   </w:abstractNum>
-  <w:abstractNum w:abstractNumId="100" w15:restartNumberingAfterBreak="0">
+  <w:abstractNum w:abstractNumId="108" w15:restartNumberingAfterBreak="0">
     <w:nsid w:val="7BBE73D6"/>
     <w:multiLevelType w:val="multilevel"/>
     <w:tmpl w:val="64686932"/>
@@ -19516,7 +19477,7 @@
       </w:rPr>
     </w:lvl>
   </w:abstractNum>
-  <w:abstractNum w:abstractNumId="101" w15:restartNumberingAfterBreak="0">
+  <w:abstractNum w:abstractNumId="109" w15:restartNumberingAfterBreak="0">
     <w:nsid w:val="7CAF0C50"/>
     <w:multiLevelType w:val="multilevel"/>
     <w:tmpl w:val="3C202956"/>
@@ -19665,7 +19626,7 @@
       </w:rPr>
     </w:lvl>
   </w:abstractNum>
-  <w:abstractNum w:abstractNumId="102" w15:restartNumberingAfterBreak="0">
+  <w:abstractNum w:abstractNumId="110" w15:restartNumberingAfterBreak="0">
     <w:nsid w:val="7DB85C43"/>
     <w:multiLevelType w:val="multilevel"/>
     <w:tmpl w:val="9D680ED0"/>
@@ -19814,7 +19775,7 @@
       </w:rPr>
     </w:lvl>
   </w:abstractNum>
-  <w:abstractNum w:abstractNumId="103" w15:restartNumberingAfterBreak="0">
+  <w:abstractNum w:abstractNumId="111" w15:restartNumberingAfterBreak="0">
     <w:nsid w:val="7E20726C"/>
     <w:multiLevelType w:val="multilevel"/>
     <w:tmpl w:val="B67AE662"/>
@@ -19963,7 +19924,7 @@
       </w:rPr>
     </w:lvl>
   </w:abstractNum>
-  <w:abstractNum w:abstractNumId="104" w15:restartNumberingAfterBreak="0">
+  <w:abstractNum w:abstractNumId="112" w15:restartNumberingAfterBreak="0">
     <w:nsid w:val="7E9976EE"/>
     <w:multiLevelType w:val="multilevel"/>
     <w:tmpl w:val="C80ACBA4"/>
@@ -20112,7 +20073,7 @@
       </w:rPr>
     </w:lvl>
   </w:abstractNum>
-  <w:abstractNum w:abstractNumId="105" w15:restartNumberingAfterBreak="0">
+  <w:abstractNum w:abstractNumId="113" w15:restartNumberingAfterBreak="0">
     <w:nsid w:val="7EA95EF5"/>
     <w:multiLevelType w:val="multilevel"/>
     <w:tmpl w:val="3B50E84E"/>
@@ -20261,7 +20222,7 @@
       </w:rPr>
     </w:lvl>
   </w:abstractNum>
-  <w:abstractNum w:abstractNumId="106" w15:restartNumberingAfterBreak="0">
+  <w:abstractNum w:abstractNumId="114" w15:restartNumberingAfterBreak="0">
     <w:nsid w:val="7ECC34C2"/>
     <w:multiLevelType w:val="multilevel"/>
     <w:tmpl w:val="82BC01C6"/>
@@ -20374,7 +20335,7 @@
       </w:pPr>
     </w:lvl>
   </w:abstractNum>
-  <w:abstractNum w:abstractNumId="107" w15:restartNumberingAfterBreak="0">
+  <w:abstractNum w:abstractNumId="115" w15:restartNumberingAfterBreak="0">
     <w:nsid w:val="7EDA3DBA"/>
     <w:multiLevelType w:val="multilevel"/>
     <w:tmpl w:val="776E2E00"/>
@@ -20524,328 +20485,352 @@
     </w:lvl>
   </w:abstractNum>
   <w:num w:numId="1" w16cid:durableId="1180857112">
-    <w:abstractNumId w:val="59"/>
+    <w:abstractNumId w:val="65"/>
   </w:num>
   <w:num w:numId="2" w16cid:durableId="858198150">
-    <w:abstractNumId w:val="30"/>
+    <w:abstractNumId w:val="35"/>
   </w:num>
   <w:num w:numId="3" w16cid:durableId="462112696">
-    <w:abstractNumId w:val="17"/>
+    <w:abstractNumId w:val="20"/>
   </w:num>
   <w:num w:numId="4" w16cid:durableId="255940903">
-    <w:abstractNumId w:val="13"/>
+    <w:abstractNumId w:val="16"/>
   </w:num>
   <w:num w:numId="5" w16cid:durableId="999887345">
+    <w:abstractNumId w:val="87"/>
+  </w:num>
+  <w:num w:numId="6" w16cid:durableId="1518235239">
+    <w:abstractNumId w:val="90"/>
+  </w:num>
+  <w:num w:numId="7" w16cid:durableId="1787583756">
+    <w:abstractNumId w:val="41"/>
+  </w:num>
+  <w:num w:numId="8" w16cid:durableId="63381421">
+    <w:abstractNumId w:val="85"/>
+  </w:num>
+  <w:num w:numId="9" w16cid:durableId="164714825">
+    <w:abstractNumId w:val="74"/>
+  </w:num>
+  <w:num w:numId="10" w16cid:durableId="300382595">
+    <w:abstractNumId w:val="18"/>
+  </w:num>
+  <w:num w:numId="11" w16cid:durableId="728573992">
     <w:abstractNumId w:val="80"/>
   </w:num>
-  <w:num w:numId="6" w16cid:durableId="1518235239">
-    <w:abstractNumId w:val="83"/>
+  <w:num w:numId="12" w16cid:durableId="1811820241">
+    <w:abstractNumId w:val="50"/>
   </w:num>
-  <w:num w:numId="7" w16cid:durableId="1787583756">
+  <w:num w:numId="13" w16cid:durableId="315962453">
+    <w:abstractNumId w:val="55"/>
+  </w:num>
+  <w:num w:numId="14" w16cid:durableId="1353991833">
+    <w:abstractNumId w:val="64"/>
+  </w:num>
+  <w:num w:numId="15" w16cid:durableId="1839072673">
+    <w:abstractNumId w:val="27"/>
+  </w:num>
+  <w:num w:numId="16" w16cid:durableId="1069620042">
+    <w:abstractNumId w:val="26"/>
+  </w:num>
+  <w:num w:numId="17" w16cid:durableId="2018801249">
     <w:abstractNumId w:val="36"/>
   </w:num>
-  <w:num w:numId="8" w16cid:durableId="63381421">
-    <w:abstractNumId w:val="78"/>
-  </w:num>
-  <w:num w:numId="9" w16cid:durableId="164714825">
-    <w:abstractNumId w:val="68"/>
-  </w:num>
-  <w:num w:numId="10" w16cid:durableId="300382595">
-    <w:abstractNumId w:val="15"/>
-  </w:num>
-  <w:num w:numId="11" w16cid:durableId="728573992">
-    <w:abstractNumId w:val="73"/>
-  </w:num>
-  <w:num w:numId="12" w16cid:durableId="1811820241">
-    <w:abstractNumId w:val="44"/>
-  </w:num>
-  <w:num w:numId="13" w16cid:durableId="315962453">
-    <w:abstractNumId w:val="49"/>
-  </w:num>
-  <w:num w:numId="14" w16cid:durableId="1353991833">
-    <w:abstractNumId w:val="58"/>
-  </w:num>
-  <w:num w:numId="15" w16cid:durableId="1839072673">
-    <w:abstractNumId w:val="24"/>
-  </w:num>
-  <w:num w:numId="16" w16cid:durableId="1069620042">
-    <w:abstractNumId w:val="23"/>
-  </w:num>
-  <w:num w:numId="17" w16cid:durableId="2018801249">
-    <w:abstractNumId w:val="31"/>
-  </w:num>
   <w:num w:numId="18" w16cid:durableId="1057893238">
-    <w:abstractNumId w:val="57"/>
+    <w:abstractNumId w:val="63"/>
   </w:num>
   <w:num w:numId="19" w16cid:durableId="1982802332">
-    <w:abstractNumId w:val="94"/>
+    <w:abstractNumId w:val="102"/>
   </w:num>
   <w:num w:numId="20" w16cid:durableId="333074103">
     <w:abstractNumId w:val="3"/>
   </w:num>
   <w:num w:numId="21" w16cid:durableId="2061123260">
-    <w:abstractNumId w:val="90"/>
+    <w:abstractNumId w:val="98"/>
   </w:num>
   <w:num w:numId="22" w16cid:durableId="887882827">
-    <w:abstractNumId w:val="87"/>
+    <w:abstractNumId w:val="95"/>
   </w:num>
   <w:num w:numId="23" w16cid:durableId="32115364">
-    <w:abstractNumId w:val="74"/>
+    <w:abstractNumId w:val="81"/>
   </w:num>
   <w:num w:numId="24" w16cid:durableId="1827041647">
-    <w:abstractNumId w:val="79"/>
+    <w:abstractNumId w:val="86"/>
   </w:num>
   <w:num w:numId="25" w16cid:durableId="1501846895">
-    <w:abstractNumId w:val="5"/>
+    <w:abstractNumId w:val="6"/>
   </w:num>
   <w:num w:numId="26" w16cid:durableId="691541782">
-    <w:abstractNumId w:val="55"/>
+    <w:abstractNumId w:val="61"/>
   </w:num>
   <w:num w:numId="27" w16cid:durableId="1265574758">
-    <w:abstractNumId w:val="76"/>
+    <w:abstractNumId w:val="83"/>
   </w:num>
   <w:num w:numId="28" w16cid:durableId="759759661">
-    <w:abstractNumId w:val="28"/>
+    <w:abstractNumId w:val="33"/>
   </w:num>
   <w:num w:numId="29" w16cid:durableId="1985700237">
-    <w:abstractNumId w:val="104"/>
+    <w:abstractNumId w:val="112"/>
   </w:num>
   <w:num w:numId="30" w16cid:durableId="468477331">
-    <w:abstractNumId w:val="29"/>
+    <w:abstractNumId w:val="34"/>
   </w:num>
   <w:num w:numId="31" w16cid:durableId="629943250">
-    <w:abstractNumId w:val="41"/>
+    <w:abstractNumId w:val="46"/>
   </w:num>
   <w:num w:numId="32" w16cid:durableId="1094476028">
-    <w:abstractNumId w:val="98"/>
+    <w:abstractNumId w:val="106"/>
   </w:num>
   <w:num w:numId="33" w16cid:durableId="112868772">
-    <w:abstractNumId w:val="92"/>
+    <w:abstractNumId w:val="100"/>
   </w:num>
   <w:num w:numId="34" w16cid:durableId="464737626">
     <w:abstractNumId w:val="2"/>
   </w:num>
   <w:num w:numId="35" w16cid:durableId="1387334092">
-    <w:abstractNumId w:val="34"/>
+    <w:abstractNumId w:val="39"/>
   </w:num>
   <w:num w:numId="36" w16cid:durableId="1274902846">
-    <w:abstractNumId w:val="93"/>
+    <w:abstractNumId w:val="101"/>
   </w:num>
   <w:num w:numId="37" w16cid:durableId="1947497240">
-    <w:abstractNumId w:val="14"/>
+    <w:abstractNumId w:val="17"/>
   </w:num>
   <w:num w:numId="38" w16cid:durableId="434402436">
-    <w:abstractNumId w:val="43"/>
+    <w:abstractNumId w:val="49"/>
   </w:num>
   <w:num w:numId="39" w16cid:durableId="1671642727">
-    <w:abstractNumId w:val="33"/>
+    <w:abstractNumId w:val="38"/>
   </w:num>
   <w:num w:numId="40" w16cid:durableId="857691833">
-    <w:abstractNumId w:val="35"/>
+    <w:abstractNumId w:val="40"/>
   </w:num>
   <w:num w:numId="41" w16cid:durableId="238441306">
-    <w:abstractNumId w:val="54"/>
+    <w:abstractNumId w:val="60"/>
   </w:num>
   <w:num w:numId="42" w16cid:durableId="310064901">
-    <w:abstractNumId w:val="100"/>
+    <w:abstractNumId w:val="108"/>
   </w:num>
   <w:num w:numId="43" w16cid:durableId="1043823607">
-    <w:abstractNumId w:val="7"/>
+    <w:abstractNumId w:val="8"/>
   </w:num>
   <w:num w:numId="44" w16cid:durableId="572351697">
-    <w:abstractNumId w:val="106"/>
+    <w:abstractNumId w:val="114"/>
   </w:num>
   <w:num w:numId="45" w16cid:durableId="215706157">
-    <w:abstractNumId w:val="99"/>
+    <w:abstractNumId w:val="107"/>
   </w:num>
   <w:num w:numId="46" w16cid:durableId="2117555361">
-    <w:abstractNumId w:val="107"/>
+    <w:abstractNumId w:val="115"/>
   </w:num>
   <w:num w:numId="47" w16cid:durableId="1059937360">
-    <w:abstractNumId w:val="102"/>
+    <w:abstractNumId w:val="110"/>
   </w:num>
   <w:num w:numId="48" w16cid:durableId="1195535972">
-    <w:abstractNumId w:val="51"/>
+    <w:abstractNumId w:val="57"/>
   </w:num>
   <w:num w:numId="49" w16cid:durableId="189148472">
-    <w:abstractNumId w:val="65"/>
+    <w:abstractNumId w:val="71"/>
   </w:num>
   <w:num w:numId="50" w16cid:durableId="1262641157">
     <w:abstractNumId w:val="1"/>
   </w:num>
   <w:num w:numId="51" w16cid:durableId="546260455">
-    <w:abstractNumId w:val="86"/>
+    <w:abstractNumId w:val="94"/>
   </w:num>
   <w:num w:numId="52" w16cid:durableId="2118406696">
-    <w:abstractNumId w:val="96"/>
+    <w:abstractNumId w:val="104"/>
   </w:num>
   <w:num w:numId="53" w16cid:durableId="700399826">
+    <w:abstractNumId w:val="25"/>
+  </w:num>
+  <w:num w:numId="54" w16cid:durableId="23555824">
+    <w:abstractNumId w:val="10"/>
+  </w:num>
+  <w:num w:numId="55" w16cid:durableId="300498683">
+    <w:abstractNumId w:val="48"/>
+  </w:num>
+  <w:num w:numId="56" w16cid:durableId="1511093785">
+    <w:abstractNumId w:val="76"/>
+  </w:num>
+  <w:num w:numId="57" w16cid:durableId="1100026675">
+    <w:abstractNumId w:val="113"/>
+  </w:num>
+  <w:num w:numId="58" w16cid:durableId="1702782164">
+    <w:abstractNumId w:val="67"/>
+  </w:num>
+  <w:num w:numId="59" w16cid:durableId="575433098">
+    <w:abstractNumId w:val="78"/>
+  </w:num>
+  <w:num w:numId="60" w16cid:durableId="1270241966">
+    <w:abstractNumId w:val="19"/>
+  </w:num>
+  <w:num w:numId="61" w16cid:durableId="136535188">
+    <w:abstractNumId w:val="5"/>
+  </w:num>
+  <w:num w:numId="62" w16cid:durableId="884368925">
+    <w:abstractNumId w:val="89"/>
+  </w:num>
+  <w:num w:numId="63" w16cid:durableId="800996734">
+    <w:abstractNumId w:val="59"/>
+  </w:num>
+  <w:num w:numId="64" w16cid:durableId="1483233235">
+    <w:abstractNumId w:val="66"/>
+  </w:num>
+  <w:num w:numId="65" w16cid:durableId="146746765">
+    <w:abstractNumId w:val="88"/>
+  </w:num>
+  <w:num w:numId="66" w16cid:durableId="182327311">
+    <w:abstractNumId w:val="53"/>
+  </w:num>
+  <w:num w:numId="67" w16cid:durableId="1192650611">
+    <w:abstractNumId w:val="45"/>
+  </w:num>
+  <w:num w:numId="68" w16cid:durableId="359167932">
+    <w:abstractNumId w:val="103"/>
+  </w:num>
+  <w:num w:numId="69" w16cid:durableId="2114473027">
+    <w:abstractNumId w:val="42"/>
+  </w:num>
+  <w:num w:numId="70" w16cid:durableId="1414740588">
+    <w:abstractNumId w:val="79"/>
+  </w:num>
+  <w:num w:numId="71" w16cid:durableId="1849103469">
+    <w:abstractNumId w:val="97"/>
+  </w:num>
+  <w:num w:numId="72" w16cid:durableId="1549492557">
+    <w:abstractNumId w:val="68"/>
+  </w:num>
+  <w:num w:numId="73" w16cid:durableId="232937292">
+    <w:abstractNumId w:val="11"/>
+  </w:num>
+  <w:num w:numId="74" w16cid:durableId="181020602">
     <w:abstractNumId w:val="22"/>
   </w:num>
-  <w:num w:numId="54" w16cid:durableId="23555824">
-    <w:abstractNumId w:val="8"/>
-  </w:num>
-  <w:num w:numId="55" w16cid:durableId="300498683">
-    <w:abstractNumId w:val="42"/>
-  </w:num>
-  <w:num w:numId="56" w16cid:durableId="1511093785">
-    <w:abstractNumId w:val="70"/>
-  </w:num>
-  <w:num w:numId="57" w16cid:durableId="1100026675">
-    <w:abstractNumId w:val="105"/>
-  </w:num>
-  <w:num w:numId="58" w16cid:durableId="1702782164">
-    <w:abstractNumId w:val="61"/>
-  </w:num>
-  <w:num w:numId="59" w16cid:durableId="575433098">
-    <w:abstractNumId w:val="71"/>
-  </w:num>
-  <w:num w:numId="60" w16cid:durableId="1270241966">
-    <w:abstractNumId w:val="16"/>
-  </w:num>
-  <w:num w:numId="61" w16cid:durableId="136535188">
-    <w:abstractNumId w:val="4"/>
-  </w:num>
-  <w:num w:numId="62" w16cid:durableId="884368925">
-    <w:abstractNumId w:val="82"/>
-  </w:num>
-  <w:num w:numId="63" w16cid:durableId="800996734">
-    <w:abstractNumId w:val="53"/>
-  </w:num>
-  <w:num w:numId="64" w16cid:durableId="1483233235">
-    <w:abstractNumId w:val="60"/>
-  </w:num>
-  <w:num w:numId="65" w16cid:durableId="146746765">
-    <w:abstractNumId w:val="81"/>
-  </w:num>
-  <w:num w:numId="66" w16cid:durableId="182327311">
-    <w:abstractNumId w:val="47"/>
-  </w:num>
-  <w:num w:numId="67" w16cid:durableId="1192650611">
-    <w:abstractNumId w:val="40"/>
-  </w:num>
-  <w:num w:numId="68" w16cid:durableId="359167932">
-    <w:abstractNumId w:val="95"/>
-  </w:num>
-  <w:num w:numId="69" w16cid:durableId="2114473027">
-    <w:abstractNumId w:val="37"/>
-  </w:num>
-  <w:num w:numId="70" w16cid:durableId="1414740588">
-    <w:abstractNumId w:val="72"/>
-  </w:num>
-  <w:num w:numId="71" w16cid:durableId="1849103469">
-    <w:abstractNumId w:val="89"/>
-  </w:num>
-  <w:num w:numId="72" w16cid:durableId="1549492557">
-    <w:abstractNumId w:val="62"/>
-  </w:num>
-  <w:num w:numId="73" w16cid:durableId="232937292">
-    <w:abstractNumId w:val="9"/>
-  </w:num>
-  <w:num w:numId="74" w16cid:durableId="181020602">
-    <w:abstractNumId w:val="19"/>
-  </w:num>
   <w:num w:numId="75" w16cid:durableId="282079976">
-    <w:abstractNumId w:val="38"/>
+    <w:abstractNumId w:val="43"/>
   </w:num>
   <w:num w:numId="76" w16cid:durableId="259920262">
-    <w:abstractNumId w:val="48"/>
+    <w:abstractNumId w:val="54"/>
   </w:num>
   <w:num w:numId="77" w16cid:durableId="50857649">
     <w:abstractNumId w:val="0"/>
   </w:num>
   <w:num w:numId="78" w16cid:durableId="311176324">
-    <w:abstractNumId w:val="63"/>
+    <w:abstractNumId w:val="69"/>
   </w:num>
   <w:num w:numId="79" w16cid:durableId="167448594">
-    <w:abstractNumId w:val="11"/>
+    <w:abstractNumId w:val="13"/>
   </w:num>
   <w:num w:numId="80" w16cid:durableId="1720545170">
-    <w:abstractNumId w:val="67"/>
+    <w:abstractNumId w:val="73"/>
   </w:num>
   <w:num w:numId="81" w16cid:durableId="1983464194">
-    <w:abstractNumId w:val="103"/>
+    <w:abstractNumId w:val="111"/>
   </w:num>
   <w:num w:numId="82" w16cid:durableId="2008091360">
+    <w:abstractNumId w:val="82"/>
+  </w:num>
+  <w:num w:numId="83" w16cid:durableId="1077704708">
+    <w:abstractNumId w:val="84"/>
+  </w:num>
+  <w:num w:numId="84" w16cid:durableId="1915042809">
+    <w:abstractNumId w:val="21"/>
+  </w:num>
+  <w:num w:numId="85" w16cid:durableId="511336034">
+    <w:abstractNumId w:val="105"/>
+  </w:num>
+  <w:num w:numId="86" w16cid:durableId="1868790182">
+    <w:abstractNumId w:val="28"/>
+  </w:num>
+  <w:num w:numId="87" w16cid:durableId="1256207094">
+    <w:abstractNumId w:val="31"/>
+  </w:num>
+  <w:num w:numId="88" w16cid:durableId="677584974">
+    <w:abstractNumId w:val="72"/>
+  </w:num>
+  <w:num w:numId="89" w16cid:durableId="672411584">
+    <w:abstractNumId w:val="70"/>
+  </w:num>
+  <w:num w:numId="90" w16cid:durableId="328484962">
+    <w:abstractNumId w:val="32"/>
+  </w:num>
+  <w:num w:numId="91" w16cid:durableId="1501196004">
+    <w:abstractNumId w:val="15"/>
+  </w:num>
+  <w:num w:numId="92" w16cid:durableId="1983734796">
+    <w:abstractNumId w:val="96"/>
+  </w:num>
+  <w:num w:numId="93" w16cid:durableId="579869757">
+    <w:abstractNumId w:val="93"/>
+  </w:num>
+  <w:num w:numId="94" w16cid:durableId="1227455372">
+    <w:abstractNumId w:val="44"/>
+  </w:num>
+  <w:num w:numId="95" w16cid:durableId="894043174">
+    <w:abstractNumId w:val="99"/>
+  </w:num>
+  <w:num w:numId="96" w16cid:durableId="1461461392">
     <w:abstractNumId w:val="75"/>
   </w:num>
-  <w:num w:numId="83" w16cid:durableId="1077704708">
+  <w:num w:numId="97" w16cid:durableId="2016570772">
+    <w:abstractNumId w:val="56"/>
+  </w:num>
+  <w:num w:numId="98" w16cid:durableId="482087693">
+    <w:abstractNumId w:val="12"/>
+  </w:num>
+  <w:num w:numId="99" w16cid:durableId="1854873734">
+    <w:abstractNumId w:val="24"/>
+  </w:num>
+  <w:num w:numId="100" w16cid:durableId="1945454326">
+    <w:abstractNumId w:val="91"/>
+  </w:num>
+  <w:num w:numId="101" w16cid:durableId="1623146574">
+    <w:abstractNumId w:val="37"/>
+  </w:num>
+  <w:num w:numId="102" w16cid:durableId="1785297544">
+    <w:abstractNumId w:val="58"/>
+  </w:num>
+  <w:num w:numId="103" w16cid:durableId="364718494">
+    <w:abstractNumId w:val="109"/>
+  </w:num>
+  <w:num w:numId="104" w16cid:durableId="1979257062">
+    <w:abstractNumId w:val="62"/>
+  </w:num>
+  <w:num w:numId="105" w16cid:durableId="2061053417">
+    <w:abstractNumId w:val="23"/>
+  </w:num>
+  <w:num w:numId="106" w16cid:durableId="2146968759">
+    <w:abstractNumId w:val="7"/>
+  </w:num>
+  <w:num w:numId="107" w16cid:durableId="1467696440">
+    <w:abstractNumId w:val="51"/>
+  </w:num>
+  <w:num w:numId="108" w16cid:durableId="475299773">
+    <w:abstractNumId w:val="52"/>
+  </w:num>
+  <w:num w:numId="109" w16cid:durableId="341980514">
+    <w:abstractNumId w:val="4"/>
+  </w:num>
+  <w:num w:numId="110" w16cid:durableId="832723287">
+    <w:abstractNumId w:val="47"/>
+  </w:num>
+  <w:num w:numId="111" w16cid:durableId="1190490737">
+    <w:abstractNumId w:val="14"/>
+  </w:num>
+  <w:num w:numId="112" w16cid:durableId="928738578">
+    <w:abstractNumId w:val="30"/>
+  </w:num>
+  <w:num w:numId="113" w16cid:durableId="80298827">
+    <w:abstractNumId w:val="29"/>
+  </w:num>
+  <w:num w:numId="114" w16cid:durableId="844327024">
     <w:abstractNumId w:val="77"/>
   </w:num>
-  <w:num w:numId="84" w16cid:durableId="1915042809">
-    <w:abstractNumId w:val="18"/>
+  <w:num w:numId="115" w16cid:durableId="414253399">
+    <w:abstractNumId w:val="92"/>
   </w:num>
-  <w:num w:numId="85" w16cid:durableId="511336034">
-    <w:abstractNumId w:val="97"/>
-  </w:num>
-  <w:num w:numId="86" w16cid:durableId="1868790182">
-    <w:abstractNumId w:val="25"/>
-  </w:num>
-  <w:num w:numId="87" w16cid:durableId="1256207094">
-    <w:abstractNumId w:val="26"/>
-  </w:num>
-  <w:num w:numId="88" w16cid:durableId="677584974">
-    <w:abstractNumId w:val="66"/>
-  </w:num>
-  <w:num w:numId="89" w16cid:durableId="672411584">
-    <w:abstractNumId w:val="64"/>
-  </w:num>
-  <w:num w:numId="90" w16cid:durableId="328484962">
-    <w:abstractNumId w:val="27"/>
-  </w:num>
-  <w:num w:numId="91" w16cid:durableId="1501196004">
-    <w:abstractNumId w:val="12"/>
-  </w:num>
-  <w:num w:numId="92" w16cid:durableId="1983734796">
-    <w:abstractNumId w:val="88"/>
-  </w:num>
-  <w:num w:numId="93" w16cid:durableId="579869757">
-    <w:abstractNumId w:val="85"/>
-  </w:num>
-  <w:num w:numId="94" w16cid:durableId="1227455372">
-    <w:abstractNumId w:val="39"/>
-  </w:num>
-  <w:num w:numId="95" w16cid:durableId="894043174">
-    <w:abstractNumId w:val="91"/>
-  </w:num>
-  <w:num w:numId="96" w16cid:durableId="1461461392">
-    <w:abstractNumId w:val="69"/>
-  </w:num>
-  <w:num w:numId="97" w16cid:durableId="2016570772">
-    <w:abstractNumId w:val="50"/>
-  </w:num>
-  <w:num w:numId="98" w16cid:durableId="482087693">
-    <w:abstractNumId w:val="10"/>
-  </w:num>
-  <w:num w:numId="99" w16cid:durableId="1854873734">
-    <w:abstractNumId w:val="21"/>
-  </w:num>
-  <w:num w:numId="100" w16cid:durableId="1945454326">
-    <w:abstractNumId w:val="84"/>
-  </w:num>
-  <w:num w:numId="101" w16cid:durableId="1623146574">
-    <w:abstractNumId w:val="32"/>
-  </w:num>
-  <w:num w:numId="102" w16cid:durableId="1785297544">
-    <w:abstractNumId w:val="52"/>
-  </w:num>
-  <w:num w:numId="103" w16cid:durableId="364718494">
-    <w:abstractNumId w:val="101"/>
-  </w:num>
-  <w:num w:numId="104" w16cid:durableId="1979257062">
-    <w:abstractNumId w:val="56"/>
-  </w:num>
-  <w:num w:numId="105" w16cid:durableId="2061053417">
-    <w:abstractNumId w:val="20"/>
-  </w:num>
-  <w:num w:numId="106" w16cid:durableId="2146968759">
-    <w:abstractNumId w:val="6"/>
-  </w:num>
-  <w:num w:numId="107" w16cid:durableId="1467696440">
-    <w:abstractNumId w:val="45"/>
-  </w:num>
-  <w:num w:numId="108" w16cid:durableId="475299773">
-    <w:abstractNumId w:val="46"/>
+  <w:num w:numId="116" w16cid:durableId="32341546">
+    <w:abstractNumId w:val="9"/>
   </w:num>
 </w:numbering>
 </file>

--- a/Documentations/Dynamic Trailing Stop & Profit Target System.docx
+++ b/Documentations/Dynamic Trailing Stop & Profit Target System.docx
@@ -312,7 +312,6 @@
     <w:p/>
     <w:p>
       <w:r>
-        <w:lastRenderedPageBreak/>
         <w:t>[Position History] → [Pattern Recognition] → [Intelligent Defense Stage]</w:t>
       </w:r>
     </w:p>
@@ -434,14 +433,14 @@
         <w:tblLook w:val="04A0" w:firstRow="1" w:lastRow="0" w:firstColumn="1" w:lastColumn="0" w:noHBand="0" w:noVBand="1"/>
       </w:tblPr>
       <w:tblGrid>
-        <w:gridCol w:w="1035"/>
-        <w:gridCol w:w="1126"/>
-        <w:gridCol w:w="1156"/>
-        <w:gridCol w:w="1159"/>
-        <w:gridCol w:w="1241"/>
-        <w:gridCol w:w="1028"/>
-        <w:gridCol w:w="1379"/>
         <w:gridCol w:w="1236"/>
+        <w:gridCol w:w="1288"/>
+        <w:gridCol w:w="1324"/>
+        <w:gridCol w:w="1328"/>
+        <w:gridCol w:w="1431"/>
+        <w:gridCol w:w="1165"/>
+        <w:gridCol w:w="1603"/>
+        <w:gridCol w:w="1425"/>
       </w:tblGrid>
       <w:tr>
         <w:trPr>
@@ -955,7 +954,6 @@
           </w:tcPr>
           <w:p>
             <w:r>
-              <w:lastRenderedPageBreak/>
               <w:t>STAGE_1</w:t>
             </w:r>
           </w:p>
@@ -1418,6 +1416,7 @@
           </w:tcPr>
           <w:p>
             <w:r>
+              <w:lastRenderedPageBreak/>
               <w:t>STAGE_2B</w:t>
             </w:r>
           </w:p>
@@ -2034,7 +2033,6 @@
           </w:tcPr>
           <w:p>
             <w:r>
-              <w:lastRenderedPageBreak/>
               <w:t>STAGE_4</w:t>
             </w:r>
           </w:p>
@@ -2549,6 +2547,7 @@
         </w:numPr>
       </w:pPr>
       <w:r>
+        <w:lastRenderedPageBreak/>
         <w:t>Portfolio drawdown &gt; 10%</w:t>
       </w:r>
     </w:p>
@@ -2692,7 +2691,6 @@
           <w:b/>
           <w:bCs/>
         </w:rPr>
-        <w:lastRenderedPageBreak/>
         <w:t>5. ADVANCED REGRESSION DEFENSE SYSTEM v4.0.1</w:t>
       </w:r>
     </w:p>
@@ -3003,6 +3001,7 @@
     </w:p>
     <w:p>
       <w:r>
+        <w:lastRenderedPageBreak/>
         <w:t xml:space="preserve">    '</w:t>
       </w:r>
       <w:proofErr w:type="spellStart"/>
@@ -3136,7 +3135,6 @@
     </w:p>
     <w:p>
       <w:r>
-        <w:lastRenderedPageBreak/>
         <w:t xml:space="preserve">        'detection': 'position.sl == 0.0 AND </w:t>
       </w:r>
       <w:proofErr w:type="spellStart"/>
@@ -3459,6 +3457,7 @@
     </w:p>
     <w:p>
       <w:r>
+        <w:lastRenderedPageBreak/>
         <w:t xml:space="preserve">    </w:t>
       </w:r>
       <w:r>
@@ -3524,7 +3523,6 @@
     </w:p>
     <w:p>
       <w:r>
-        <w:lastRenderedPageBreak/>
         <w:t xml:space="preserve">    </w:t>
       </w:r>
     </w:p>
@@ -3560,11 +3558,11 @@
         <w:tblLook w:val="04A0" w:firstRow="1" w:lastRow="0" w:firstColumn="1" w:lastColumn="0" w:noHBand="0" w:noVBand="1"/>
       </w:tblPr>
       <w:tblGrid>
-        <w:gridCol w:w="1677"/>
+        <w:gridCol w:w="2133"/>
         <w:gridCol w:w="2266"/>
-        <w:gridCol w:w="1856"/>
-        <w:gridCol w:w="1921"/>
-        <w:gridCol w:w="1640"/>
+        <w:gridCol w:w="2116"/>
+        <w:gridCol w:w="2397"/>
+        <w:gridCol w:w="1888"/>
       </w:tblGrid>
       <w:tr>
         <w:trPr>
@@ -4241,22 +4239,22 @@
     <w:p/>
     <w:p>
       <w:r>
+        <w:t>RULE 1: STAGE_0 = 30-pip fixed stop, ALWAYS SET ON ENTRY</w:t>
+      </w:r>
+    </w:p>
+    <w:p>
+      <w:r>
+        <w:t>RULE 2: If no SL exists, SET SL IMMEDIATELY (Safety First Protocol)</w:t>
+      </w:r>
+    </w:p>
+    <w:p>
+      <w:r>
+        <w:t>RULE 3: If SL exists, only change if NEW SL provides BETTER protection</w:t>
+      </w:r>
+    </w:p>
+    <w:p>
+      <w:r>
         <w:lastRenderedPageBreak/>
-        <w:t>RULE 1: STAGE_0 = 30-pip fixed stop, ALWAYS SET ON ENTRY</w:t>
-      </w:r>
-    </w:p>
-    <w:p>
-      <w:r>
-        <w:t>RULE 2: If no SL exists, SET SL IMMEDIATELY (Safety First Protocol)</w:t>
-      </w:r>
-    </w:p>
-    <w:p>
-      <w:r>
-        <w:t>RULE 3: If SL exists, only change if NEW SL provides BETTER protection</w:t>
-      </w:r>
-    </w:p>
-    <w:p>
-      <w:r>
         <w:t>RULE 4: If values are identical (±0.00001), DO NOT MODIFY (avoid ping-pong)</w:t>
       </w:r>
     </w:p>
@@ -4640,7 +4638,6 @@
     </w:p>
     <w:p>
       <w:r>
-        <w:lastRenderedPageBreak/>
         <w:t xml:space="preserve">        return </w:t>
       </w:r>
       <w:proofErr w:type="spellStart"/>
@@ -4769,6 +4766,7 @@
           <w:b/>
           <w:bCs/>
         </w:rPr>
+        <w:lastRenderedPageBreak/>
         <w:t>Act</w:t>
       </w:r>
       <w:r>
@@ -5198,7 +5196,6 @@
           <w:b/>
           <w:bCs/>
         </w:rPr>
-        <w:lastRenderedPageBreak/>
         <w:t>TC-SL-005</w:t>
       </w:r>
       <w:r>
@@ -5329,6 +5326,7 @@
     </w:p>
     <w:p>
       <w:r>
+        <w:lastRenderedPageBreak/>
         <w:t xml:space="preserve">    '</w:t>
       </w:r>
       <w:proofErr w:type="spellStart"/>
@@ -5673,7 +5671,6 @@
     </w:p>
     <w:p>
       <w:r>
-        <w:lastRenderedPageBreak/>
         <w:t xml:space="preserve">    </w:t>
       </w:r>
       <w:r>
@@ -5907,6 +5904,7 @@
           <w:b/>
           <w:bCs/>
         </w:rPr>
+        <w:lastRenderedPageBreak/>
         <w:t>SAFETY CRITICAL</w:t>
       </w:r>
       <w:r>
@@ -6075,7 +6073,6 @@
     </w:p>
     <w:p>
       <w:r>
-        <w:lastRenderedPageBreak/>
         <w:t xml:space="preserve">        '</w:t>
       </w:r>
       <w:proofErr w:type="spellStart"/>
@@ -6350,6 +6347,7 @@
     </w:p>
     <w:p>
       <w:r>
+        <w:lastRenderedPageBreak/>
         <w:t>}</w:t>
       </w:r>
     </w:p>
@@ -6478,7 +6476,6 @@
     </w:p>
     <w:p>
       <w:r>
-        <w:lastRenderedPageBreak/>
         <w:t xml:space="preserve">    '</w:t>
       </w:r>
       <w:proofErr w:type="spellStart"/>
@@ -6706,10 +6703,10 @@
         <w:tblLook w:val="04A0" w:firstRow="1" w:lastRow="0" w:firstColumn="1" w:lastColumn="0" w:noHBand="0" w:noVBand="1"/>
       </w:tblPr>
       <w:tblGrid>
-        <w:gridCol w:w="2245"/>
-        <w:gridCol w:w="3344"/>
+        <w:gridCol w:w="2608"/>
+        <w:gridCol w:w="3992"/>
         <w:gridCol w:w="1472"/>
-        <w:gridCol w:w="2299"/>
+        <w:gridCol w:w="2728"/>
       </w:tblGrid>
       <w:tr>
         <w:trPr>
@@ -6732,6 +6729,7 @@
           </w:tcPr>
           <w:p>
             <w:r>
+              <w:lastRenderedPageBreak/>
               <w:t>Conflict Scenario</w:t>
             </w:r>
           </w:p>
@@ -7148,7 +7146,6 @@
           </w:tcPr>
           <w:p>
             <w:r>
-              <w:lastRenderedPageBreak/>
               <w:t>Hysteresis vs Defense</w:t>
             </w:r>
           </w:p>
@@ -7529,6 +7526,7 @@
     </w:p>
     <w:p>
       <w:r>
+        <w:lastRenderedPageBreak/>
         <w:t xml:space="preserve">        'priority': 'MEDIUM'</w:t>
       </w:r>
     </w:p>
@@ -7562,7 +7560,6 @@
     </w:p>
     <w:p>
       <w:r>
-        <w:lastRenderedPageBreak/>
         <w:t xml:space="preserve">        'action': '</w:t>
       </w:r>
       <w:proofErr w:type="spellStart"/>
@@ -7918,6 +7915,7 @@
     </w:p>
     <w:p>
       <w:r>
+        <w:lastRenderedPageBreak/>
         <w:t xml:space="preserve">        '</w:t>
       </w:r>
       <w:proofErr w:type="spellStart"/>
@@ -7936,7 +7934,6 @@
     </w:p>
     <w:p>
       <w:r>
-        <w:lastRenderedPageBreak/>
         <w:t xml:space="preserve">        'priority': 'HIGHEST'</w:t>
       </w:r>
     </w:p>
@@ -8258,7 +8255,6 @@
           <w:b/>
           <w:bCs/>
         </w:rPr>
-        <w:lastRenderedPageBreak/>
         <w:t>Regression Detection</w:t>
       </w:r>
       <w:r>
@@ -8295,6 +8291,7 @@
           <w:b/>
           <w:bCs/>
         </w:rPr>
+        <w:lastRenderedPageBreak/>
         <w:t>Profit Protection</w:t>
       </w:r>
       <w:r>
@@ -8697,7 +8694,6 @@
         </w:numPr>
       </w:pPr>
       <w:r>
-        <w:lastRenderedPageBreak/>
         <w:t>Complete failure of protection system</w:t>
       </w:r>
     </w:p>
@@ -8794,6 +8790,7 @@
           <w:b/>
           <w:bCs/>
         </w:rPr>
+        <w:lastRenderedPageBreak/>
         <w:t>Audit trail</w:t>
       </w:r>
       <w:r>
@@ -9135,7 +9132,6 @@
     </w:p>
     <w:p>
       <w:r>
-        <w:lastRenderedPageBreak/>
         <w:t xml:space="preserve">    v4_data = </w:t>
       </w:r>
       <w:proofErr w:type="spellStart"/>
@@ -9244,6 +9240,7 @@
     </w:p>
     <w:p>
       <w:r>
+        <w:lastRenderedPageBreak/>
         <w:t xml:space="preserve">        data['</w:t>
       </w:r>
       <w:proofErr w:type="spellStart"/>
@@ -9510,7 +9507,6 @@
         </w:numPr>
       </w:pPr>
       <w:r>
-        <w:lastRenderedPageBreak/>
         <w:t>MT5 terminal connection</w:t>
       </w:r>
     </w:p>
@@ -9656,6 +9652,7 @@
     <w:p>
       <w:proofErr w:type="spellStart"/>
       <w:r>
+        <w:lastRenderedPageBreak/>
         <w:t>json</w:t>
       </w:r>
       <w:proofErr w:type="spellEnd"/>
@@ -9859,7 +9856,6 @@
         </w:numPr>
       </w:pPr>
       <w:r>
-        <w:lastRenderedPageBreak/>
         <w:t>Must log all SL modification attempts with before/after values</w:t>
       </w:r>
     </w:p>
@@ -10073,6 +10069,7 @@
           <w:b/>
           <w:bCs/>
         </w:rPr>
+        <w:lastRenderedPageBreak/>
         <w:t>MT5 modification errors</w:t>
       </w:r>
       <w:r>
@@ -10224,7 +10221,6 @@
     </w:p>
     <w:p>
       <w:r>
-        <w:lastRenderedPageBreak/>
         <w:t>TC-DEF-001 to TC-DEF-008: Defense Activation Tests</w:t>
       </w:r>
     </w:p>
@@ -10311,7 +10307,7 @@
     <w:p>
       <w:r>
         <w:pict w14:anchorId="260E89C4">
-          <v:rect id="_x0000_i1033" style="width:0;height:.75pt" o:hralign="center" o:hrstd="t" o:hr="t" fillcolor="#a0a0a0" stroked="f"/>
+          <v:rect id="_x0000_i1025" style="width:0;height:.75pt" o:hralign="center" o:hrstd="t" o:hr="t" fillcolor="#a0a0a0" stroked="f"/>
         </w:pict>
       </w:r>
     </w:p>
@@ -10382,7 +10378,7 @@
     <w:p/>
     <w:sectPr>
       <w:pgSz w:w="12240" w:h="15840"/>
-      <w:pgMar w:top="1440" w:right="1440" w:bottom="1440" w:left="1440" w:header="720" w:footer="720" w:gutter="0"/>
+      <w:pgMar w:top="720" w:right="720" w:bottom="720" w:left="720" w:header="720" w:footer="720" w:gutter="0"/>
       <w:cols w:space="720"/>
       <w:docGrid w:linePitch="360"/>
     </w:sectPr>
@@ -42115,6 +42111,7 @@
   <w:style w:type="character" w:default="1" w:styleId="DefaultParagraphFont">
     <w:name w:val="Default Paragraph Font"/>
     <w:uiPriority w:val="1"/>
+    <w:semiHidden/>
     <w:unhideWhenUsed/>
   </w:style>
   <w:style w:type="table" w:default="1" w:styleId="TableNormal">
